--- a/tillsyn/A 6809-2026 tillsynsbegäran.docx
+++ b/tillsyn/A 6809-2026 tillsynsbegäran.docx
@@ -716,7 +716,7 @@
     <w:r>
       <w:tab/>
       <w:tab/>
-      <w:t>2026-02-21</w:t>
+      <w:t>2026-02-22</w:t>
       <w:br/>
       <w:br/>
     </w:r>

--- a/tillsyn/A 6809-2026 tillsynsbegäran.docx
+++ b/tillsyn/A 6809-2026 tillsynsbegäran.docx
@@ -716,7 +716,7 @@
     <w:r>
       <w:tab/>
       <w:tab/>
-      <w:t>2026-02-22</w:t>
+      <w:t>2026-02-23</w:t>
       <w:br/>
       <w:br/>
     </w:r>

--- a/tillsyn/A 6809-2026 tillsynsbegäran.docx
+++ b/tillsyn/A 6809-2026 tillsynsbegäran.docx
@@ -716,7 +716,7 @@
     <w:r>
       <w:tab/>
       <w:tab/>
-      <w:t>2026-02-23</w:t>
+      <w:t>2026-02-24</w:t>
       <w:br/>
       <w:br/>
     </w:r>

--- a/tillsyn/A 6809-2026 tillsynsbegäran.docx
+++ b/tillsyn/A 6809-2026 tillsynsbegäran.docx
@@ -716,7 +716,7 @@
     <w:r>
       <w:tab/>
       <w:tab/>
-      <w:t>2026-02-24</w:t>
+      <w:t>2026-02-25</w:t>
       <w:br/>
       <w:br/>
     </w:r>

--- a/tillsyn/A 6809-2026 tillsynsbegäran.docx
+++ b/tillsyn/A 6809-2026 tillsynsbegäran.docx
@@ -716,7 +716,7 @@
     <w:r>
       <w:tab/>
       <w:tab/>
-      <w:t>2026-02-25</w:t>
+      <w:t>2026-02-26</w:t>
       <w:br/>
       <w:br/>
     </w:r>

--- a/tillsyn/A 6809-2026 tillsynsbegäran.docx
+++ b/tillsyn/A 6809-2026 tillsynsbegäran.docx
@@ -716,7 +716,7 @@
     <w:r>
       <w:tab/>
       <w:tab/>
-      <w:t>2026-02-26</w:t>
+      <w:t>2026-02-28</w:t>
       <w:br/>
       <w:br/>
     </w:r>

--- a/tillsyn/A 6809-2026 tillsynsbegäran.docx
+++ b/tillsyn/A 6809-2026 tillsynsbegäran.docx
@@ -716,7 +716,7 @@
     <w:r>
       <w:tab/>
       <w:tab/>
-      <w:t>2026-02-28</w:t>
+      <w:t>2026-03-01</w:t>
       <w:br/>
       <w:br/>
     </w:r>

--- a/tillsyn/A 6809-2026 tillsynsbegäran.docx
+++ b/tillsyn/A 6809-2026 tillsynsbegäran.docx
@@ -716,7 +716,7 @@
     <w:r>
       <w:tab/>
       <w:tab/>
-      <w:t>2026-03-01</w:t>
+      <w:t>2026-03-02</w:t>
       <w:br/>
       <w:br/>
     </w:r>

--- a/tillsyn/A 6809-2026 tillsynsbegäran.docx
+++ b/tillsyn/A 6809-2026 tillsynsbegäran.docx
@@ -202,7 +202,7 @@
         <w:rPr>
           <w:i/>
         </w:rPr>
-        <w:t xml:space="preserve"> 9070 Trädklädd betesmark </w:t>
+        <w:t xml:space="preserve"> 9070 Trädklädd betesmark</w:t>
       </w:r>
       <w:r>
         <w:t xml:space="preserve"> (SLU Artdatabanken, 2024).</w:t>
@@ -716,7 +716,7 @@
     <w:r>
       <w:tab/>
       <w:tab/>
-      <w:t>2026-03-02</w:t>
+      <w:t>2026-03-03</w:t>
       <w:br/>
       <w:br/>
     </w:r>

--- a/tillsyn/A 6809-2026 tillsynsbegäran.docx
+++ b/tillsyn/A 6809-2026 tillsynsbegäran.docx
@@ -716,7 +716,7 @@
     <w:r>
       <w:tab/>
       <w:tab/>
-      <w:t>2026-03-03</w:t>
+      <w:t>2026-03-04</w:t>
       <w:br/>
       <w:br/>
     </w:r>

--- a/tillsyn/A 6809-2026 tillsynsbegäran.docx
+++ b/tillsyn/A 6809-2026 tillsynsbegäran.docx
@@ -716,7 +716,7 @@
     <w:r>
       <w:tab/>
       <w:tab/>
-      <w:t>2026-03-04</w:t>
+      <w:t>2026-03-05</w:t>
       <w:br/>
       <w:br/>
     </w:r>

--- a/tillsyn/A 6809-2026 tillsynsbegäran.docx
+++ b/tillsyn/A 6809-2026 tillsynsbegäran.docx
@@ -716,7 +716,7 @@
     <w:r>
       <w:tab/>
       <w:tab/>
-      <w:t>2026-03-05</w:t>
+      <w:t>2026-03-06</w:t>
       <w:br/>
       <w:br/>
     </w:r>

--- a/tillsyn/A 6809-2026 tillsynsbegäran.docx
+++ b/tillsyn/A 6809-2026 tillsynsbegäran.docx
@@ -716,7 +716,7 @@
     <w:r>
       <w:tab/>
       <w:tab/>
-      <w:t>2026-03-06</w:t>
+      <w:t>2026-03-07</w:t>
       <w:br/>
       <w:br/>
     </w:r>

--- a/tillsyn/A 6809-2026 tillsynsbegäran.docx
+++ b/tillsyn/A 6809-2026 tillsynsbegäran.docx
@@ -716,7 +716,7 @@
     <w:r>
       <w:tab/>
       <w:tab/>
-      <w:t>2026-03-13</w:t>
+      <w:t>2026-03-16</w:t>
       <w:br/>
       <w:br/>
     </w:r>

--- a/tillsyn/A 6809-2026 tillsynsbegäran.docx
+++ b/tillsyn/A 6809-2026 tillsynsbegäran.docx
@@ -716,7 +716,7 @@
     <w:r>
       <w:tab/>
       <w:tab/>
-      <w:t>2026-03-16</w:t>
+      <w:t>2026-03-17</w:t>
       <w:br/>
       <w:br/>
     </w:r>

--- a/tillsyn/A 6809-2026 tillsynsbegäran.docx
+++ b/tillsyn/A 6809-2026 tillsynsbegäran.docx
@@ -716,7 +716,7 @@
     <w:r>
       <w:tab/>
       <w:tab/>
-      <w:t>2026-03-17</w:t>
+      <w:t>2026-03-18</w:t>
       <w:br/>
       <w:br/>
     </w:r>

--- a/tillsyn/A 6809-2026 tillsynsbegäran.docx
+++ b/tillsyn/A 6809-2026 tillsynsbegäran.docx
@@ -716,7 +716,7 @@
     <w:r>
       <w:tab/>
       <w:tab/>
-      <w:t>2026-03-18</w:t>
+      <w:t>2026-03-19</w:t>
       <w:br/>
       <w:br/>
     </w:r>

--- a/tillsyn/A 6809-2026 tillsynsbegäran.docx
+++ b/tillsyn/A 6809-2026 tillsynsbegäran.docx
@@ -716,7 +716,7 @@
     <w:r>
       <w:tab/>
       <w:tab/>
-      <w:t>2026-03-19</w:t>
+      <w:t>2026-03-20</w:t>
       <w:br/>
       <w:br/>
     </w:r>

--- a/tillsyn/A 6809-2026 tillsynsbegäran.docx
+++ b/tillsyn/A 6809-2026 tillsynsbegäran.docx
@@ -716,7 +716,7 @@
     <w:r>
       <w:tab/>
       <w:tab/>
-      <w:t>2026-03-20</w:t>
+      <w:t>2026-03-21</w:t>
       <w:br/>
       <w:br/>
     </w:r>

--- a/tillsyn/A 6809-2026 tillsynsbegäran.docx
+++ b/tillsyn/A 6809-2026 tillsynsbegäran.docx
@@ -716,7 +716,7 @@
     <w:r>
       <w:tab/>
       <w:tab/>
-      <w:t>2026-03-21</w:t>
+      <w:t>2026-03-22</w:t>
       <w:br/>
       <w:br/>
     </w:r>

--- a/tillsyn/A 6809-2026 tillsynsbegäran.docx
+++ b/tillsyn/A 6809-2026 tillsynsbegäran.docx
@@ -716,7 +716,7 @@
     <w:r>
       <w:tab/>
       <w:tab/>
-      <w:t>2026-03-22</w:t>
+      <w:t>2026-03-23</w:t>
       <w:br/>
       <w:br/>
     </w:r>

--- a/tillsyn/A 6809-2026 tillsynsbegäran.docx
+++ b/tillsyn/A 6809-2026 tillsynsbegäran.docx
@@ -716,7 +716,7 @@
     <w:r>
       <w:tab/>
       <w:tab/>
-      <w:t>2026-03-23</w:t>
+      <w:t>2026-03-24</w:t>
       <w:br/>
       <w:br/>
     </w:r>

--- a/tillsyn/A 6809-2026 tillsynsbegäran.docx
+++ b/tillsyn/A 6809-2026 tillsynsbegäran.docx
@@ -716,7 +716,7 @@
     <w:r>
       <w:tab/>
       <w:tab/>
-      <w:t>2026-03-24</w:t>
+      <w:t>2026-03-25</w:t>
       <w:br/>
       <w:br/>
     </w:r>

--- a/tillsyn/A 6809-2026 tillsynsbegäran.docx
+++ b/tillsyn/A 6809-2026 tillsynsbegäran.docx
@@ -716,7 +716,7 @@
     <w:r>
       <w:tab/>
       <w:tab/>
-      <w:t>2026-03-25</w:t>
+      <w:t>2026-03-26</w:t>
       <w:br/>
       <w:br/>
     </w:r>

--- a/tillsyn/A 6809-2026 tillsynsbegäran.docx
+++ b/tillsyn/A 6809-2026 tillsynsbegäran.docx
@@ -7,7 +7,7 @@
         <w:pStyle w:val="Title"/>
       </w:pPr>
       <w:r>
-        <w:t>Tillsynsbegäran – information om höga naturvärden i avverkningsanmälan A 6809-2026 i Härjedalens kommun</w:t>
+        <w:t>Tillsynsbegäran – information om höga naturvärden och fridlysta arter i avverkningsanmälan A 6809-2026 i Härjedalens kommun</w:t>
       </w:r>
     </w:p>
     <w:p>
@@ -22,7 +22,7 @@
     </w:p>
     <w:p>
       <w:r>
-        <w:t>Nedan beskrivs fynd av naturvårdsarter som gjorts i det avverkningsanmälda området. I BILAGA 1 finns artfakta om rödlistade arter.</w:t>
+        <w:t>Nedan beskrivs fynd av naturvårdsarter och fridlysta arter som gjorts i det avverkningsanmälda området. I BILAGA 1 finns artfakta om fridlysta och rödlistade arter.</w:t>
       </w:r>
     </w:p>
     <w:p>
@@ -35,7 +35,7 @@
     </w:p>
     <w:p>
       <w:r>
-        <w:t>I avverkningsanmälan har följande 15 naturvårdsarter hittats: blå taggsvamp (NT), dvärgbägarlav (NT), garnlav (NT), knottrig blåslav (NT), lunglav (NT), mörk kolflarnlav (NT), orange taggsvamp (NT), rosenticka (NT), skrovlig taggsvamp (NT), ullticka (NT), vedflamlav (NT), bårdlav (S), dropptaggsvamp (S), skarp dropptaggsvamp (S) och stuplav (S). Av dessa är 11 rödlistade. För rödlistade arter har rödlistekategorin angivits inom parentes. Arter som är signalarter enligt Skogsstyrelsen har markerats med (S).</w:t>
+        <w:t>I avverkningsanmälan har följande 19 naturvårdsarter hittats: blå taggsvamp (NT), blågrå svartspik (NT), dvärgbägarlav (NT), garnlav (NT), knottrig blåslav (NT), lunglav (NT), mörk kolflarnlav (NT), orange taggsvamp (NT), rosenticka (NT), skrovlig taggsvamp (NT), talltita (NT, §4), ullticka (NT), vedflamlav (NT), vedskivlav (NT), violettgrå tagellav (NT), bårdlav (S), dropptaggsvamp (S), skarp dropptaggsvamp (S) och stuplav (S). Av dessa är 15 rödlistade. För rödlistade arter har rödlistekategorin angivits inom parentes. Arter som är signalarter enligt Skogsstyrelsen har markerats med (S). För fridlysta arter anges även paragrafen i Artskyddsförordningen som arten är fridlyst enligt.</w:t>
       </w:r>
     </w:p>
     <w:p>
@@ -95,6 +95,17 @@
         <w:rPr>
           <w:b/>
         </w:rPr>
+        <w:t>Blågrå svartspik (NT)</w:t>
+      </w:r>
+      <w:r>
+        <w:t xml:space="preserve"> växer på torr, hård ved av gamla, solbelysta torrakor, högstubbar av tall och grova döda grenar på levande tallar i öppna bestånd av naturskogskaraktär. Nästan alltid rör det sig om tjärrika torrträd och högstubbar (töreved, keloträd) som kan vara en bra bit över hundra år, i vissa fall sannolikt hundratals år gamla. Skogsbruk är idag det allvarligaste hotet. Ett långsiktigt hot är att nybildningen av gamla torrakor och högstubbar är en långsam process vilken ofta är beroende av skogsbrand. Nytt substrat bildas numera sannolikt nästan inte alls då antalet naturliga skogsbränder har minskat drastiskt på grund av effektivare brandbekämpning. Döda träd som lämnas efter avverkning är inte lämpliga för arten, eftersom dessa träd inte varit utsatta för skogsbrand och bildat tjärrik ved. Skogsbruksåtgärder på eller i närheten av växtplatserna bör undvikas. Naturskogsartade skogar med förekomst av arten indikerar höga biologiska värden och bör bevaras. Blågrå svartspik har en mycket begränsad utbredning utanför de nordiska länderna varför dessa länder har ett speciellt ansvar för arten (SLU Artdatabanken, 2024).</w:t>
+      </w:r>
+    </w:p>
+    <w:p>
+      <w:r>
+        <w:rPr>
+          <w:b/>
+        </w:rPr>
         <w:t xml:space="preserve">Blå taggsvamp (NT) </w:t>
       </w:r>
       <w:r>
@@ -442,6 +453,89 @@
       </w:r>
       <w:r>
         <w:t xml:space="preserve"> växer på gammal hård och torr, exponerad kärnved av tall, främst på högstubbar i ljusöppna lägen, t.ex. vid och på myrar, sjökanter, i glesa hällmarkskogar och i brandpräglade tallnaturskogar. Substratet nyskapas i begränsad omfattning och arten är en utmärkt indikator på höga naturvärden i denna skogstyp. Tall- och barrblandskogar med naturskogskaraktär och spår av bränder har ofta höga biologiska värden och bör skyddas (SLU Artdatabanken, 2024).</w:t>
+      </w:r>
+    </w:p>
+    <w:p>
+      <w:r>
+        <w:rPr>
+          <w:b/>
+        </w:rPr>
+        <w:t>Vedskivlav (NT)</w:t>
+      </w:r>
+      <w:r>
+        <w:t xml:space="preserve"> växer på gammal, torr, exponerad, hård kärnved av framförallt tall i naturskogsartade bestånd. Avverkning av tallskog av naturskogskaraktär med spår av återkommande bränder är ett hot. Mängden lämplig ved att växa på för vedskivlav minskar, dels på grund av naturlig nedbrytning men framförallt på grund av att de förstörs i samband med slutavverkningar, gallringar och markberedning. Tall- och blandbarrskogar av naturskogskaraktär med spår av återkommande bränder bör skyddas. Vedskivlav är typisk art för </w:t>
+      </w:r>
+      <w:r>
+        <w:rPr>
+          <w:i/>
+        </w:rPr>
+        <w:t>9010 Taiga</w:t>
+      </w:r>
+      <w:r>
+        <w:t xml:space="preserve"> (SLU Artdatabanken, 2024).</w:t>
+      </w:r>
+    </w:p>
+    <w:p>
+      <w:r>
+        <w:rPr>
+          <w:b/>
+        </w:rPr>
+        <w:t>Violettgrå tagellav (NT)</w:t>
+      </w:r>
+      <w:r>
+        <w:t xml:space="preserve"> växer nästan uteslutande i gamla olikåldriga barrnaturskogar med lång skoglig kontinuitet och är en utmärkt signal på skog med höga naturvärden. Slutavverkning av tidigare aldrig slutavverkad skog (kontinuitetsskog) är det största hotet. Biotopen nyskapas i begränsad omfattning och barrskog äldre än 160 år, där den violettgrå tagellaven huvudsakligen påträffas har minskat med 50% de senaste 50 åren. Lågproduktiv skogsmark där laven förekommer bör undantas från skogsbruk och rika förekomster i äldre granskog bör skyddas. Arten är känslig för uttorkning och det är väsentligt att tillräckligt stora bestånd avsätts. Violettgrå tagellav är typisk art för </w:t>
+      </w:r>
+      <w:r>
+        <w:rPr>
+          <w:i/>
+        </w:rPr>
+        <w:t>9010 Taiga</w:t>
+      </w:r>
+      <w:r>
+        <w:t xml:space="preserve"> (SLU Artdatabanken, 2024; Nitare &amp; Skogsstyrelsen, 2019).</w:t>
+      </w:r>
+    </w:p>
+    <w:p>
+      <w:pPr>
+        <w:pStyle w:val="Heading1"/>
+      </w:pPr>
+      <w:r>
+        <w:t>Fridlysta arter</w:t>
+      </w:r>
+    </w:p>
+    <w:p>
+      <w:r>
+        <w:t>Följande fridlysta arter har sina livsmiljöer och växtplatser i den avverkningsanmälda skogen: talltita (NT, §4).</w:t>
+      </w:r>
+    </w:p>
+    <w:p>
+      <w:r>
+        <w:t xml:space="preserve">Observera att medlemsländerna är skyldiga att agera i enlighet med EU:s fågeldirektiv där det uttryckligen står att direktivet gäller för fåglar samt för deras ägg, bon och </w:t>
+      </w:r>
+      <w:r>
+        <w:rPr>
+          <w:b/>
+        </w:rPr>
+        <w:t xml:space="preserve">livsmiljöer </w:t>
+      </w:r>
+      <w:r>
+        <w:t>(artikel 1). Vidare att de åtgärder som vidtas inte får leda till en försämring av den nuvarande situationen beträffande bevarandet av de fågelarter som avses i artikel 1 (artikel 13). Fågeldirektivet är styrande för tillsynsansvariga myndigheters ärendehantering, ställningstaganden och beslutsfattande.</w:t>
+      </w:r>
+    </w:p>
+    <w:p>
+      <w:r>
+        <w:rPr>
+          <w:b/>
+        </w:rPr>
+        <w:t>Talltita (NT, §4)</w:t>
+      </w:r>
+      <w:r>
+        <w:t>, rödlistad som nära hotad och prioriterad art i Skogsvårdslagen, har häckningsrevir i anmälan. Arten har minskat kraftigt de senaste 30 åren och minskningstakten innevarande 10-årsperiod beräknas till 20 (10–30) %. Talltitan är synnerligen trogen sitt cirka 15 hektar stora revir och är beroende av flerskiktade olikåldriga skogar för att kunna föda upp sina ungar. Talltitan försvinner om dess livsmiljö kalavverkas (Eggers &amp; Low, 2014; Ekman, 1979; Griesser et al, 2007; Klein, 2020; Siffczyk et al, 2003; SLU Artdatabanken, 2021).</w:t>
+      </w:r>
+    </w:p>
+    <w:p>
+      <w:r>
+        <w:t>I BILAGA 1 finns mer detaljerad information om ekologi samt krav på livsmiljö hos fridlysta arter.</w:t>
       </w:r>
     </w:p>
     <w:p>
@@ -454,7 +548,9 @@
         <w:pStyle w:val="Title"/>
       </w:pPr>
       <w:r>
-        <w:t>BILAGA 1 – Rödlistade arter</w:t>
+        <w:t>BILAGA 1 –</w:t>
+        <w:br/>
+        <w:t>Fridlysta och rödlistade arter</w:t>
       </w:r>
     </w:p>
     <w:p>
@@ -586,6 +682,126 @@
       </w:r>
       <w:r>
         <w:t>https://www.slu.se/artdatabanken/arter-och-natur/artiklar/over-20-nya-lavparasiter-for-sverige/</w:t>
+      </w:r>
+    </w:p>
+    <w:p>
+      <w:pPr>
+        <w:pStyle w:val="Heading1"/>
+      </w:pPr>
+      <w:r>
+        <w:t>Talltita – ekologi samt krav på livsmiljön</w:t>
+      </w:r>
+    </w:p>
+    <w:p>
+      <w:r>
+        <w:t>Talltita är rödlistad som NT, fridlyst och prioriterad art i Skogsvårdslagen. Den omfattas av EU:s fågeldirektiv. Arten har minskat kraftigt de senaste 30 åren och minskningstakten innevarande 10-årsperiod beräknas till 20 (10–30) % (SLU Artdatabanken, 2022).</w:t>
+      </w:r>
+    </w:p>
+    <w:p>
+      <w:r>
+        <w:t>Talltita föredrar större sammanhängande barrskogar, och finns såväl i tallskog som granskog och i lövblandad barrskog. Skogens struktur är viktig och ska helst vara flerskiktad med riklig underväxt av mindre granar, björk och andra lövträd och buskar. Tillgång på murknande högstubbar är särskilt viktig, eftersom talltitan helst själv hackar ut sitt bohål (SLU Artdatabanken, 2022).</w:t>
+      </w:r>
+    </w:p>
+    <w:p>
+      <w:r>
+        <w:t>Det finns flera studier som visar att talltita är känslig för gallring och inte överlever när dess livsmiljö kalavverkas (Eggers and Low, 2014; Griesser et al., 2007; Klein, 2020). Talltitans revir är förhållandevis stora, 10–20 hektar och arten missgynnas när skogen fragmenteras. Kalavverkning av större delar av reviret innebär att det överges (Artdatabanken, 2021).</w:t>
+      </w:r>
+    </w:p>
+    <w:p>
+      <w:r>
+        <w:t>Talltitan är synnerligen trogen sitt revir så länge paret lever och biotopen förblir intakt. Paret stannar i sitt revir året om. En förlust av ett revir har därför en stor inverkan på den lokala populationen och trakthyggesbruket anses vara orsak till den svenska populationens kraftiga minskning. Talltiteparets revirtrohet innebär att närhelst under året man observerar en adult talltita så ingår denna plats i reviret (Siffczyk et al., 2003; Ekman, 1979).</w:t>
+      </w:r>
+    </w:p>
+    <w:p>
+      <w:pPr>
+        <w:pStyle w:val="Heading2"/>
+      </w:pPr>
+      <w:r>
+        <w:t>Referenser – talltita</w:t>
+      </w:r>
+    </w:p>
+    <w:p>
+      <w:r>
+        <w:t xml:space="preserve">Eggers, S., Low, M., 2014. </w:t>
+      </w:r>
+      <w:r>
+        <w:rPr>
+          <w:i/>
+        </w:rPr>
+        <w:t xml:space="preserve">Differential demographic responses of sympatric Parids to vegetation management in boreal forest. </w:t>
+      </w:r>
+      <w:r>
+        <w:t>For. Ecol. Manage. 319, 169–175.</w:t>
+      </w:r>
+    </w:p>
+    <w:p>
+      <w:r>
+        <w:t xml:space="preserve">Ekman, J., 1979. </w:t>
+      </w:r>
+      <w:r>
+        <w:rPr>
+          <w:i/>
+        </w:rPr>
+        <w:t xml:space="preserve">Coherence, composition and territories of winter social groups of the Willow Tit Parus montanus and the Crested Tit P. cristatus. </w:t>
+      </w:r>
+      <w:r>
+        <w:t>Ornis Scandinavica, 10, pp 56–68</w:t>
+      </w:r>
+    </w:p>
+    <w:p>
+      <w:r>
+        <w:t xml:space="preserve">Griesser, M., Nystrand, M., Eggers, S., Ekman, J., 2007. </w:t>
+      </w:r>
+      <w:r>
+        <w:rPr>
+          <w:i/>
+        </w:rPr>
+        <w:t xml:space="preserve">Impact of forestry practices on fitness correlates and population productivity in an open-nesting bird species. </w:t>
+      </w:r>
+      <w:r>
+        <w:t>Conserv. Biol. 21, 767–774. https://doi.org/10.1111/j.1523- 1739.2007.00675.x</w:t>
+      </w:r>
+    </w:p>
+    <w:p>
+      <w:r>
+        <w:t xml:space="preserve">Klein, J., 2020. </w:t>
+      </w:r>
+      <w:r>
+        <w:rPr>
+          <w:i/>
+        </w:rPr>
+        <w:t xml:space="preserve">The forgotten forest – On thinning, retention, and biodiversity in the boreal forest. </w:t>
+      </w:r>
+      <w:r>
+        <w:t>Doctoral Thesis No. 2020:50</w:t>
+      </w:r>
+    </w:p>
+    <w:p>
+      <w:r>
+        <w:t xml:space="preserve">Siffczyk, C., Brotons, L., Kangas, K., Orell, M., 2003. </w:t>
+      </w:r>
+      <w:r>
+        <w:rPr>
+          <w:i/>
+        </w:rPr>
+        <w:t xml:space="preserve">Home range size of willow tits. </w:t>
+      </w:r>
+      <w:r>
+        <w:t>Oecologica, 136, 635–642 (2003)</w:t>
+      </w:r>
+    </w:p>
+    <w:p>
+      <w:r>
+        <w:t xml:space="preserve">SLU Artdatabanken, 2021. </w:t>
+      </w:r>
+      <w:r>
+        <w:rPr>
+          <w:i/>
+        </w:rPr>
+        <w:t xml:space="preserve">Artfaktablad. Naturvård – artfakta. </w:t>
+      </w:r>
+      <w:r>
+        <w:t>SLU Artdatabanken, Uppsala</w:t>
       </w:r>
     </w:p>
     <w:sectPr>
@@ -716,7 +932,7 @@
     <w:r>
       <w:tab/>
       <w:tab/>
-      <w:t>2026-03-26</w:t>
+      <w:t>2026-03-27</w:t>
       <w:br/>
       <w:br/>
     </w:r>

--- a/tillsyn/A 6809-2026 tillsynsbegäran.docx
+++ b/tillsyn/A 6809-2026 tillsynsbegäran.docx
@@ -932,7 +932,7 @@
     <w:r>
       <w:tab/>
       <w:tab/>
-      <w:t>2026-03-27</w:t>
+      <w:t>2026-03-28</w:t>
       <w:br/>
       <w:br/>
     </w:r>

--- a/tillsyn/A 6809-2026 tillsynsbegäran.docx
+++ b/tillsyn/A 6809-2026 tillsynsbegäran.docx
@@ -932,7 +932,7 @@
     <w:r>
       <w:tab/>
       <w:tab/>
-      <w:t>2026-03-28</w:t>
+      <w:t>2026-03-29</w:t>
       <w:br/>
       <w:br/>
     </w:r>

--- a/tillsyn/A 6809-2026 tillsynsbegäran.docx
+++ b/tillsyn/A 6809-2026 tillsynsbegäran.docx
@@ -932,7 +932,7 @@
     <w:r>
       <w:tab/>
       <w:tab/>
-      <w:t>2026-03-29</w:t>
+      <w:t>2026-03-30</w:t>
       <w:br/>
       <w:br/>
     </w:r>

--- a/tillsyn/A 6809-2026 tillsynsbegäran.docx
+++ b/tillsyn/A 6809-2026 tillsynsbegäran.docx
@@ -932,7 +932,7 @@
     <w:r>
       <w:tab/>
       <w:tab/>
-      <w:t>2026-03-30</w:t>
+      <w:t>2026-03-31</w:t>
       <w:br/>
       <w:br/>
     </w:r>

--- a/tillsyn/A 6809-2026 tillsynsbegäran.docx
+++ b/tillsyn/A 6809-2026 tillsynsbegäran.docx
@@ -932,7 +932,7 @@
     <w:r>
       <w:tab/>
       <w:tab/>
-      <w:t>2026-03-31</w:t>
+      <w:t>2026-04-01</w:t>
       <w:br/>
       <w:br/>
     </w:r>

--- a/tillsyn/A 6809-2026 tillsynsbegäran.docx
+++ b/tillsyn/A 6809-2026 tillsynsbegäran.docx
@@ -932,7 +932,7 @@
     <w:r>
       <w:tab/>
       <w:tab/>
-      <w:t>2026-04-01</w:t>
+      <w:t>2026-04-02</w:t>
       <w:br/>
       <w:br/>
     </w:r>

--- a/tillsyn/A 6809-2026 tillsynsbegäran.docx
+++ b/tillsyn/A 6809-2026 tillsynsbegäran.docx
@@ -932,7 +932,7 @@
     <w:r>
       <w:tab/>
       <w:tab/>
-      <w:t>2026-04-02</w:t>
+      <w:t>2026-04-03</w:t>
       <w:br/>
       <w:br/>
     </w:r>

--- a/tillsyn/A 6809-2026 tillsynsbegäran.docx
+++ b/tillsyn/A 6809-2026 tillsynsbegäran.docx
@@ -932,7 +932,7 @@
     <w:r>
       <w:tab/>
       <w:tab/>
-      <w:t>2026-04-03</w:t>
+      <w:t>2026-04-04</w:t>
       <w:br/>
       <w:br/>
     </w:r>

--- a/tillsyn/A 6809-2026 tillsynsbegäran.docx
+++ b/tillsyn/A 6809-2026 tillsynsbegäran.docx
@@ -932,7 +932,7 @@
     <w:r>
       <w:tab/>
       <w:tab/>
-      <w:t>2026-04-04</w:t>
+      <w:t>2026-04-05</w:t>
       <w:br/>
       <w:br/>
     </w:r>

--- a/tillsyn/A 6809-2026 tillsynsbegäran.docx
+++ b/tillsyn/A 6809-2026 tillsynsbegäran.docx
@@ -983,7 +983,7 @@
     <w:r>
       <w:tab/>
       <w:tab/>
-      <w:t>2026-05-16</w:t>
+      <w:t>2026-05-17</w:t>
       <w:br/>
       <w:br/>
     </w:r>

--- a/tillsyn/A 6809-2026 tillsynsbegäran.docx
+++ b/tillsyn/A 6809-2026 tillsynsbegäran.docx
@@ -983,7 +983,7 @@
     <w:r>
       <w:tab/>
       <w:tab/>
-      <w:t>2026-05-17</w:t>
+      <w:t>2026-05-18</w:t>
       <w:br/>
       <w:br/>
     </w:r>

--- a/tillsyn/A 6809-2026 tillsynsbegäran.docx
+++ b/tillsyn/A 6809-2026 tillsynsbegäran.docx
@@ -983,7 +983,7 @@
     <w:r>
       <w:tab/>
       <w:tab/>
-      <w:t>2026-05-18</w:t>
+      <w:t>2026-05-19</w:t>
       <w:br/>
       <w:br/>
     </w:r>

--- a/tillsyn/A 6809-2026 tillsynsbegäran.docx
+++ b/tillsyn/A 6809-2026 tillsynsbegäran.docx
@@ -983,7 +983,7 @@
     <w:r>
       <w:tab/>
       <w:tab/>
-      <w:t>2026-05-19</w:t>
+      <w:t>2026-05-20</w:t>
       <w:br/>
       <w:br/>
     </w:r>

--- a/tillsyn/A 6809-2026 tillsynsbegäran.docx
+++ b/tillsyn/A 6809-2026 tillsynsbegäran.docx
@@ -983,7 +983,7 @@
     <w:r>
       <w:tab/>
       <w:tab/>
-      <w:t>2026-05-20</w:t>
+      <w:t>2026-05-21</w:t>
       <w:br/>
       <w:br/>
     </w:r>

--- a/tillsyn/A 6809-2026 tillsynsbegäran.docx
+++ b/tillsyn/A 6809-2026 tillsynsbegäran.docx
@@ -983,7 +983,7 @@
     <w:r>
       <w:tab/>
       <w:tab/>
-      <w:t>2026-05-21</w:t>
+      <w:t>2026-05-22</w:t>
       <w:br/>
       <w:br/>
     </w:r>

--- a/tillsyn/A 6809-2026 tillsynsbegäran.docx
+++ b/tillsyn/A 6809-2026 tillsynsbegäran.docx
@@ -983,7 +983,7 @@
     <w:r>
       <w:tab/>
       <w:tab/>
-      <w:t>2026-05-22</w:t>
+      <w:t>2026-05-23</w:t>
       <w:br/>
       <w:br/>
     </w:r>

--- a/tillsyn/A 6809-2026 tillsynsbegäran.docx
+++ b/tillsyn/A 6809-2026 tillsynsbegäran.docx
@@ -983,7 +983,7 @@
     <w:r>
       <w:tab/>
       <w:tab/>
-      <w:t>2026-05-23</w:t>
+      <w:t>2026-05-24</w:t>
       <w:br/>
       <w:br/>
     </w:r>

--- a/tillsyn/A 6809-2026 tillsynsbegäran.docx
+++ b/tillsyn/A 6809-2026 tillsynsbegäran.docx
@@ -983,7 +983,7 @@
     <w:r>
       <w:tab/>
       <w:tab/>
-      <w:t>2026-05-24</w:t>
+      <w:t>2026-05-25</w:t>
       <w:br/>
       <w:br/>
     </w:r>

--- a/tillsyn/A 6809-2026 tillsynsbegäran.docx
+++ b/tillsyn/A 6809-2026 tillsynsbegäran.docx
@@ -983,7 +983,7 @@
     <w:r>
       <w:tab/>
       <w:tab/>
-      <w:t>2026-05-25</w:t>
+      <w:t>2026-05-26</w:t>
       <w:br/>
       <w:br/>
     </w:r>

--- a/tillsyn/A 6809-2026 tillsynsbegäran.docx
+++ b/tillsyn/A 6809-2026 tillsynsbegäran.docx
@@ -983,7 +983,7 @@
     <w:r>
       <w:tab/>
       <w:tab/>
-      <w:t>2026-05-26</w:t>
+      <w:t>2026-05-27</w:t>
       <w:br/>
       <w:br/>
     </w:r>

--- a/tillsyn/A 6809-2026 tillsynsbegäran.docx
+++ b/tillsyn/A 6809-2026 tillsynsbegäran.docx
@@ -983,7 +983,7 @@
     <w:r>
       <w:tab/>
       <w:tab/>
-      <w:t>2026-05-27</w:t>
+      <w:t>2026-05-28</w:t>
       <w:br/>
       <w:br/>
     </w:r>

--- a/tillsyn/A 6809-2026 tillsynsbegäran.docx
+++ b/tillsyn/A 6809-2026 tillsynsbegäran.docx
@@ -983,7 +983,7 @@
     <w:r>
       <w:tab/>
       <w:tab/>
-      <w:t>2026-05-28</w:t>
+      <w:t>2026-05-29</w:t>
       <w:br/>
       <w:br/>
     </w:r>

--- a/tillsyn/A 6809-2026 tillsynsbegäran.docx
+++ b/tillsyn/A 6809-2026 tillsynsbegäran.docx
@@ -983,7 +983,7 @@
     <w:r>
       <w:tab/>
       <w:tab/>
-      <w:t>2026-05-29</w:t>
+      <w:t>2026-05-30</w:t>
       <w:br/>
       <w:br/>
     </w:r>

--- a/tillsyn/A 6809-2026 tillsynsbegäran.docx
+++ b/tillsyn/A 6809-2026 tillsynsbegäran.docx
@@ -983,7 +983,7 @@
     <w:r>
       <w:tab/>
       <w:tab/>
-      <w:t>2026-05-30</w:t>
+      <w:t>2026-05-31</w:t>
       <w:br/>
       <w:br/>
     </w:r>

--- a/tillsyn/A 6809-2026 tillsynsbegäran.docx
+++ b/tillsyn/A 6809-2026 tillsynsbegäran.docx
@@ -983,7 +983,7 @@
     <w:r>
       <w:tab/>
       <w:tab/>
-      <w:t>2026-05-31</w:t>
+      <w:t>2026-06-01</w:t>
       <w:br/>
       <w:br/>
     </w:r>

--- a/tillsyn/A 6809-2026 tillsynsbegäran.docx
+++ b/tillsyn/A 6809-2026 tillsynsbegäran.docx
@@ -983,7 +983,7 @@
     <w:r>
       <w:tab/>
       <w:tab/>
-      <w:t>2026-06-01</w:t>
+      <w:t>2026-06-02</w:t>
       <w:br/>
       <w:br/>
     </w:r>

--- a/tillsyn/A 6809-2026 tillsynsbegäran.docx
+++ b/tillsyn/A 6809-2026 tillsynsbegäran.docx
@@ -983,7 +983,7 @@
     <w:r>
       <w:tab/>
       <w:tab/>
-      <w:t>2026-06-02</w:t>
+      <w:t>2026-06-03</w:t>
       <w:br/>
       <w:br/>
     </w:r>

--- a/tillsyn/A 6809-2026 tillsynsbegäran.docx
+++ b/tillsyn/A 6809-2026 tillsynsbegäran.docx
@@ -983,7 +983,7 @@
     <w:r>
       <w:tab/>
       <w:tab/>
-      <w:t>2026-06-03</w:t>
+      <w:t>2026-06-04</w:t>
       <w:br/>
       <w:br/>
     </w:r>

--- a/tillsyn/A 6809-2026 tillsynsbegäran.docx
+++ b/tillsyn/A 6809-2026 tillsynsbegäran.docx
@@ -983,7 +983,7 @@
     <w:r>
       <w:tab/>
       <w:tab/>
-      <w:t>2026-06-04</w:t>
+      <w:t>2026-06-05</w:t>
       <w:br/>
       <w:br/>
     </w:r>

--- a/tillsyn/A 6809-2026 tillsynsbegäran.docx
+++ b/tillsyn/A 6809-2026 tillsynsbegäran.docx
@@ -983,7 +983,7 @@
     <w:r>
       <w:tab/>
       <w:tab/>
-      <w:t>2026-06-05</w:t>
+      <w:t>2026-06-06</w:t>
       <w:br/>
       <w:br/>
     </w:r>

--- a/tillsyn/A 6809-2026 tillsynsbegäran.docx
+++ b/tillsyn/A 6809-2026 tillsynsbegäran.docx
@@ -983,7 +983,7 @@
     <w:r>
       <w:tab/>
       <w:tab/>
-      <w:t>2026-06-06</w:t>
+      <w:t>2026-06-07</w:t>
       <w:br/>
       <w:br/>
     </w:r>

--- a/tillsyn/A 6809-2026 tillsynsbegäran.docx
+++ b/tillsyn/A 6809-2026 tillsynsbegäran.docx
@@ -983,7 +983,7 @@
     <w:r>
       <w:tab/>
       <w:tab/>
-      <w:t>2026-06-07</w:t>
+      <w:t>2026-06-08</w:t>
       <w:br/>
       <w:br/>
     </w:r>

--- a/tillsyn/A 6809-2026 tillsynsbegäran.docx
+++ b/tillsyn/A 6809-2026 tillsynsbegäran.docx
@@ -983,7 +983,7 @@
     <w:r>
       <w:tab/>
       <w:tab/>
-      <w:t>2026-06-08</w:t>
+      <w:t>2026-06-09</w:t>
       <w:br/>
       <w:br/>
     </w:r>

--- a/tillsyn/A 6809-2026 tillsynsbegäran.docx
+++ b/tillsyn/A 6809-2026 tillsynsbegäran.docx
@@ -983,7 +983,7 @@
     <w:r>
       <w:tab/>
       <w:tab/>
-      <w:t>2026-06-09</w:t>
+      <w:t>2026-06-10</w:t>
       <w:br/>
       <w:br/>
     </w:r>

--- a/tillsyn/A 6809-2026 tillsynsbegäran.docx
+++ b/tillsyn/A 6809-2026 tillsynsbegäran.docx
@@ -983,7 +983,7 @@
     <w:r>
       <w:tab/>
       <w:tab/>
-      <w:t>2026-06-10</w:t>
+      <w:t>2026-06-11</w:t>
       <w:br/>
       <w:br/>
     </w:r>

--- a/tillsyn/A 6809-2026 tillsynsbegäran.docx
+++ b/tillsyn/A 6809-2026 tillsynsbegäran.docx
@@ -983,7 +983,7 @@
     <w:r>
       <w:tab/>
       <w:tab/>
-      <w:t>2026-06-11</w:t>
+      <w:t>2026-06-12</w:t>
       <w:br/>
       <w:br/>
     </w:r>

--- a/tillsyn/A 6809-2026 tillsynsbegäran.docx
+++ b/tillsyn/A 6809-2026 tillsynsbegäran.docx
@@ -983,7 +983,7 @@
     <w:r>
       <w:tab/>
       <w:tab/>
-      <w:t>2026-06-12</w:t>
+      <w:t>2026-06-13</w:t>
       <w:br/>
       <w:br/>
     </w:r>

--- a/tillsyn/A 6809-2026 tillsynsbegäran.docx
+++ b/tillsyn/A 6809-2026 tillsynsbegäran.docx
@@ -983,7 +983,7 @@
     <w:r>
       <w:tab/>
       <w:tab/>
-      <w:t>2026-06-15</w:t>
+      <w:t>2026-06-16</w:t>
       <w:br/>
       <w:br/>
     </w:r>

--- a/tillsyn/A 6809-2026 tillsynsbegäran.docx
+++ b/tillsyn/A 6809-2026 tillsynsbegäran.docx
@@ -983,7 +983,7 @@
     <w:r>
       <w:tab/>
       <w:tab/>
-      <w:t>2026-06-16</w:t>
+      <w:t>2026-06-17</w:t>
       <w:br/>
       <w:br/>
     </w:r>

--- a/tillsyn/A 6809-2026 tillsynsbegäran.docx
+++ b/tillsyn/A 6809-2026 tillsynsbegäran.docx
@@ -1,6 +1,6 @@
 
 <file path=word/document.xml><?xml version="1.0" encoding="utf-8"?>
-<w:document xmlns:wpc="http://schemas.microsoft.com/office/word/2010/wordprocessingCanvas" xmlns:cx="http://schemas.microsoft.com/office/drawing/2014/chartex" xmlns:cx1="http://schemas.microsoft.com/office/drawing/2015/9/8/chartex" xmlns:cx2="http://schemas.microsoft.com/office/drawing/2015/10/21/chartex" xmlns:cx3="http://schemas.microsoft.com/office/drawing/2016/5/9/chartex" xmlns:cx4="http://schemas.microsoft.com/office/drawing/2016/5/10/chartex" xmlns:cx5="http://schemas.microsoft.com/office/drawing/2016/5/11/chartex" xmlns:cx6="http://schemas.microsoft.com/office/drawing/2016/5/12/chartex" xmlns:cx7="http://schemas.microsoft.com/office/drawing/2016/5/13/chartex" xmlns:cx8="http://schemas.microsoft.com/office/drawing/2016/5/14/chartex" xmlns:mc="http://schemas.openxmlformats.org/markup-compatibility/2006" xmlns:aink="http://schemas.microsoft.com/office/drawing/2016/ink" xmlns:am3d="http://schemas.microsoft.com/office/drawing/2017/model3d" xmlns:o="urn:schemas-microsoft-com:office:office" xmlns:oel="http://schemas.microsoft.com/office/2019/extlst" xmlns:r="http://schemas.openxmlformats.org/officeDocument/2006/relationships" xmlns:m="http://schemas.openxmlformats.org/officeDocument/2006/math" xmlns:v="urn:schemas-microsoft-com:vml" xmlns:wp14="http://schemas.microsoft.com/office/word/2010/wordprocessingDrawing" xmlns:wp="http://schemas.openxmlformats.org/drawingml/2006/wordprocessingDrawing" xmlns:w10="urn:schemas-microsoft-com:office:word" xmlns:w="http://schemas.openxmlformats.org/wordprocessingml/2006/main" xmlns:w14="http://schemas.microsoft.com/office/word/2010/wordml" xmlns:w15="http://schemas.microsoft.com/office/word/2012/wordml" xmlns:w16cex="http://schemas.microsoft.com/office/word/2018/wordml/cex" xmlns:w16cid="http://schemas.microsoft.com/office/word/2016/wordml/cid" xmlns:w16="http://schemas.microsoft.com/office/word/2018/wordml" xmlns:w16sdtdh="http://schemas.microsoft.com/office/word/2020/wordml/sdtdatahash" xmlns:w16se="http://schemas.microsoft.com/office/word/2015/wordml/symex" xmlns:wpg="http://schemas.microsoft.com/office/word/2010/wordprocessingGroup" xmlns:wpi="http://schemas.microsoft.com/office/word/2010/wordprocessingInk" xmlns:wne="http://schemas.microsoft.com/office/word/2006/wordml" xmlns:wps="http://schemas.microsoft.com/office/word/2010/wordprocessingShape" mc:Ignorable="w14 w15 w16se w16cid w16 w16cex w16sdtdh wp14">
+<w:document xmlns:wpc="http://schemas.microsoft.com/office/word/2010/wordprocessingCanvas" xmlns:cx="http://schemas.microsoft.com/office/drawing/2014/chartex" xmlns:cx1="http://schemas.microsoft.com/office/drawing/2015/9/8/chartex" xmlns:cx2="http://schemas.microsoft.com/office/drawing/2015/10/21/chartex" xmlns:cx3="http://schemas.microsoft.com/office/drawing/2016/5/9/chartex" xmlns:cx4="http://schemas.microsoft.com/office/drawing/2016/5/10/chartex" xmlns:cx5="http://schemas.microsoft.com/office/drawing/2016/5/11/chartex" xmlns:cx6="http://schemas.microsoft.com/office/drawing/2016/5/12/chartex" xmlns:cx7="http://schemas.microsoft.com/office/drawing/2016/5/13/chartex" xmlns:cx8="http://schemas.microsoft.com/office/drawing/2016/5/14/chartex" xmlns:mc="http://schemas.openxmlformats.org/markup-compatibility/2006" xmlns:aink="http://schemas.microsoft.com/office/drawing/2016/ink" xmlns:am3d="http://schemas.microsoft.com/office/drawing/2017/model3d" xmlns:o="urn:schemas-microsoft-com:office:office" xmlns:oel="http://schemas.microsoft.com/office/2019/extlst" xmlns:r="http://schemas.openxmlformats.org/officeDocument/2006/relationships" xmlns:m="http://schemas.openxmlformats.org/officeDocument/2006/math" xmlns:v="urn:schemas-microsoft-com:vml" xmlns:wp14="http://schemas.microsoft.com/office/word/2010/wordprocessingDrawing" xmlns:wp="http://schemas.openxmlformats.org/drawingml/2006/wordprocessingDrawing" xmlns:w10="urn:schemas-microsoft-com:office:word" xmlns:w="http://schemas.openxmlformats.org/wordprocessingml/2006/main" xmlns:w14="http://schemas.microsoft.com/office/word/2010/wordml" xmlns:w15="http://schemas.microsoft.com/office/word/2012/wordml" xmlns:w16cex="http://schemas.microsoft.com/office/word/2018/wordml/cex" xmlns:w16cid="http://schemas.microsoft.com/office/word/2016/wordml/cid" xmlns:w16="http://schemas.microsoft.com/office/word/2018/wordml" xmlns:w16du="http://schemas.microsoft.com/office/word/2023/wordml/word16du" xmlns:w16sdtdh="http://schemas.microsoft.com/office/word/2020/wordml/sdtdatahash" xmlns:w16sdtfl="http://schemas.microsoft.com/office/word/2024/wordml/sdtformatlock" xmlns:w16se="http://schemas.microsoft.com/office/word/2015/wordml/symex" xmlns:wpg="http://schemas.microsoft.com/office/word/2010/wordprocessingGroup" xmlns:wpi="http://schemas.microsoft.com/office/word/2010/wordprocessingInk" xmlns:wne="http://schemas.microsoft.com/office/word/2006/wordml" xmlns:wps="http://schemas.microsoft.com/office/word/2010/wordprocessingShape" mc:Ignorable="w14 w15 w16se w16cid w16 w16cex w16sdtdh w16sdtfl w16du wp14">
   <w:body>
     <w:p>
       <w:pPr>
@@ -12,35 +12,10 @@
     </w:p>
     <w:p>
       <w:r>
-        <w:t>Detta dokument behandlar höga naturvärden i avverkningsanmälan A 6809-2026 i Härjedalens kommun. Denna avverkningsanmälan inkom 2026-02-04 08:49:56 och omfattar 67,2 ha.</w:t>
-      </w:r>
-    </w:p>
-    <w:p>
-      <w:r>
-        <w:t>Vi begär härmed att Skogsstyrelsen fattar beslut enligt miljöbalken som säkerställer att skogens höga naturvärden bevaras samt säkerställer att EU-lagstiftning efterlevs och att artskyddsbrott förhindras. Vi önskar även ta del av de ställningstaganden och beslut som myndigheterna meddelar till följd av aktuell avverkningsanmälan och föreningens inlaga (se 34 § förvaltningslagen).</w:t>
-      </w:r>
-    </w:p>
-    <w:p>
-      <w:r>
-        <w:t>Nedan beskrivs fynd av naturvårdsarter och fridlysta arter som gjorts i det avverkningsanmälda området. I BILAGA 1 finns artfakta om fridlysta och rödlistade arter.</w:t>
-      </w:r>
-    </w:p>
-    <w:p>
-      <w:pPr>
-        <w:pStyle w:val="Heading1"/>
-      </w:pPr>
-      <w:r>
-        <w:t>Naturvårdsarter</w:t>
-      </w:r>
-    </w:p>
-    <w:p>
-      <w:r>
-        <w:t>I avverkningsanmälan har följande 19 naturvårdsarter hittats: blå taggsvamp (NT), blågrå svartspik (NT), dvärgbägarlav (NT), garnlav (NT), knottrig blåslav (NT), lunglav (NT), mörk kolflarnlav (NT), orange taggsvamp (NT), rosenticka (NT), skrovlig taggsvamp (NT), talltita (NT, §4), ullticka (NT), vedflamlav (NT), vedskivlav (NT), violettgrå tagellav (NT), bårdlav (S), dropptaggsvamp (S), skarp dropptaggsvamp (S) och stuplav (S). Av dessa är 15 rödlistade. För rödlistade arter har rödlistekategorin angivits inom parentes. Arter som är signalarter enligt Skogsstyrelsen har markerats med (S). För fridlysta arter anges även paragrafen i Artskyddsförordningen som arten är fridlyst enligt.</w:t>
-      </w:r>
-    </w:p>
-    <w:p>
-      <w:r>
-        <w:t>De påträffade naturvårdsarterna är ett tydligt kvitto på att detta rör sig om en skog med höga naturvärden. I Figur 1 visas en karta över det avverkningsanmälda området, där samtliga fyndplatser för naturvårdsarter som finns registrerade på Artportalen har markerats.</w:t>
+        <w:t>Detta dokument behandlar höga naturvärden i avverkningsanmälan A 6809-2026 i Härjedalens kommun som inkom 2026-02-04 och omfattar 67,2 ha.</w:t>
+      </w:r>
+      <w:r>
+        <w:t xml:space="preserve"> I Figur 1 visas fyndplatser för naturvårdsarter i området, som finns registrerade på Artportalen.</w:t>
       </w:r>
     </w:p>
     <w:p>
@@ -50,7 +25,7 @@
       <w:r>
         <w:drawing>
           <wp:inline xmlns:a="http://schemas.openxmlformats.org/drawingml/2006/main" xmlns:pic="http://schemas.openxmlformats.org/drawingml/2006/picture">
-            <wp:extent cx="5486400" cy="4010497"/>
+            <wp:extent cx="5335938" cy="5688000"/>
             <wp:docPr id="1" name="Picture 1"/>
             <wp:cNvGraphicFramePr>
               <a:graphicFrameLocks noChangeAspect="1"/>
@@ -71,7 +46,7 @@
                   <pic:spPr>
                     <a:xfrm>
                       <a:off x="0" y="0"/>
-                      <a:ext cx="5486400" cy="4010497"/>
+                      <a:ext cx="5335938" cy="5688000"/>
                     </a:xfrm>
                     <a:prstGeom prst="rect"/>
                   </pic:spPr>
@@ -85,497 +60,30 @@
     <w:p>
       <w:pPr>
         <w:pStyle w:val="Caption"/>
+        <w:spacing w:after="240"/>
       </w:pPr>
       <w:r>
-        <w:t>Figur 1. Fyndplatser för naturvårdsarter i det avverkningsanmälda området (röd linje). Markörer utan svart kant är placerade på fyndplatsen. Markörer med svart kant är placerade vid sidan av fyndplatsen och har ett svart streck som visar fyndplatsens exakta position. Kartans mittpunktskoordinat är N 6874574, E 473554 i SWEREF 99 TM.</w:t>
+        <w:t>Figur 1. Fyndplatser för naturvårdsarter i och inom 4 meter från avverkningsanmälan (röd linje). Inom parentes anges rödlistekategorier, S för signalarter, Tför typiska arter och fridlysningsparagrafer i artskyddsförordningen.Markörer utan svart kant är placerade på fyndplatsen. Markörer med svart kant är placerade vid sidan av fyndplatsen och har ett svart streck som visar fyndplatsens exakta position. Kartans mittpunktskoordinat är N 6874574, E 473554 i SWEREF 99 TM.</w:t>
       </w:r>
     </w:p>
     <w:p>
       <w:r>
-        <w:rPr>
-          <w:b/>
-        </w:rPr>
-        <w:t>Blågrå svartspik (NT)</w:t>
-      </w:r>
-      <w:r>
-        <w:t xml:space="preserve"> växer på torr, hård ved av gamla, solbelysta torrakor, högstubbar av tall och grova döda grenar på levande tallar i öppna bestånd av naturskogskaraktär. Nästan alltid rör det sig om tjärrika torrträd och högstubbar (töreved, keloträd) som kan vara en bra bit över hundra år, i vissa fall sannolikt hundratals år gamla. Skogsbruk är idag det allvarligaste hotet. Ett långsiktigt hot är att nybildningen av gamla torrakor och högstubbar är en långsam process vilken ofta är beroende av skogsbrand. Nytt substrat bildas numera sannolikt nästan inte alls då antalet naturliga skogsbränder har minskat drastiskt på grund av effektivare brandbekämpning. Döda träd som lämnas efter avverkning är inte lämpliga för arten, eftersom dessa träd inte varit utsatta för skogsbrand och bildat tjärrik ved. Skogsbruksåtgärder på eller i närheten av växtplatserna bör undvikas. Naturskogsartade skogar med förekomst av arten indikerar höga biologiska värden och bör bevaras. Blågrå svartspik har en mycket begränsad utbredning utanför de nordiska länderna varför dessa länder har ett speciellt ansvar för arten (SLU Artdatabanken, 2024).</w:t>
+        <w:t>Vi begär härmed att Skogsstyrelsen fattar beslut enligt miljöbalken som säkerställer att skogens höga naturvärden bevaras samt att EU-lagstiftning efterlevs och att artskyddsbrott förhindras.</w:t>
       </w:r>
     </w:p>
     <w:p>
       <w:r>
-        <w:rPr>
-          <w:b/>
-        </w:rPr>
-        <w:t xml:space="preserve">Blå taggsvamp (NT) </w:t>
-      </w:r>
-      <w:r>
-        <w:t xml:space="preserve">är en karaktärsart i såväl örtrika kalkbarrskogar som i torra sandtallskogar där det föreligger gammal skog med långvarig trädkontinuitet. Är sällsynt och mycket kravfull i södra och mellersta Sverige. Den hotas främst av skogsavverkning och tycks försvinna efter slutavverkning, markberedning och plantering. I kalkgranskogar verkar arten vara mycket känslig. Granskogar med arten bör formellt skydddas. Blå taggsvamp (NT) är typisk art för </w:t>
-      </w:r>
-      <w:r>
-        <w:rPr>
-          <w:i/>
-        </w:rPr>
-        <w:t>9010 Taiga</w:t>
-      </w:r>
-      <w:r>
-        <w:t xml:space="preserve"> (SLU Artdatabanken, 2024; Nitare &amp; Skogsstyrelsen, 2019).</w:t>
+        <w:t>Vi begär vidare att Skogsstyrelsen säkerställer att inga skador eller försämringar av naturtypens bevarandestatus i området tillåts ske. Se Rådets direktiv 92/43/EEG samt ickeförsämringskravet i EU:s naturrestaureringsförordning (EU 2024/1991).</w:t>
       </w:r>
     </w:p>
     <w:p>
       <w:r>
-        <w:rPr>
-          <w:b/>
-        </w:rPr>
-        <w:t>Bårdlav</w:t>
-      </w:r>
-      <w:r>
-        <w:t xml:space="preserve"> signalerar miljöer med höga naturvärden och på lokalerna finns vanligtvis många andra ovanliga och rödlistade arter. Den visar även på platser med hög och jämn luftfuktighet. På bårdlav och andra njurlavar (Nephroma) kan de sällsynta parasiterna </w:t>
-      </w:r>
-      <w:r>
-        <w:rPr>
-          <w:i/>
-        </w:rPr>
-        <w:t xml:space="preserve">Protounguicularia nephromatis </w:t>
-      </w:r>
-      <w:r>
-        <w:t xml:space="preserve">(VU) och </w:t>
-      </w:r>
-      <w:r>
-        <w:rPr>
-          <w:i/>
-        </w:rPr>
-        <w:t xml:space="preserve">Tremella nephromatis </w:t>
-      </w:r>
-      <w:r>
-        <w:t xml:space="preserve">(DD) påträffas. Bårdlav är typisk art för </w:t>
-      </w:r>
-      <w:r>
-        <w:rPr>
-          <w:i/>
-        </w:rPr>
-        <w:t xml:space="preserve">9010 Taiga, 9020 Nordlig ädellövskog, 9070 Trädklädd betesmark, 9110 Näringsfattig bokskog, 9160 Näringsrik ekskog, 9180 Ädellövskog i branter </w:t>
-      </w:r>
-      <w:r>
-        <w:t>och</w:t>
-      </w:r>
-      <w:r>
-        <w:rPr>
-          <w:i/>
-        </w:rPr>
-        <w:t xml:space="preserve"> 9190 Näringsfattig ekskog</w:t>
-      </w:r>
-      <w:r>
-        <w:t xml:space="preserve"> (SLU Artdatabanken, 2026; Nitare &amp; Skogsstyrelsen, 2019).</w:t>
+        <w:t>Vi önskar även ta del av de ställningstaganden och beslut som myndigheten meddelar till följd av aktuell avverkningsanmälan och föreningens inlaga (se 34 § förvaltningslagen).</w:t>
       </w:r>
     </w:p>
     <w:p>
       <w:r>
-        <w:rPr>
-          <w:b/>
-        </w:rPr>
-        <w:t>Dropptaggsvamp (NT)</w:t>
-      </w:r>
-      <w:r>
-        <w:t xml:space="preserve"> bildar mykorrhiza med tall, främst i barrskog med trädkontinuitet, i magra, torra och ljusöppna lavtallskogar och i barrblandskogar med friskmossor och lingon i fältskiktet. Den totala populationen i landet har minskat och bedöms fortsätta minska till följd av slutavverkningar av tallskog. Det är högst oklart om arten långsiktigt kan etablera och reproducera sig i skogsbestånd som brukas med trakthyggesmetoder, markberedning, gödsling eller föryngring med förädlat plantmaterial. Uppfyller kriterierna för att bli rödlistad på grund av ny kunskap som visar att en större andel av populationen än tidigare bedömt är knuten till kontinuitetsbarrskog. Minskningstakten för den svenska populationen bedöms vara nära gränsvärdet för Sårbar (VU). Dropptaggsvamp är typisk art för </w:t>
-      </w:r>
-      <w:r>
-        <w:rPr>
-          <w:i/>
-        </w:rPr>
-        <w:t xml:space="preserve">9010 Taiga </w:t>
-      </w:r>
-      <w:r>
-        <w:t>(SLU Artdatabanken, 2026).</w:t>
-      </w:r>
-    </w:p>
-    <w:p>
-      <w:r>
-        <w:rPr>
-          <w:b/>
-        </w:rPr>
-        <w:t>Dvärgbägarlav (NT)</w:t>
-      </w:r>
-      <w:r>
-        <w:t xml:space="preserve"> förekommer över hela Sverige på gammal hård ved, huvudsakligen på tall men i södra Sverige även på ek. Veden utgörs framförallt av grova stubbar, lågor och grenar. Substratet har blivit sällsyntare och nybildning av substrat sker bara i begränsad omfattning. Arten hotas av att grova lågor blir allt sällsyntare i dagens kulturskogar samt att nybildningen av lämpliga substrat går mycket långsamt. En riklig tillgång på gamla tall- eller eklågor måste säkerställas på artens lokaler. Dvärgbägarlav är typisk art för </w:t>
-      </w:r>
-      <w:r>
-        <w:rPr>
-          <w:i/>
-        </w:rPr>
-        <w:t>9010 Taiga</w:t>
-      </w:r>
-      <w:r>
-        <w:t xml:space="preserve"> (SLU Artdatabanken, 2024; Nitare &amp; Skogsstyrelsen, 2019).</w:t>
-      </w:r>
-    </w:p>
-    <w:p>
-      <w:r>
-        <w:rPr>
-          <w:b/>
-        </w:rPr>
-        <w:t>Garnlav (VU)</w:t>
-      </w:r>
-      <w:r>
-        <w:t xml:space="preserve"> är en utpräglad barrskogsart som ibland kan drapera träden i norrländska grannaturskogar med hög luftfuktighet. Den förekommer även i talldominerade bestånd där den, förutom i trädens grenverk, påträffas hängande över ojämnheter i tallbarken. Arten har minskat starkt i södra och mellersta Sverige och den minskar även i sitt nordliga utbredningsområde. Minskningstakten uppgår till 30 (20–50) % inom 50 år och överstiger gränsvärdet för Sårbar (VU). Orsaken till tillbakagången beror främst på slutavverkningar av naturskogsartade skogar. Bestånd med riklig förekomst bör regelmässigt sparas, vilket även gynnar flera andra sällsynta och rödlistade arter. Garnlav är värdväxt för den mycket sällsynta och akut hotade fjärilen barrskogslavfly (CR) som hör hemma i boreala barrskogar med riklig förekomst av värdväxten. Tidigare kunde arten konstateras årligen på flera platser vid Dala-Floda i Dalarna innan lokalerna kalavverkades. Senaste fyndet i landet av barrskogslavfly är från år 2000 då den påträffades vid Högberget i Sollefteå kommun. Garnlav är typisk art för </w:t>
-      </w:r>
-      <w:r>
-        <w:rPr>
-          <w:i/>
-        </w:rPr>
-        <w:t xml:space="preserve">9010 Taiga </w:t>
-      </w:r>
-      <w:r>
-        <w:t>och</w:t>
-      </w:r>
-      <w:r>
-        <w:rPr>
-          <w:i/>
-        </w:rPr>
-        <w:t xml:space="preserve"> 9070 Trädklädd betesmark</w:t>
-      </w:r>
-      <w:r>
-        <w:t xml:space="preserve"> (SLU Artdatabanken, 2026).</w:t>
-      </w:r>
-    </w:p>
-    <w:p>
-      <w:r>
-        <w:rPr>
-          <w:b/>
-        </w:rPr>
-        <w:t>Knottrig blåslav (NT)</w:t>
-      </w:r>
-      <w:r>
-        <w:t xml:space="preserve"> har sin huvudutbredning i gamla granskogar i det övre barrskogsbältet mot fjällen. Den signalerar alltid höga naturvärden och växer i skogar med lång kontinuitet, mest i opåverkade naturskogsbestånd. Arten överlever inte en slutavverkning (inklusive hänsyn) och den finns idag enbart i kontinuitetsskog. Lavens fortsatta förekomst bör säkerställas genom att lokaler med äldre barrskog skyddas. Knottrig blåslav är typisk art för </w:t>
-      </w:r>
-      <w:r>
-        <w:rPr>
-          <w:i/>
-        </w:rPr>
-        <w:t xml:space="preserve">9010 Taiga </w:t>
-      </w:r>
-      <w:r>
-        <w:t>och</w:t>
-      </w:r>
-      <w:r>
-        <w:rPr>
-          <w:i/>
-        </w:rPr>
-        <w:t xml:space="preserve"> 9040 Fjällbjörkskog</w:t>
-      </w:r>
-    </w:p>
-    <w:p>
-      <w:r>
-        <w:t>(SLU Artdatabanken, 2024; Nitare &amp; Skogsstyrelsen, 2019).</w:t>
-      </w:r>
-    </w:p>
-    <w:p>
-      <w:r>
-        <w:rPr>
-          <w:b/>
-        </w:rPr>
-        <w:t>Lunglav (NT)</w:t>
-      </w:r>
-      <w:r>
-        <w:t xml:space="preserve"> är en av vårt lands främsta signalarter som överallt indikerar gamla lövträd, skogsbestånd med höga naturvärden och ekosystem med långskoglig kontinuitet. Lokalt kan förekomsten vara mycket riklig men den hittas nästan enbart i gamla och ej slutavverkade skogar. Artens samtliga förekomster bör uppmärksammas från naturvårdssynpunkt, då många lokaler även hyser andra ovanliga och rödlistade arter. Rikliga förekomster bör skyddas med biotopskydd, frivilliga avsättningar eller reservat. På lunglav kan de sällsynta lavparasiterna lunglavshårprick (CR), </w:t>
-      </w:r>
-      <w:r>
-        <w:rPr>
-          <w:i/>
-        </w:rPr>
-        <w:t>Abrothallus diederichii</w:t>
-      </w:r>
-      <w:r>
-        <w:t xml:space="preserve"> (VU), </w:t>
-      </w:r>
-      <w:r>
-        <w:rPr>
-          <w:i/>
-        </w:rPr>
-        <w:t>Abrothallus lobariae</w:t>
-      </w:r>
-      <w:r>
-        <w:t xml:space="preserve"> (VU), </w:t>
-      </w:r>
-      <w:r>
-        <w:rPr>
-          <w:i/>
-        </w:rPr>
-        <w:t>Calycina lobariae</w:t>
-      </w:r>
-      <w:r>
-        <w:t xml:space="preserve"> (VU), lunglavsknapp (VU) och skrovelmössing (VU) påträffas. Lunglav är typisk art för </w:t>
-      </w:r>
-      <w:r>
-        <w:rPr>
-          <w:i/>
-        </w:rPr>
-        <w:t>9010 Taiga, 9020 Nordlig ädellövskog, 9110 Näringsfattig bokskog, 9130 Näringsrik bokskog, 9160 Näringsrik ekskog, 9180 Ädellövskog i branter, 9190 Näringsfattig ekskog, 9070 Trädklädd betesmark, 9040 Fjällbjörkskog</w:t>
-      </w:r>
-      <w:r>
-        <w:t xml:space="preserve"> och</w:t>
-      </w:r>
-      <w:r>
-        <w:rPr>
-          <w:i/>
-        </w:rPr>
-        <w:t xml:space="preserve"> 6530 Lövängar</w:t>
-      </w:r>
-      <w:r>
-        <w:t xml:space="preserve"> (SLU Artdatabanken, 2026; Nitare &amp; Skogsstyrelsen, 2019).</w:t>
-      </w:r>
-    </w:p>
-    <w:p>
-      <w:r>
-        <w:rPr>
-          <w:b/>
-        </w:rPr>
-        <w:t>Mörk kolflarnlav (NT)</w:t>
-      </w:r>
-      <w:r>
-        <w:t xml:space="preserve"> är brandberoende och växer nästan uteslutande på kolad hård kärnved av tall. Arten förekommer främst i glesa, öppna tall- och blandbarrskogar av naturskogskaraktär och etableringen verkar ske sent efter brand, kanske först efter 100–300 år. Mörk kolflarnlav indikerar skog med höga naturvärden och vanligast är att den påträffas på rester av nedbrunna torrakor och högstubbar och lågstubbar som är så grova att hela innandömet är urbränt. Tall- och blandbarrskogar av naturskogskaraktär med spår av återkommande bränder hyser höga biologiska värden och bör skyddas (SLU Artdatabanken, 2024).</w:t>
-      </w:r>
-    </w:p>
-    <w:p>
-      <w:r>
-        <w:rPr>
-          <w:b/>
-        </w:rPr>
-        <w:t xml:space="preserve">Orange taggsvamp (NT) </w:t>
-      </w:r>
-      <w:r>
-        <w:t xml:space="preserve">bildar mykorrhiza med både gran och tall och den förekommer främst i äldre barrskogar med kontinuitetsskogskaraktär. Mest frekvent är den i äldre mossrik granskog, men då bara i skogar inom granens naturliga utbredningsområde och i bestånd med långvarig grankontinuitet. Den totala populationen i landet bedöms ha minskat kraftigt och fortsatt kommer att minska då arten är knuten till en produktiv skogsmiljö som successivt avverkas. Arten hotas främst av skogsavverkning och tycks försvinna efter slutavverkning, markberedning och plantering och det är inte känt att arten har återkommit i anlagd skog på tidigare kalmark. Orange taggsvamp är typisk art för </w:t>
-      </w:r>
-      <w:r>
-        <w:rPr>
-          <w:i/>
-        </w:rPr>
-        <w:t>9010 Taiga</w:t>
-      </w:r>
-      <w:r>
-        <w:t xml:space="preserve"> (SLU Artdatabanken, 2024).</w:t>
-      </w:r>
-    </w:p>
-    <w:p>
-      <w:r>
-        <w:rPr>
-          <w:b/>
-        </w:rPr>
-        <w:t>Rosenticka (NT)</w:t>
-      </w:r>
-      <w:r>
-        <w:t xml:space="preserve">, rödlistad som nära hotad, ingår i en karaktäristisk association av vedsvampar som växer på gamla, grova granlågor i urskogsartade barrskogar. Den är placerad i toppen av Skogsstyrelsens värdepyramid för bedömning av skog med höga naturvärden och indikerar ett granskogsekosystem med långvarig kontinuitet av grova lågor. Artens beroende av grova granlågor innebär att alla skogsskötselåtgärder på eller i omedelbar närhet av lokalerna utgör ett hot på lång sikt. Det är angeläget att populationerna inte ytterligare glesas ut och ett tillräckligt antal områden där arten nu finns måste sparas för framtiden. Rosenticka är typisk art för </w:t>
-      </w:r>
-      <w:r>
-        <w:rPr>
-          <w:i/>
-        </w:rPr>
-        <w:t xml:space="preserve">9010 Taiga </w:t>
-      </w:r>
-      <w:r>
-        <w:t xml:space="preserve">och </w:t>
-      </w:r>
-      <w:r>
-        <w:rPr>
-          <w:i/>
-        </w:rPr>
-        <w:t>9050 Näringsrik granskog</w:t>
-      </w:r>
-      <w:r>
-        <w:t xml:space="preserve"> (Nitare &amp; Skogsstyrelsen, 2019; SLU Artdatabanken, 2024).</w:t>
-      </w:r>
-    </w:p>
-    <w:p>
-      <w:r>
-        <w:rPr>
-          <w:b/>
-        </w:rPr>
-        <w:t xml:space="preserve">Skarp dropptaggsvamp (NT) </w:t>
-      </w:r>
-      <w:r>
-        <w:t>bildar mykorrhiza med både gran och tall, främst i barrskogar med trädkontinuitet. Arten uppträder dels i näringsrik kalkbarrskog och dels i sur lavtallskog. Kalkbarrskogarna är ofta grandominerade, olikåldriga och skiktade på frisk mark med ett örtrikt vegetationsskikt. Lavtallskogarna är i regel magra, torra, ljusöppna och ofta brandpräglade. Den totala populationen i landet har minskat och bedöms fortsätta minska till följd av avverkning av äldre barrskogar. Arten har begränsad förmåga att återetablera sig efter slutavverkning eller andra storskaliga skogsbruksåtgärder. Det saknas indikationer på att arten långsiktigt kan etablera eller reproducera sig i skogsbestånd som brukas med metoder som trakthyggesbruk, markberedning, gödsling eller föryngring med förädlat plantmaterial. Minskningstakten för den svenska populationen bedöms vara nära gränsvärdet för Sårbar (VU) (SLU Artdatabanken, 2026).</w:t>
-      </w:r>
-    </w:p>
-    <w:p>
-      <w:r>
-        <w:rPr>
-          <w:b/>
-        </w:rPr>
-        <w:t xml:space="preserve">Skrovlig taggsvamp (VU) </w:t>
-      </w:r>
-      <w:r>
-        <w:t>bildar mykorrhiza med tall i äldre tallskog, framför allt på tallhed. Den växer huvudsakligen i äldre barrskog som hotas av slutavverkning. Genom att äldre barrskogar och naturskogar blir allt sällsyntare, missgynnas arten av skogsbruk. Arten ingår i ett åtgärdsprogram för hotade arter (ÅGP) och en långsiktig tillgång till svampens värdträd behöver säkras genom att växtplatserna undantas från avverkning. Skrovlig taggsvamp är globalt rödlistad som nära hotad (NT) vilket innebär att Sverige har ett internationellt ansvar för arten (IUCN, 2025; SLU Artdatabanken, 2026; Nitare, 2006).</w:t>
-      </w:r>
-    </w:p>
-    <w:p>
-      <w:r>
-        <w:rPr>
-          <w:b/>
-        </w:rPr>
-        <w:t>Stuplav</w:t>
-      </w:r>
-      <w:r>
-        <w:t xml:space="preserve"> är en mycket bra signalart i hela sitt utbredningsområde och förekommer nästan enbart i skogsmiljöer med höga naturvärden. Den indikerar långvarig förekomst av gamla lövträd och miljöer med konstant hög luftfuktighet. I skogar med suboceaniskt klimat finns det en mycket sällsynt parasit, njurlavsknapp </w:t>
-      </w:r>
-      <w:r>
-        <w:rPr>
-          <w:i/>
-        </w:rPr>
-        <w:t>Pletocarpon nephromeum</w:t>
-      </w:r>
-      <w:r>
-        <w:t xml:space="preserve"> (EN), som växer på stuplav. Ytterligare tre sällsynta lavparasiter, </w:t>
-      </w:r>
-      <w:r>
-        <w:rPr>
-          <w:i/>
-        </w:rPr>
-        <w:t>Protounguicularia nephromatis</w:t>
-      </w:r>
-      <w:r>
-        <w:t xml:space="preserve"> (VU), </w:t>
-      </w:r>
-      <w:r>
-        <w:rPr>
-          <w:i/>
-        </w:rPr>
-        <w:t>Refractohilum galligenum</w:t>
-      </w:r>
-      <w:r>
-        <w:t xml:space="preserve"> (NT) och </w:t>
-      </w:r>
-      <w:r>
-        <w:rPr>
-          <w:i/>
-        </w:rPr>
-        <w:t>Roselliniella nephromatis</w:t>
-      </w:r>
-      <w:r>
-        <w:t xml:space="preserve"> (DD), kan också påträffas på stuplav. Stuplav är typisk art för </w:t>
-      </w:r>
-      <w:r>
-        <w:rPr>
-          <w:i/>
-        </w:rPr>
-        <w:t>9010 Taiga</w:t>
-      </w:r>
-      <w:r>
-        <w:t xml:space="preserve"> (SLU Artdatabanken, 2026; Nitare &amp; Skogsstyrelsen, 2019).</w:t>
-      </w:r>
-    </w:p>
-    <w:p>
-      <w:r>
-        <w:rPr>
-          <w:b/>
-        </w:rPr>
-        <w:t>Ullticka (NT)</w:t>
-      </w:r>
-      <w:r>
-        <w:t xml:space="preserve"> är knuten till restbestånd av barrnaturskog och förekommer med ett tydligt optimum i orörda eller måttligt påverkade gamla granskogar där det föreligger viss kontinuitet av grov död ved. Ullticka är en bra signalart inom hela sitt utbredningsområde och i södra Sverige är den sällsynt och en god signalart för skyddsvärda granskogsmiljöer. Den hotas av avverkning och fragmentering av naturskog och äldre granskog med lång trädkontinuitet. På ullticka kan ibland ulltickeporing (VU) påträffas - det är en sällsynt ticka som nyligen delats upp i de tre olika arterna ulltickeporing </w:t>
-      </w:r>
-      <w:r>
-        <w:rPr>
-          <w:i/>
-        </w:rPr>
-        <w:t xml:space="preserve">Skeletocutis brevispora </w:t>
-      </w:r>
-      <w:r>
-        <w:t>(VU)</w:t>
-      </w:r>
-      <w:r>
-        <w:rPr>
-          <w:i/>
-        </w:rPr>
-        <w:t>, Skeletocutis delicata</w:t>
-      </w:r>
-      <w:r>
-        <w:t xml:space="preserve"> (VU)</w:t>
-      </w:r>
-      <w:r>
-        <w:rPr>
-          <w:i/>
-        </w:rPr>
-        <w:t xml:space="preserve"> och Skeletocutis exilis</w:t>
-      </w:r>
-      <w:r>
-        <w:t xml:space="preserve"> (NT). Ullticka är typisk art för </w:t>
-      </w:r>
-      <w:r>
-        <w:rPr>
-          <w:i/>
-        </w:rPr>
-        <w:t xml:space="preserve">9010 Taiga, 9050 Näringsrik granskog </w:t>
-      </w:r>
-      <w:r>
-        <w:t xml:space="preserve">och </w:t>
-      </w:r>
-      <w:r>
-        <w:rPr>
-          <w:i/>
-        </w:rPr>
-        <w:t>9030 Landhöjningsskog</w:t>
-      </w:r>
-      <w:r>
-        <w:t xml:space="preserve"> (SLU Artdatabanken, 2026; Nitare &amp; Skogsstyrelsen, 2019; Miettinen &amp; Niemelä, 2018).</w:t>
-      </w:r>
-    </w:p>
-    <w:p>
-      <w:r>
-        <w:rPr>
-          <w:b/>
-        </w:rPr>
-        <w:t>Vedflamlav (NT)</w:t>
-      </w:r>
-      <w:r>
-        <w:t xml:space="preserve"> växer på gammal hård och torr, exponerad kärnved av tall, främst på högstubbar i ljusöppna lägen, t.ex. vid och på myrar, sjökanter, i glesa hällmarkskogar och i brandpräglade tallnaturskogar. Substratet nyskapas i begränsad omfattning och arten är en utmärkt indikator på höga naturvärden i denna skogstyp. Tall- och barrblandskogar med naturskogskaraktär och spår av bränder har ofta höga biologiska värden och bör skyddas. På vedflamlavens bål kan den sällsynta spiklaven/parasiten </w:t>
-      </w:r>
-      <w:r>
-        <w:rPr>
-          <w:i/>
-        </w:rPr>
-        <w:t>Calicium ramboldiicola</w:t>
-      </w:r>
-      <w:r>
-        <w:t xml:space="preserve"> (VU) påträffas (SLU Artdatabanken, 2026).</w:t>
-      </w:r>
-    </w:p>
-    <w:p>
-      <w:r>
-        <w:rPr>
-          <w:b/>
-        </w:rPr>
-        <w:t>Vedskivlav (NT)</w:t>
-      </w:r>
-      <w:r>
-        <w:t xml:space="preserve"> växer på gammal, torr, exponerad, hård kärnved av framförallt tall i naturskogsartade bestånd. Avverkning av tallskog av naturskogskaraktär med spår av återkommande bränder är ett hot. Mängden lämplig ved att växa på för vedskivlav minskar, dels på grund av naturlig nedbrytning men framförallt på grund av att de förstörs i samband med slutavverkningar, gallringar och markberedning. Tall- och blandbarrskogar av naturskogskaraktär med spår av återkommande bränder bör skyddas. Vedskivlav är typisk art för </w:t>
-      </w:r>
-      <w:r>
-        <w:rPr>
-          <w:i/>
-        </w:rPr>
-        <w:t>9010 Taiga</w:t>
-      </w:r>
-      <w:r>
-        <w:t xml:space="preserve"> (SLU Artdatabanken, 2024).</w:t>
-      </w:r>
-    </w:p>
-    <w:p>
-      <w:r>
-        <w:rPr>
-          <w:b/>
-        </w:rPr>
-        <w:t>Violettgrå tagellav (NT)</w:t>
-      </w:r>
-      <w:r>
-        <w:t xml:space="preserve"> växer nästan uteslutande i gamla olikåldriga barrnaturskogar med lång skoglig kontinuitet och är en utmärkt signal på skog med höga naturvärden. Slutavverkning av tidigare aldrig slutavverkad skog (kontinuitetsskog) är det största hotet. Biotopen nyskapas i begränsad omfattning och barrskog äldre än 160 år, där den violettgrå tagellaven huvudsakligen påträffas har minskat med 50% de senaste 50 åren. Lågproduktiv skogsmark där laven förekommer bör undantas från skogsbruk och rika förekomster i äldre granskog bör skyddas. Arten är känslig för uttorkning och det är väsentligt att tillräckligt stora bestånd avsätts. Violettgrå tagellav är typisk art för </w:t>
-      </w:r>
-      <w:r>
-        <w:rPr>
-          <w:i/>
-        </w:rPr>
-        <w:t>9010 Taiga</w:t>
-      </w:r>
-      <w:r>
-        <w:t xml:space="preserve"> (SLU Artdatabanken, 2024; Nitare &amp; Skogsstyrelsen, 2019).</w:t>
+        <w:t>Nedan beskrivs fynd av naturvårdsarter och fridlysta arter som gjorts i det avverkningsanmälda området. I BILAGA 1 finns artfakta om fridlysta och rödlistade arter.</w:t>
       </w:r>
     </w:p>
     <w:p>
@@ -583,6 +91,24 @@
         <w:pStyle w:val="Heading1"/>
       </w:pPr>
       <w:r>
+        <w:t>Naturvårdsarter</w:t>
+      </w:r>
+    </w:p>
+    <w:p>
+      <w:r>
+        <w:t>I och inom 4 meter från avverkningsanmälan har följande 21 naturvårdsarter hittats: garnlav (VU, T), skrovlig taggsvamp (VU), blanksvart spiklav (NT), blå taggsvamp (NT, T), blågrå svartspik (NT), dropptaggsvamp (NT, T), dvärgbägarlav (NT, T), knottrig blåslav (NT, T), lunglav (NT, T), mörk kolflarnlav (NT), orange taggsvamp (NT, T), rosenticka (NT, T), skarp dropptaggsvamp (NT), talltita (NT, §4), ullticka (NT, T), vedflamlav (NT), vedskivlav (NT, T), violettgrå tagellav (NT, T), bårdlav (S, T), rödgul trumpetsvamp (S) och stuplav (S, T). Av dessa är 18 rödlistade. För rödlistade arter har rödlistekategorin angivits inom parentes. Arter som är signalarter enligt Skogsstyrelsen har markerats med (S). Typiska arter inom Natura 2000 som är kopplade till skogsekosystem har markerats med (T). För fridlysta arter anges även paragrafen i Artskyddsförordningen som arten är fridlyst enligt.</w:t>
+      </w:r>
+    </w:p>
+    <w:p>
+      <w:r>
+        <w:t>De påträffade naturvårdsarterna är ett tydligt kvitto på att det rör sig om en skog med höga naturvärden.</w:t>
+      </w:r>
+    </w:p>
+    <w:p>
+      <w:pPr>
+        <w:pStyle w:val="Heading2"/>
+      </w:pPr>
+      <w:r>
         <w:t>Fridlysta arter</w:t>
       </w:r>
     </w:p>
@@ -619,6 +145,596 @@
     <w:p>
       <w:r>
         <w:t>I BILAGA 1 finns mer detaljerad information om ekologi samt krav på livsmiljö hos fridlysta arter.</w:t>
+      </w:r>
+    </w:p>
+    <w:p>
+      <w:pPr>
+        <w:pStyle w:val="Heading2"/>
+      </w:pPr>
+      <w:r>
+        <w:t>Övriga naturvårdsarter</w:t>
+      </w:r>
+    </w:p>
+    <w:p>
+      <w:r>
+        <w:rPr>
+          <w:b/>
+        </w:rPr>
+        <w:t>Blanksvart spiklav (NT)</w:t>
+      </w:r>
+      <w:r>
+        <w:t xml:space="preserve"> förekommer på torr, hård, gammal kärnved men även på äldre ytved av tall i naturskogsartade bestånd med begränsad brandpåverkan och ostörd hydrologi. Skogsbruksåtgärder på eller i närheten av lokaler med blanksvart spiklav utgör ett hot. Naturskogsartade öppna tall- och barrblandskogar med blanksvart spiklav indikerar höga biologiska värden och bör bevaras (SLU Artdatabanken, 2024).</w:t>
+      </w:r>
+    </w:p>
+    <w:p>
+      <w:r>
+        <w:rPr>
+          <w:b/>
+        </w:rPr>
+        <w:t>Blågrå svartspik (NT)</w:t>
+      </w:r>
+      <w:r>
+        <w:t xml:space="preserve"> växer på torr, hård ved av gamla, solbelysta torrakor, högstubbar av tall och grova döda grenar på levande tallar i öppna bestånd av naturskogskaraktär. Nästan alltid rör det sig om tjärrika torrträd och högstubbar (töreved, keloträd) som kan vara en bra bit över hundra år, i vissa fall sannolikt hundratals år gamla. Skogsbruk är idag det allvarligaste hotet. Ett långsiktigt hot är att nybildningen av gamla torrakor och högstubbar är en långsam process vilken ofta är beroende av skogsbrand. Nytt substrat bildas numera sannolikt nästan inte alls då antalet naturliga skogsbränder har minskat drastiskt på grund av effektivare brandbekämpning. Döda träd som lämnas efter avverkning är inte lämpliga för arten, eftersom dessa träd inte varit utsatta för skogsbrand och bildat tjärrik ved. Skogsbruksåtgärder på eller i närheten av växtplatserna bör undvikas. Naturskogsartade skogar med förekomst av arten indikerar höga biologiska värden och bör bevaras. Blågrå svartspik har en mycket begränsad utbredning utanför de nordiska länderna varför dessa länder har ett speciellt ansvar för arten (SLU Artdatabanken, 2024).</w:t>
+      </w:r>
+    </w:p>
+    <w:p>
+      <w:r>
+        <w:rPr>
+          <w:b/>
+        </w:rPr>
+        <w:t xml:space="preserve">Blå taggsvamp (NT) </w:t>
+      </w:r>
+      <w:r>
+        <w:t xml:space="preserve">är en karaktärsart i såväl örtrika kalkbarrskogar som i torra sandtallskogar där det föreligger gammal skog med långvarig trädkontinuitet. Är sällsynt och mycket kravfull i södra och mellersta Sverige. Den hotas främst av skogsavverkning och tycks försvinna efter slutavverkning, markberedning och plantering. I kalkgranskogar verkar arten vara mycket känslig. Granskogar med arten bör formellt skydddas. Blå taggsvamp (NT) är typisk art för </w:t>
+      </w:r>
+      <w:r>
+        <w:rPr>
+          <w:i/>
+        </w:rPr>
+        <w:t>9010 Taiga</w:t>
+      </w:r>
+      <w:r>
+        <w:t xml:space="preserve"> (SLU Artdatabanken, 2024; Nitare &amp; Skogsstyrelsen, 2019).</w:t>
+      </w:r>
+    </w:p>
+    <w:p>
+      <w:r>
+        <w:rPr>
+          <w:b/>
+        </w:rPr>
+        <w:t>Bårdlav</w:t>
+      </w:r>
+      <w:r>
+        <w:t xml:space="preserve"> signalerar miljöer med höga naturvärden och på lokalerna finns vanligtvis många andra ovanliga och rödlistade arter. Den visar även på platser med hög och jämn luftfuktighet. På bårdlav och andra njurlavar (Nephroma) kan de sällsynta parasiterna </w:t>
+      </w:r>
+      <w:r>
+        <w:rPr>
+          <w:i/>
+        </w:rPr>
+        <w:t xml:space="preserve">Protounguicularia nephromatis </w:t>
+      </w:r>
+      <w:r>
+        <w:t xml:space="preserve">(VU) och </w:t>
+      </w:r>
+      <w:r>
+        <w:rPr>
+          <w:i/>
+        </w:rPr>
+        <w:t xml:space="preserve">Tremella nephromatis </w:t>
+      </w:r>
+      <w:r>
+        <w:t xml:space="preserve">(DD) påträffas. Bårdlav är typisk art för </w:t>
+      </w:r>
+      <w:r>
+        <w:rPr>
+          <w:i/>
+        </w:rPr>
+        <w:t xml:space="preserve">9010 Taiga, 9020 Nordlig ädellövskog, 9070 Trädklädd betesmark, 9110 Näringsfattig bokskog, 9160 Näringsrik ekskog, 9180 Ädellövskog i branter </w:t>
+      </w:r>
+      <w:r>
+        <w:t>och</w:t>
+      </w:r>
+      <w:r>
+        <w:rPr>
+          <w:i/>
+        </w:rPr>
+        <w:t xml:space="preserve"> 9190 Näringsfattig ekskog</w:t>
+      </w:r>
+      <w:r>
+        <w:t xml:space="preserve"> (SLU Artdatabanken, 2026; Nitare &amp; Skogsstyrelsen, 2019).</w:t>
+      </w:r>
+    </w:p>
+    <w:p>
+      <w:r>
+        <w:rPr>
+          <w:b/>
+        </w:rPr>
+        <w:t>Dropptaggsvamp (NT)</w:t>
+      </w:r>
+      <w:r>
+        <w:t xml:space="preserve"> bildar mykorrhiza med tall, främst i barrskog med trädkontinuitet, i magra, torra och ljusöppna lavtallskogar och i barrblandskogar med friskmossor och lingon i fältskiktet. Den totala populationen i landet har minskat och bedöms fortsätta minska till följd av slutavverkningar av tallskog. Det är högst oklart om arten långsiktigt kan etablera och reproducera sig i skogsbestånd som brukas med trakthyggesmetoder, markberedning, gödsling eller föryngring med förädlat plantmaterial. Uppfyller kriterierna för att bli rödlistad på grund av ny kunskap som visar att en större andel av populationen än tidigare bedömt är knuten till kontinuitetsbarrskog. Minskningstakten för den svenska populationen bedöms vara nära gränsvärdet för Sårbar (VU). Dropptaggsvamp är typisk art för </w:t>
+      </w:r>
+      <w:r>
+        <w:rPr>
+          <w:i/>
+        </w:rPr>
+        <w:t xml:space="preserve">9010 Taiga </w:t>
+      </w:r>
+      <w:r>
+        <w:t>(SLU Artdatabanken, 2026).</w:t>
+      </w:r>
+    </w:p>
+    <w:p>
+      <w:r>
+        <w:rPr>
+          <w:b/>
+        </w:rPr>
+        <w:t>Dvärgbägarlav (NT)</w:t>
+      </w:r>
+      <w:r>
+        <w:t xml:space="preserve"> förekommer över hela Sverige på gammal hård ved, huvudsakligen på tall men i södra Sverige även på ek. Veden utgörs framförallt av grova stubbar, lågor och grenar. Substratet har blivit sällsyntare och nybildning av substrat sker bara i begränsad omfattning. Arten hotas av att grova lågor blir allt sällsyntare i dagens kulturskogar samt att nybildningen av lämpliga substrat går mycket långsamt. En riklig tillgång på gamla tall- eller eklågor måste säkerställas på artens lokaler. Dvärgbägarlav är typisk art för </w:t>
+      </w:r>
+      <w:r>
+        <w:rPr>
+          <w:i/>
+        </w:rPr>
+        <w:t>9010 Taiga</w:t>
+      </w:r>
+      <w:r>
+        <w:t xml:space="preserve"> (SLU Artdatabanken, 2024; Nitare &amp; Skogsstyrelsen, 2019).</w:t>
+      </w:r>
+    </w:p>
+    <w:p>
+      <w:r>
+        <w:rPr>
+          <w:b/>
+        </w:rPr>
+        <w:t>Garnlav (VU)</w:t>
+      </w:r>
+      <w:r>
+        <w:t xml:space="preserve"> är en utpräglad barrskogsart som ibland kan drapera träden i norrländska grannaturskogar med hög luftfuktighet. Den förekommer även i talldominerade bestånd där den, förutom i trädens grenverk, påträffas hängande över ojämnheter i tallbarken. Arten har minskat starkt i södra och mellersta Sverige och den minskar även i sitt nordliga utbredningsområde. Minskningstakten uppgår till 30 (20–50) % inom 50 år och överstiger gränsvärdet för Sårbar (VU). Orsaken till tillbakagången beror främst på slutavverkningar av naturskogsartade skogar. Bestånd med riklig förekomst bör regelmässigt sparas, vilket även gynnar flera andra sällsynta och rödlistade arter. Garnlav är värdväxt för den mycket sällsynta och akut hotade fjärilen barrskogslavfly (CR) som hör hemma i boreala barrskogar med riklig förekomst av värdväxten. Tidigare kunde arten konstateras årligen på flera platser vid Dala-Floda i Dalarna innan lokalerna kalavverkades. Senaste fyndet i landet av barrskogslavfly är från år 2000 då den påträffades vid Högberget i Sollefteå kommun. Garnlav är typisk art för </w:t>
+      </w:r>
+      <w:r>
+        <w:rPr>
+          <w:i/>
+        </w:rPr>
+        <w:t xml:space="preserve">9010 Taiga </w:t>
+      </w:r>
+      <w:r>
+        <w:t>och</w:t>
+      </w:r>
+      <w:r>
+        <w:rPr>
+          <w:i/>
+        </w:rPr>
+        <w:t xml:space="preserve"> 9070 Trädklädd betesmark</w:t>
+      </w:r>
+      <w:r>
+        <w:t xml:space="preserve"> (SLU Artdatabanken, 2026).</w:t>
+      </w:r>
+    </w:p>
+    <w:p>
+      <w:r>
+        <w:rPr>
+          <w:b/>
+        </w:rPr>
+        <w:t>Knottrig blåslav (NT)</w:t>
+      </w:r>
+      <w:r>
+        <w:t xml:space="preserve"> har sin huvudutbredning i gamla granskogar i det övre barrskogsbältet mot fjällen. Den signalerar alltid höga naturvärden och växer i skogar med lång kontinuitet, mest i opåverkade naturskogsbestånd. Arten överlever inte en slutavverkning (inklusive hänsyn) och den finns idag enbart i kontinuitetsskog. Lavens fortsatta förekomst bör säkerställas genom att lokaler med äldre barrskog skyddas. Knottrig blåslav är typisk art för </w:t>
+      </w:r>
+      <w:r>
+        <w:rPr>
+          <w:i/>
+        </w:rPr>
+        <w:t xml:space="preserve">9010 Taiga </w:t>
+      </w:r>
+      <w:r>
+        <w:t>och</w:t>
+      </w:r>
+      <w:r>
+        <w:rPr>
+          <w:i/>
+        </w:rPr>
+        <w:t xml:space="preserve"> 9040 Fjällbjörkskog</w:t>
+      </w:r>
+    </w:p>
+    <w:p>
+      <w:r>
+        <w:t>(SLU Artdatabanken, 2024; Nitare &amp; Skogsstyrelsen, 2019).</w:t>
+      </w:r>
+    </w:p>
+    <w:p>
+      <w:r>
+        <w:rPr>
+          <w:b/>
+        </w:rPr>
+        <w:t>Lunglav (NT)</w:t>
+      </w:r>
+      <w:r>
+        <w:t xml:space="preserve"> är en av vårt lands främsta signalarter som överallt indikerar gamla lövträd, skogsbestånd med höga naturvärden och ekosystem med långskoglig kontinuitet. Lokalt kan förekomsten vara mycket riklig men den hittas nästan enbart i gamla och ej slutavverkade skogar. Artens samtliga förekomster bör uppmärksammas från naturvårdssynpunkt, då många lokaler även hyser andra ovanliga och rödlistade arter. Rikliga förekomster bör skyddas med biotopskydd, frivilliga avsättningar eller reservat. På lunglav kan de sällsynta lavparasiterna lunglavshårprick (CR), </w:t>
+      </w:r>
+      <w:r>
+        <w:rPr>
+          <w:i/>
+        </w:rPr>
+        <w:t>Abrothallus diederichii</w:t>
+      </w:r>
+      <w:r>
+        <w:t xml:space="preserve"> (VU), </w:t>
+      </w:r>
+      <w:r>
+        <w:rPr>
+          <w:i/>
+        </w:rPr>
+        <w:t>Abrothallus lobariae</w:t>
+      </w:r>
+      <w:r>
+        <w:t xml:space="preserve"> (VU), </w:t>
+      </w:r>
+      <w:r>
+        <w:rPr>
+          <w:i/>
+        </w:rPr>
+        <w:t>Calycina lobariae</w:t>
+      </w:r>
+      <w:r>
+        <w:t xml:space="preserve"> (VU), lunglavsknapp (VU) och skrovelmössing (VU) påträffas. Lunglav är typisk art för </w:t>
+      </w:r>
+      <w:r>
+        <w:rPr>
+          <w:i/>
+        </w:rPr>
+        <w:t>9010 Taiga, 9020 Nordlig ädellövskog, 9110 Näringsfattig bokskog, 9130 Näringsrik bokskog, 9160 Näringsrik ekskog, 9180 Ädellövskog i branter, 9190 Näringsfattig ekskog, 9070 Trädklädd betesmark, 9040 Fjällbjörkskog</w:t>
+      </w:r>
+      <w:r>
+        <w:t xml:space="preserve"> och</w:t>
+      </w:r>
+      <w:r>
+        <w:rPr>
+          <w:i/>
+        </w:rPr>
+        <w:t xml:space="preserve"> 6530 Lövängar</w:t>
+      </w:r>
+      <w:r>
+        <w:t xml:space="preserve"> (SLU Artdatabanken, 2026; Nitare &amp; Skogsstyrelsen, 2019).</w:t>
+      </w:r>
+    </w:p>
+    <w:p>
+      <w:r>
+        <w:rPr>
+          <w:b/>
+        </w:rPr>
+        <w:t>Mörk kolflarnlav (NT)</w:t>
+      </w:r>
+      <w:r>
+        <w:t xml:space="preserve"> är brandberoende och växer nästan uteslutande på kolad hård kärnved av tall. Arten förekommer främst i glesa, öppna tall- och blandbarrskogar av naturskogskaraktär och etableringen verkar ske sent efter brand, kanske först efter 100–300 år. Mörk kolflarnlav indikerar skog med höga naturvärden och vanligast är att den påträffas på rester av nedbrunna torrakor och högstubbar och lågstubbar som är så grova att hela innandömet är urbränt. Tall- och blandbarrskogar av naturskogskaraktär med spår av återkommande bränder hyser höga biologiska värden och bör skyddas (SLU Artdatabanken, 2024).</w:t>
+      </w:r>
+    </w:p>
+    <w:p>
+      <w:r>
+        <w:rPr>
+          <w:b/>
+        </w:rPr>
+        <w:t xml:space="preserve">Orange taggsvamp (NT) </w:t>
+      </w:r>
+      <w:r>
+        <w:t xml:space="preserve">bildar mykorrhiza med både gran och tall och den förekommer främst i äldre barrskogar med kontinuitetsskogskaraktär. Mest frekvent är den i äldre mossrik granskog, men då bara i skogar inom granens naturliga utbredningsområde och i bestånd med långvarig grankontinuitet. Den totala populationen i landet bedöms ha minskat kraftigt och fortsatt kommer att minska då arten är knuten till en produktiv skogsmiljö som successivt avverkas. Arten hotas främst av skogsavverkning och tycks försvinna efter slutavverkning, markberedning och plantering och det är inte känt att arten har återkommit i anlagd skog på tidigare kalmark. Orange taggsvamp är typisk art för </w:t>
+      </w:r>
+      <w:r>
+        <w:rPr>
+          <w:i/>
+        </w:rPr>
+        <w:t>9010 Taiga</w:t>
+      </w:r>
+      <w:r>
+        <w:t xml:space="preserve"> (SLU Artdatabanken, 2024).</w:t>
+      </w:r>
+    </w:p>
+    <w:p>
+      <w:r>
+        <w:rPr>
+          <w:b/>
+        </w:rPr>
+        <w:t>Rosenticka (NT)</w:t>
+      </w:r>
+      <w:r>
+        <w:t xml:space="preserve">, rödlistad som nära hotad, ingår i en karaktäristisk association av vedsvampar som växer på gamla, grova granlågor i urskogsartade barrskogar. Den är placerad i toppen av Skogsstyrelsens värdepyramid för bedömning av skog med höga naturvärden och indikerar ett granskogsekosystem med långvarig kontinuitet av grova lågor. Artens beroende av grova granlågor innebär att alla skogsskötselåtgärder på eller i omedelbar närhet av lokalerna utgör ett hot på lång sikt. Det är angeläget att populationerna inte ytterligare glesas ut och ett tillräckligt antal områden där arten nu finns måste sparas för framtiden. Rosenticka är typisk art för </w:t>
+      </w:r>
+      <w:r>
+        <w:rPr>
+          <w:i/>
+        </w:rPr>
+        <w:t xml:space="preserve">9010 Taiga </w:t>
+      </w:r>
+      <w:r>
+        <w:t xml:space="preserve">och </w:t>
+      </w:r>
+      <w:r>
+        <w:rPr>
+          <w:i/>
+        </w:rPr>
+        <w:t>9050 Näringsrik granskog</w:t>
+      </w:r>
+      <w:r>
+        <w:t xml:space="preserve"> (Nitare &amp; Skogsstyrelsen, 2019; SLU Artdatabanken, 2024).</w:t>
+      </w:r>
+    </w:p>
+    <w:p>
+      <w:r>
+        <w:rPr>
+          <w:b/>
+        </w:rPr>
+        <w:t xml:space="preserve">Rödgul trumpetsvamp </w:t>
+      </w:r>
+      <w:r>
+        <w:t>signalerar kalkrika barrsumpskogar eller avgränsade små mineralrika ytor i barrskogslandskapet, vilka normalt har höga naturvärden. I urbergsbygder är den en bra signalart på känsliga skogsbiotoper (Nitare &amp; Skogsstyrelsen, 2019).</w:t>
+      </w:r>
+    </w:p>
+    <w:p>
+      <w:r>
+        <w:rPr>
+          <w:b/>
+        </w:rPr>
+        <w:t xml:space="preserve">Skarp dropptaggsvamp (NT) </w:t>
+      </w:r>
+      <w:r>
+        <w:t>bildar mykorrhiza med både gran och tall, främst i barrskogar med trädkontinuitet. Arten uppträder dels i näringsrik kalkbarrskog och dels i sur lavtallskog. Kalkbarrskogarna är ofta grandominerade, olikåldriga och skiktade på frisk mark med ett örtrikt vegetationsskikt. Lavtallskogarna är i regel magra, torra, ljusöppna och ofta brandpräglade. Den totala populationen i landet har minskat och bedöms fortsätta minska till följd av avverkning av äldre barrskogar. Arten har begränsad förmåga att återetablera sig efter slutavverkning eller andra storskaliga skogsbruksåtgärder. Det saknas indikationer på att arten långsiktigt kan etablera eller reproducera sig i skogsbestånd som brukas med metoder som trakthyggesbruk, markberedning, gödsling eller föryngring med förädlat plantmaterial. Minskningstakten för den svenska populationen bedöms vara nära gränsvärdet för Sårbar (VU) (SLU Artdatabanken, 2026).</w:t>
+      </w:r>
+    </w:p>
+    <w:p>
+      <w:r>
+        <w:rPr>
+          <w:b/>
+        </w:rPr>
+        <w:t xml:space="preserve">Skrovlig taggsvamp (VU) </w:t>
+      </w:r>
+      <w:r>
+        <w:t>bildar mykorrhiza med tall i äldre tallskog, framför allt på tallhed. Den växer huvudsakligen i äldre barrskog som hotas av slutavverkning. Genom att äldre barrskogar och naturskogar blir allt sällsyntare, missgynnas arten av skogsbruk. Arten ingår i ett åtgärdsprogram för hotade arter (ÅGP) och en långsiktig tillgång till svampens värdträd behöver säkras genom att växtplatserna undantas från avverkning. Skrovlig taggsvamp är globalt rödlistad som nära hotad (NT) vilket innebär att Sverige har ett internationellt ansvar för arten (IUCN, 2025; SLU Artdatabanken, 2026; Nitare, 2006).</w:t>
+      </w:r>
+    </w:p>
+    <w:p>
+      <w:r>
+        <w:rPr>
+          <w:b/>
+        </w:rPr>
+        <w:t>Stuplav</w:t>
+      </w:r>
+      <w:r>
+        <w:t xml:space="preserve"> är en mycket bra signalart i hela sitt utbredningsområde och förekommer nästan enbart i skogsmiljöer med höga naturvärden. Den indikerar långvarig förekomst av gamla lövträd och miljöer med konstant hög luftfuktighet. I skogar med suboceaniskt klimat finns det en mycket sällsynt parasit, njurlavsknapp </w:t>
+      </w:r>
+      <w:r>
+        <w:rPr>
+          <w:i/>
+        </w:rPr>
+        <w:t>Pletocarpon nephromeum</w:t>
+      </w:r>
+      <w:r>
+        <w:t xml:space="preserve"> (EN), som växer på stuplav. Ytterligare tre sällsynta lavparasiter, </w:t>
+      </w:r>
+      <w:r>
+        <w:rPr>
+          <w:i/>
+        </w:rPr>
+        <w:t>Protounguicularia nephromatis</w:t>
+      </w:r>
+      <w:r>
+        <w:t xml:space="preserve"> (VU), </w:t>
+      </w:r>
+      <w:r>
+        <w:rPr>
+          <w:i/>
+        </w:rPr>
+        <w:t>Refractohilum galligenum</w:t>
+      </w:r>
+      <w:r>
+        <w:t xml:space="preserve"> (NT) och </w:t>
+      </w:r>
+      <w:r>
+        <w:rPr>
+          <w:i/>
+        </w:rPr>
+        <w:t>Roselliniella nephromatis</w:t>
+      </w:r>
+      <w:r>
+        <w:t xml:space="preserve"> (DD), kan också påträffas på stuplav. Stuplav är typisk art för </w:t>
+      </w:r>
+      <w:r>
+        <w:rPr>
+          <w:i/>
+        </w:rPr>
+        <w:t>9010 Taiga</w:t>
+      </w:r>
+      <w:r>
+        <w:t xml:space="preserve"> (SLU Artdatabanken, 2026; Nitare &amp; Skogsstyrelsen, 2019).</w:t>
+      </w:r>
+    </w:p>
+    <w:p>
+      <w:r>
+        <w:rPr>
+          <w:b/>
+        </w:rPr>
+        <w:t>Ullticka (NT)</w:t>
+      </w:r>
+      <w:r>
+        <w:t xml:space="preserve"> är knuten till restbestånd av barrnaturskog och förekommer med ett tydligt optimum i orörda eller måttligt påverkade gamla granskogar där det föreligger viss kontinuitet av grov död ved. Ullticka är en bra signalart inom hela sitt utbredningsområde och i södra Sverige är den sällsynt och en god signalart för skyddsvärda granskogsmiljöer. Den hotas av avverkning och fragmentering av naturskog och äldre granskog med lång trädkontinuitet. På ullticka kan ibland ulltickeporing (VU) påträffas - det är en sällsynt ticka som nyligen delats upp i de tre olika arterna ulltickeporing </w:t>
+      </w:r>
+      <w:r>
+        <w:rPr>
+          <w:i/>
+        </w:rPr>
+        <w:t xml:space="preserve">Skeletocutis brevispora </w:t>
+      </w:r>
+      <w:r>
+        <w:t>(VU)</w:t>
+      </w:r>
+      <w:r>
+        <w:rPr>
+          <w:i/>
+        </w:rPr>
+        <w:t>, Skeletocutis delicata</w:t>
+      </w:r>
+      <w:r>
+        <w:t xml:space="preserve"> (VU)</w:t>
+      </w:r>
+      <w:r>
+        <w:rPr>
+          <w:i/>
+        </w:rPr>
+        <w:t xml:space="preserve"> och Skeletocutis exilis</w:t>
+      </w:r>
+      <w:r>
+        <w:t xml:space="preserve"> (NT). Ullticka är typisk art för </w:t>
+      </w:r>
+      <w:r>
+        <w:rPr>
+          <w:i/>
+        </w:rPr>
+        <w:t xml:space="preserve">9010 Taiga, 9050 Näringsrik granskog </w:t>
+      </w:r>
+      <w:r>
+        <w:t xml:space="preserve">och </w:t>
+      </w:r>
+      <w:r>
+        <w:rPr>
+          <w:i/>
+        </w:rPr>
+        <w:t>9030 Landhöjningsskog</w:t>
+      </w:r>
+      <w:r>
+        <w:t xml:space="preserve"> (SLU Artdatabanken, 2026; Nitare &amp; Skogsstyrelsen, 2019; Miettinen &amp; Niemelä, 2018).</w:t>
+      </w:r>
+    </w:p>
+    <w:p>
+      <w:r>
+        <w:rPr>
+          <w:b/>
+        </w:rPr>
+        <w:t>Vedflamlav (NT)</w:t>
+      </w:r>
+      <w:r>
+        <w:t xml:space="preserve"> växer på gammal hård och torr, exponerad kärnved av tall, främst på högstubbar i ljusöppna lägen, t.ex. vid och på myrar, sjökanter, i glesa hällmarkskogar och i brandpräglade tallnaturskogar. Substratet nyskapas i begränsad omfattning och arten är en utmärkt indikator på höga naturvärden i denna skogstyp. Tall- och barrblandskogar med naturskogskaraktär och spår av bränder har ofta höga biologiska värden och bör skyddas. På vedflamlavens bål kan den sällsynta spiklaven/parasiten </w:t>
+      </w:r>
+      <w:r>
+        <w:rPr>
+          <w:i/>
+        </w:rPr>
+        <w:t>Calicium ramboldiicola</w:t>
+      </w:r>
+      <w:r>
+        <w:t xml:space="preserve"> (VU) påträffas (SLU Artdatabanken, 2026).</w:t>
+      </w:r>
+    </w:p>
+    <w:p>
+      <w:r>
+        <w:rPr>
+          <w:b/>
+        </w:rPr>
+        <w:t>Vedskivlav (NT)</w:t>
+      </w:r>
+      <w:r>
+        <w:t xml:space="preserve"> växer på gammal, torr, exponerad, hård kärnved av framförallt tall i naturskogsartade bestånd. Avverkning av tallskog av naturskogskaraktär med spår av återkommande bränder är ett hot. Mängden lämplig ved att växa på för vedskivlav minskar, dels på grund av naturlig nedbrytning men framförallt på grund av att de förstörs i samband med slutavverkningar, gallringar och markberedning. Tall- och blandbarrskogar av naturskogskaraktär med spår av återkommande bränder bör skyddas. Vedskivlav är typisk art för </w:t>
+      </w:r>
+      <w:r>
+        <w:rPr>
+          <w:i/>
+        </w:rPr>
+        <w:t>9010 Taiga</w:t>
+      </w:r>
+      <w:r>
+        <w:t xml:space="preserve"> (SLU Artdatabanken, 2024).</w:t>
+      </w:r>
+    </w:p>
+    <w:p>
+      <w:r>
+        <w:rPr>
+          <w:b/>
+        </w:rPr>
+        <w:t>Violettgrå tagellav (NT)</w:t>
+      </w:r>
+      <w:r>
+        <w:t xml:space="preserve"> växer nästan uteslutande i gamla olikåldriga barrnaturskogar med lång skoglig kontinuitet och är en utmärkt signal på skog med höga naturvärden. Slutavverkning av tidigare aldrig slutavverkad skog (kontinuitetsskog) är det största hotet. Biotopen nyskapas i begränsad omfattning och barrskog äldre än 160 år, där den violettgrå tagellaven huvudsakligen påträffas har minskat med 50% de senaste 50 åren. Lågproduktiv skogsmark där laven förekommer bör undantas från skogsbruk och rika förekomster i äldre granskog bör skyddas. Arten är känslig för uttorkning och det är väsentligt att tillräckligt stora bestånd avsätts. Violettgrå tagellav är typisk art för </w:t>
+      </w:r>
+      <w:r>
+        <w:rPr>
+          <w:i/>
+        </w:rPr>
+        <w:t>9010 Taiga</w:t>
+      </w:r>
+      <w:r>
+        <w:t xml:space="preserve"> (SLU Artdatabanken, 2024; Nitare &amp; Skogsstyrelsen, 2019).</w:t>
+      </w:r>
+    </w:p>
+    <w:p>
+      <w:pPr>
+        <w:pStyle w:val="Heading1"/>
+      </w:pPr>
+      <w:r>
+        <w:t>Typiska arter och EU:s art- och habitatdirektiv</w:t>
+      </w:r>
+    </w:p>
+    <w:p>
+      <w:r>
+        <w:t>Typiska arter används för att lokalisera områden med gynnsam bevarandestatus för de naturtyper som är listade i EU:s art- och habitatdirektiv. Ett exempel är Västlig taiga (EU-kod 9010) som saknar gynnsam bevarandestatus och minskar starkt som naturtyp i Sverige. Naturvårdsverket skriver i sin vägledning för Västlig taiga att dylika miljöer förutsätter normalt att skogarna skyddas långsiktigt, eftersom skogsbruk inte är förenligt med bevarande av naturtypen i gynnsamt tillstånd (Naturvårdsverket, 2011).</w:t>
+      </w:r>
+    </w:p>
+    <w:p>
+      <w:r>
+        <w:t>Följande typiska arter har sina livsmiljöer och växtplatser i den avverkningsanmälda skogen: garnlav (VU, T), blå taggsvamp (NT, T), dropptaggsvamp (NT, T), dvärgbägarlav (NT, T), knottrig blåslav (NT, T), lunglav (NT, T), orange taggsvamp (NT, T), rosenticka (NT, T), ullticka (NT, T), vedskivlav (NT, T), violettgrå tagellav (NT, T), bårdlav (S, T) och stuplav (S, T).</w:t>
+      </w:r>
+    </w:p>
+    <w:p>
+      <w:r>
+        <w:t>Enligt Sveriges Artikel 17 rapportering 2013 och 2019 till EU, har naturtypen Västlig taiga (9010) dålig bevarandestatus med negativ trend inom Sveriges boreala region. Skogsbruksåtgärder som avverkning, röjning och gallring pekas ut som några av de främst bidragande orsakerna till naturtypens dåliga status och negativa trend (SLU Artdatabanken, 2019). I EU:s uppföljning av tillståndet för naturtyperna i Skandinavien 2013 – 2018 framgår det att i den boreala regionen är tillståndet så dåligt för Västlig taiga (9010) att habitatet löper allvarlig risk att försvinna regionalt (EEA, 2022). Det allvarliga läget för den biologiska mångfalden i skogen framhålls även i Skogsstyren rapport 2026/07:</w:t>
+      </w:r>
+    </w:p>
+    <w:p>
+      <w:r>
+        <w:rPr>
+          <w:i/>
+        </w:rPr>
+        <w:t>"All avverkning av kända skogliga värdekärnor och sannolika kontinuitetsskogar behöver upphöra för att fylla bristen om 1,56 miljoner hektar bevarad livsmiljötyp. På grund av begränsade kvarvarande arealer av värdekärnor, naturskogar och kontinuitetsskogar leder fortsatt förlust av dessa till en påtaglig risk för långsiktigt negativa effekter för biologisk mångfald i skogslandskapet. Att de återstående arealerna bevaras och ges ett långsiktigt skydd bedöms därför vara av avgörande betydelse."</w:t>
+      </w:r>
+      <w:r>
+        <w:t xml:space="preserve"> (Skogsstyrelsen, 2026).</w:t>
+      </w:r>
+    </w:p>
+    <w:p>
+      <w:r>
+        <w:t>Trots detta har statusen för Västlig taiga ändrats till otillräcklig i stället för dålig i den senaste Artikel 17 rapporteringen 2025. Av Naturvårdsverkets rapport framgår det dock att de ändrade statusbedömningarna jämfört med rapporteringen 2019 inte beror på faktiska miljöförändringar. Ändringarna är av teknisk karaktär och främst en följd av resultaten från genomförda regeringsuppdrag och beslut inför rapporteringen 2025. Det är alltså politisk styrning i stället för faktiska förhållanden i naturen som ändrat på naturtypernas status i rapporteringen, vilket rimmar dåligt med såväl art- och habitatdirektivets syften och mål som med naturrestaureringsförordningen. I praktiken har dock Sveriges nya sätt att rapportera bevarandestatus till EU inte någon betydelse eftersom Naturvårdsverkets rapportering 2025 visar att Västlig taiga</w:t>
+      </w:r>
+      <w:r>
+        <w:rPr>
+          <w:b/>
+        </w:rPr>
+        <w:t xml:space="preserve"> </w:t>
+      </w:r>
+      <w:r>
+        <w:t>inte har gynnsam bevarandestatus.</w:t>
+      </w:r>
+    </w:p>
+    <w:p>
+      <w:r>
+        <w:t>Åtgärder som vidtas i enlighet med art- och habitatdirektivet ska enligt Artikel 2 syfta till att bibehålla eller återställa en gynnsam bevarandestatus hos livsmiljöer samt arter och vilda djur och växter av gemenskapsintresse. Enligt prejudikat från EU-domstolen ska en skogsbruksverksamhet utföras på ett sådant sätt som utgör ett förebyggande och hållbart skogsbruk för att betraktas som förenlig med bevarandekraven i direktivet (se EU-domstolens dom i de förenade målen C 473-19 och C 474-19).</w:t>
+      </w:r>
+    </w:p>
+    <w:p>
+      <w:r>
+        <w:t xml:space="preserve">Av artikel 1.e samma direktiv framgår att en livsmiljös bevarandestatus anses " gynnsam" när — dess naturliga utbredningsområde och de ytor den täcker inom detta område är stabila eller ökande, och — den särskilda struktur och de särskilda funktioner som är nödvändiga för att den skall kunna bibehållas på lång sikt finns, och sannolikt kommer att finnas under en överskådlig framtid, och — bevarandestatusen hos dess </w:t>
+      </w:r>
+      <w:r>
+        <w:rPr>
+          <w:b/>
+        </w:rPr>
+        <w:t>typiska arter</w:t>
+      </w:r>
+      <w:r>
+        <w:t xml:space="preserve"> är gynnsam enligt definitionen i artikel 1.i.</w:t>
+      </w:r>
+    </w:p>
+    <w:p>
+      <w:r>
+        <w:t>EU-direktiv är bindande för EU:s medlemsländer varvid det ankommer på Skogsstyrelsen som nationell tillsynsmyndighet att beakta syftet med EU:s art- och habitatdirektiv vid prövningen av en skogsbruksverksamhet, se Rådets direktiv 92/43/EEG. Se ytterligare information om EU:s livsmiljödirektiv i bilaga 2.</w:t>
       </w:r>
     </w:p>
     <w:p>
@@ -853,6 +969,254 @@
       </w:r>
       <w:r>
         <w:t>SLU Artdatabanken, Uppsala</w:t>
+      </w:r>
+    </w:p>
+    <w:p>
+      <w:r>
+        <w:br w:type="page"/>
+      </w:r>
+    </w:p>
+    <w:p>
+      <w:pPr>
+        <w:pStyle w:val="Title"/>
+      </w:pPr>
+      <w:r>
+        <w:t>BILAGA 2 – EU:s art- och habitatdirektiv, fågeldirektiv och naturrestaureringsförordning</w:t>
+      </w:r>
+    </w:p>
+    <w:p>
+      <w:pPr>
+        <w:pStyle w:val="Heading2"/>
+      </w:pPr>
+      <w:r>
+        <w:t>Förenlighet med EU-direktiv</w:t>
+      </w:r>
+    </w:p>
+    <w:p>
+      <w:r>
+        <w:t>EU-direktiv är bindande för EU:s medlemsländer varvid det ankommer på Skogsstyrelsen som nationell tillsynsmyndighet att beakta syftet med EU:s art- och habitatdirektiv respektive fågeldirektiv vid prövningen av en skogsbruksverksamhet, se Rådets direktiv 92/43/EEG samt 2009/147/EG. Nationella regler som omfattas av ett EU-direktiv ska enligt fast rättspraxis tolkas i enlighet med direktivet, vilket medför en skyldighet för myndigheten att tolka bestämmelser i nationell rätt i ljuset av direktivets ordalydelse, sammanhang och de mål som eftersträvas med direktivet (se EU-domstolens dom i mål C 477/19).</w:t>
+      </w:r>
+    </w:p>
+    <w:p>
+      <w:r>
+        <w:t>EU:s medlemsstater åläggs i Artikel 3 i fågeldirektivet generella skyldigheter avseende skydd, bevarande och återställande av tillräckligt stora och varierande livsmiljöer för de fågelarter som omfattas av direktivet. Medlemsstaterna ska vidta de åtgärder som är nödvändiga för att bibehålla populationen av fågelarterna på en nivå som svarar särskilt mot ekologiska, vetenskapliga och kulturella behov, eller återupprätta populationen av dessa arter till en sådan nivå (se Europaparlamentets och rådets direktiv 2009/147/EG).</w:t>
+      </w:r>
+    </w:p>
+    <w:p>
+      <w:r>
+        <w:t>Åtgärder som vidtas i enlighet med art- och habitatdirektivet (92/43/EEG) ska enligt Artikel 2 syfta till att bibehålla eller återställa en gynnsam bevarandestatus hos livsmiljöer samt arter och vilda djur och växter av gemenskapsintresse. Enligt prejudikat från EU-domstolen ska en skogsbruksverksamhet utföras på ett sådant sätt som utgör ett förebyggande och hållbart skogsbruk för att betraktas som förenlig med bevarandekraven i direktivet (se EU-domstolens dom i de förenade målen C 473-19 och C 474-19).</w:t>
+      </w:r>
+    </w:p>
+    <w:p>
+      <w:r>
+        <w:t xml:space="preserve">Av artikel 1.e samma direktiv framgår att en livsmiljös bevarandestatus anses " gynnsam" när — dess naturliga utbredningsområde och de ytor den täcker inom detta område är stabila eller ökande, och — den särskilda struktur och de särskilda funktioner som är nödvändiga för att den skall kunna bibehållas på lång sikt finns, och sannolikt kommer att finnas under en överskådlig framtid, och — bevarandestatusen hos dess </w:t>
+      </w:r>
+      <w:r>
+        <w:rPr>
+          <w:b/>
+        </w:rPr>
+        <w:t>typiska arter</w:t>
+      </w:r>
+      <w:r>
+        <w:t xml:space="preserve"> är gynnsam enligt definitionen i artikel 1.i. Typiska arter används för att lokalisera områden med gynnsam bevarandestatus för de naturtyper som ingår i EU:s art- och habitatdirektiv.</w:t>
+      </w:r>
+    </w:p>
+    <w:p>
+      <w:r>
+        <w:t>Västlig taiga (EU-kod 9010) saknar gynnsam bevarandestatus och minskar starkt som naturtyp i Sverige. Naturvårdsverket skriver i sin vägledning för västlig taiga att dylika miljöer förutsätter normalt att skogarna skyddas långsiktigt, eftersom skogsbruk inte är förenligt med bevarande av naturtypen i gynnsamt tillstånd (Naturvårdsverket, 2011). Enligt Sveriges Artikel 17 rapportering 2013 och 2019 till EU, har naturtypen Västlig taiga (9010) dålig bevarandestatus med negativ trend inom Sveriges boreala region. Skogsbruksåtgärder som avverkning, röjning och gallring pekas ut som några av de främst bidragande orsakerna till naturtypens dåliga status och negativa trend (SLU Artdatabanken, 2019). I EU:s uppföljning av tillståndet för naturtyperna i Skandinavien 2013 – 2018 framgår det att i den boreala regionen är tillståndet så dåligt för Västlig taiga (9010) att habitatet löper allvarlig risk att försvinna regionalt (EEA, 2022). Det allvarliga läget för den biologiska mångfalden i skogen framhålls även i Skogsstyren rapport 2026/07:</w:t>
+      </w:r>
+    </w:p>
+    <w:p>
+      <w:r>
+        <w:rPr>
+          <w:i/>
+        </w:rPr>
+        <w:t>"All avverkning av kända skogliga värdekärnor och sannolika kontinuitetsskogar behöver upphöra för att fylla bristen om 1,56 miljoner hektar bevarad livsmiljötyp. På grund av begränsade kvarvarande arealer av värdekärnor, naturskogar och kontinuitetsskogar leder fortsatt förlust av dessa till en påtaglig risk för långsiktigt negativa effekter för biologisk mångfald i skogslandskapet. Att de återstående arealerna bevaras och ges ett långsiktigt skydd bedöms därför vara av avgörande betydelse."</w:t>
+      </w:r>
+      <w:r>
+        <w:t xml:space="preserve"> (Skogsstyrelsen, 2026).</w:t>
+      </w:r>
+    </w:p>
+    <w:p>
+      <w:pPr>
+        <w:pStyle w:val="Caption"/>
+      </w:pPr>
+      <w:r>
+        <w:drawing>
+          <wp:inline xmlns:a="http://schemas.openxmlformats.org/drawingml/2006/main" xmlns:pic="http://schemas.openxmlformats.org/drawingml/2006/picture">
+            <wp:extent cx="5486400" cy="2905862"/>
+            <wp:docPr id="2" name="Picture 2"/>
+            <wp:cNvGraphicFramePr>
+              <a:graphicFrameLocks noChangeAspect="1"/>
+            </wp:cNvGraphicFramePr>
+            <a:graphic>
+              <a:graphicData uri="http://schemas.openxmlformats.org/drawingml/2006/picture">
+                <pic:pic>
+                  <pic:nvPicPr>
+                    <pic:cNvPr id="0" name="uppföljning av västlig taiga.jpeg"/>
+                    <pic:cNvPicPr/>
+                  </pic:nvPicPr>
+                  <pic:blipFill>
+                    <a:blip r:embed="rId17"/>
+                    <a:stretch>
+                      <a:fillRect/>
+                    </a:stretch>
+                  </pic:blipFill>
+                  <pic:spPr>
+                    <a:xfrm>
+                      <a:off x="0" y="0"/>
+                      <a:ext cx="5486400" cy="2905862"/>
+                    </a:xfrm>
+                    <a:prstGeom prst="rect"/>
+                  </pic:spPr>
+                </pic:pic>
+              </a:graphicData>
+            </a:graphic>
+          </wp:inline>
+        </w:drawing>
+      </w:r>
+    </w:p>
+    <w:p>
+      <w:pPr>
+        <w:pStyle w:val="Caption"/>
+      </w:pPr>
+      <w:r>
+        <w:t>EU:s uppföljning av tillståndet för naturtypen Västlig taiga 9010 i Skandinavien 2013 - 2018. Av kartan framgår det att i den boreala regionen är tillståndet så dåligt (röd färg) att habitatet löper allvarlig risk att försvinna regionalt. Källa: European Environment Agency. https:// eunis.eea.europoa.eu/habitats/10176.</w:t>
+      </w:r>
+    </w:p>
+    <w:p>
+      <w:r>
+        <w:t>Trots det allvarliga läget har statusen för Västlig taiga ändrats till otillräcklig i stället för dålig i den senaste Artikel 17 rapporteringen 2025. Av Naturvårdsverkets rapport framgår det dock att de ändrade statusbedömningarna jämfört med rapporteringen 2019 inte beror på faktiska miljöförändringar. Ändringarna är av teknisk karaktär och främst en följd av resultaten från genomförda regeringsuppdrag och beslut inför rapporteringen 2025. Det är alltså politisk styrning i stället för faktiska förhållanden i naturen som ändrat på naturtypernas status i rapporteringen, vilket rimmar dåligt med såväl art- och habitatdirektivets syften och mål som med naturrestaureringsförordningen. I praktiken har dock Sveriges nya sätt att rapportera bevarandestatus till EU inte någon betydelse eftersom Naturvårdsverkets rapportering 2025 visar att Västlig taiga inte har gynnsam bevarandestatus.</w:t>
+      </w:r>
+    </w:p>
+    <w:p>
+      <w:pPr>
+        <w:pStyle w:val="Heading2"/>
+      </w:pPr>
+      <w:r>
+        <w:t>EU:s naturrestaureringsförordning</w:t>
+      </w:r>
+    </w:p>
+    <w:p>
+      <w:r>
+        <w:t>Enligt EU:s naturrestaureringsförordning (EU 2024/1991) ska minst 20 % av landområden och minst 20 % av havsarealen vara restaurerad senast 2030, samt alla ekosystem som är i behov av restaurering senast 2050. Det framgår också av förordningen att det är viktigt att livsmiljötyperna inte försämras innan eller efter att restaureringar genomförts, se exempelvis punkt 37 förordningen.</w:t>
+      </w:r>
+    </w:p>
+    <w:p>
+      <w:r>
+        <w:t>”</w:t>
+      </w:r>
+      <w:r>
+        <w:rPr>
+          <w:i/>
+        </w:rPr>
+        <w:t>Det är viktigt att medlemsstaterna vidtar åtgärder som syftar till att säkerställa att tillståndet för områden som täcks av livsmiljötyper som omfattas av denna förordning och som omfattas av restaureringsåtgärder uppvisar en kontinuerlig förbättring till dess att de uppnår ett gott tillstånd, och att medlemsstaterna vidtar åtgärder som syftar till att säkerställa att dessa livsmiljötyper, när de har uppnått ett gott tillstånd, inte försämras avsevärt, så att det långsiktiga bibehållandet eller uppnåendet av gott tillstånd inte äventyras. (..) Det är också viktigt att medlemsstaterna anstränger sig för att förhindra avsevärd försämring av områden som täcks av sådana livsmiljötyper som antingen redan är i gott skick eller som inte är i gott skick men ännu inte omfattas av restaureringsåtgärder.”</w:t>
+      </w:r>
+    </w:p>
+    <w:p>
+      <w:r>
+        <w:rPr>
+          <w:b/>
+          <w:i/>
+        </w:rPr>
+        <w:t>Artikel 4(12):</w:t>
+      </w:r>
+    </w:p>
+    <w:p>
+      <w:r>
+        <w:rPr>
+          <w:i/>
+        </w:rPr>
+        <w:t>Utan att det påverkar tillämpningen av direktiv 92/43/EEG ska medlemsstaterna, senast den dag då deras nationella restaureringsplaner offentliggörs i enlighet med artikel 17.6 i denna förordning, eftersträva att genomföra de åtgärder som krävs för att förhindra avsevärd försämring av områden där de livsmiljötyper som förtecknas i bilaga I till denna förordning förekommer och som är i gott tillstånd eller som krävs för att uppnå de restaureringsmål som anges i punkt 17 i den här artikeln.</w:t>
+      </w:r>
+    </w:p>
+    <w:p>
+      <w:r>
+        <w:rPr>
+          <w:b/>
+          <w:i/>
+        </w:rPr>
+        <w:t>Artikel 4 (17).   Medlemsstaterna ska säkerställa</w:t>
+      </w:r>
+    </w:p>
+    <w:p>
+      <w:r>
+        <w:rPr>
+          <w:i/>
+        </w:rPr>
+        <w:t>a) en ökning av arealen i gott tillstånd för de livsmiljötyper som förtecknas i bilaga I till dess att minst 90 % är i gott tillstånd och till dess att den gynnsamma referensarealen för varje livsmiljötyp i varje biogeografisk region inom den berörda medlemsstaten har uppnåtts.</w:t>
+      </w:r>
+    </w:p>
+    <w:p>
+      <w:r>
+        <w:t>Referenser</w:t>
+      </w:r>
+    </w:p>
+    <w:p>
+      <w:r>
+        <w:t xml:space="preserve">EEA European Environment Agency, 2022. </w:t>
+      </w:r>
+      <w:r>
+        <w:rPr>
+          <w:i/>
+        </w:rPr>
+        <w:t xml:space="preserve">Western taiga – Conservation status 2013-2018. </w:t>
+      </w:r>
+      <w:r>
+        <w:t>https:// eunis.eea.europoa.eu/habitats/10176.</w:t>
+      </w:r>
+    </w:p>
+    <w:p>
+      <w:r>
+        <w:t>EU-domstolens dom av den 2 juli 2020 i målet C 477/19 (Europeisk hamster) p. 23.</w:t>
+      </w:r>
+    </w:p>
+    <w:p>
+      <w:r>
+        <w:t>EU-domstolens dom av den 4 mars 2021 i de förenade målen C 473-19 och C 474-19 (Skydda skogen) p. 70 och 76.</w:t>
+      </w:r>
+    </w:p>
+    <w:p>
+      <w:r>
+        <w:t>Europaparlamentets och rådets direktiv 2009/147/EG av den 30 november 2009 om bevarande av vilda fåglar.</w:t>
+      </w:r>
+    </w:p>
+    <w:p>
+      <w:r>
+        <w:t>EUROPAPARLAMENTETS OCH RÅDETS FÖRORDNING (EU) 2024/1991 av den 24 juni 2024 om restaurering av natur och om ändring av förordning (EU) 2022/869.</w:t>
+      </w:r>
+    </w:p>
+    <w:p>
+      <w:r>
+        <w:t>Rådets direktiv 92/43/EEG av den 21 mj 1992 om bevarande av livsmiljöer samt vilda djur och växter.</w:t>
+      </w:r>
+    </w:p>
+    <w:p>
+      <w:r>
+        <w:t xml:space="preserve">Skogsstyrelsen, 2026. </w:t>
+      </w:r>
+      <w:r>
+        <w:rPr>
+          <w:i/>
+        </w:rPr>
+        <w:t>Biologisk mångfald i skogen.</w:t>
+      </w:r>
+      <w:r>
+        <w:t xml:space="preserve"> Rapport 2026/07.</w:t>
+      </w:r>
+    </w:p>
+    <w:p>
+      <w:r>
+        <w:t xml:space="preserve">SLU Artdatabanken, 2019. </w:t>
+      </w:r>
+      <w:r>
+        <w:rPr>
+          <w:i/>
+        </w:rPr>
+        <w:t>Sveriges arter och naturtyper i EU:s art- och habitatdirektiv.</w:t>
+      </w:r>
+      <w:r>
+        <w:t xml:space="preserve"> Resultat från rapportering 2019 till EU av bevarandestatus 2013-2018.</w:t>
       </w:r>
     </w:p>
     <w:sectPr>
@@ -873,7 +1237,7 @@
 </file>
 
 <file path=word/endnotes.xml><?xml version="1.0" encoding="utf-8"?>
-<w:endnotes xmlns:wpc="http://schemas.microsoft.com/office/word/2010/wordprocessingCanvas" xmlns:cx="http://schemas.microsoft.com/office/drawing/2014/chartex" xmlns:cx1="http://schemas.microsoft.com/office/drawing/2015/9/8/chartex" xmlns:cx2="http://schemas.microsoft.com/office/drawing/2015/10/21/chartex" xmlns:cx3="http://schemas.microsoft.com/office/drawing/2016/5/9/chartex" xmlns:cx4="http://schemas.microsoft.com/office/drawing/2016/5/10/chartex" xmlns:cx5="http://schemas.microsoft.com/office/drawing/2016/5/11/chartex" xmlns:cx6="http://schemas.microsoft.com/office/drawing/2016/5/12/chartex" xmlns:cx7="http://schemas.microsoft.com/office/drawing/2016/5/13/chartex" xmlns:cx8="http://schemas.microsoft.com/office/drawing/2016/5/14/chartex" xmlns:mc="http://schemas.openxmlformats.org/markup-compatibility/2006" xmlns:aink="http://schemas.microsoft.com/office/drawing/2016/ink" xmlns:am3d="http://schemas.microsoft.com/office/drawing/2017/model3d" xmlns:o="urn:schemas-microsoft-com:office:office" xmlns:oel="http://schemas.microsoft.com/office/2019/extlst" xmlns:r="http://schemas.openxmlformats.org/officeDocument/2006/relationships" xmlns:m="http://schemas.openxmlformats.org/officeDocument/2006/math" xmlns:v="urn:schemas-microsoft-com:vml" xmlns:wp14="http://schemas.microsoft.com/office/word/2010/wordprocessingDrawing" xmlns:wp="http://schemas.openxmlformats.org/drawingml/2006/wordprocessingDrawing" xmlns:w10="urn:schemas-microsoft-com:office:word" xmlns:w="http://schemas.openxmlformats.org/wordprocessingml/2006/main" xmlns:w14="http://schemas.microsoft.com/office/word/2010/wordml" xmlns:w15="http://schemas.microsoft.com/office/word/2012/wordml" xmlns:w16cex="http://schemas.microsoft.com/office/word/2018/wordml/cex" xmlns:w16cid="http://schemas.microsoft.com/office/word/2016/wordml/cid" xmlns:w16="http://schemas.microsoft.com/office/word/2018/wordml" xmlns:w16sdtdh="http://schemas.microsoft.com/office/word/2020/wordml/sdtdatahash" xmlns:w16se="http://schemas.microsoft.com/office/word/2015/wordml/symex" xmlns:wpg="http://schemas.microsoft.com/office/word/2010/wordprocessingGroup" xmlns:wpi="http://schemas.microsoft.com/office/word/2010/wordprocessingInk" xmlns:wne="http://schemas.microsoft.com/office/word/2006/wordml" xmlns:wps="http://schemas.microsoft.com/office/word/2010/wordprocessingShape" mc:Ignorable="w14 w15 w16se w16cid w16 w16cex w16sdtdh wp14">
+<w:endnotes xmlns:wpc="http://schemas.microsoft.com/office/word/2010/wordprocessingCanvas" xmlns:cx="http://schemas.microsoft.com/office/drawing/2014/chartex" xmlns:cx1="http://schemas.microsoft.com/office/drawing/2015/9/8/chartex" xmlns:cx2="http://schemas.microsoft.com/office/drawing/2015/10/21/chartex" xmlns:cx3="http://schemas.microsoft.com/office/drawing/2016/5/9/chartex" xmlns:cx4="http://schemas.microsoft.com/office/drawing/2016/5/10/chartex" xmlns:cx5="http://schemas.microsoft.com/office/drawing/2016/5/11/chartex" xmlns:cx6="http://schemas.microsoft.com/office/drawing/2016/5/12/chartex" xmlns:cx7="http://schemas.microsoft.com/office/drawing/2016/5/13/chartex" xmlns:cx8="http://schemas.microsoft.com/office/drawing/2016/5/14/chartex" xmlns:mc="http://schemas.openxmlformats.org/markup-compatibility/2006" xmlns:aink="http://schemas.microsoft.com/office/drawing/2016/ink" xmlns:am3d="http://schemas.microsoft.com/office/drawing/2017/model3d" xmlns:o="urn:schemas-microsoft-com:office:office" xmlns:oel="http://schemas.microsoft.com/office/2019/extlst" xmlns:r="http://schemas.openxmlformats.org/officeDocument/2006/relationships" xmlns:m="http://schemas.openxmlformats.org/officeDocument/2006/math" xmlns:v="urn:schemas-microsoft-com:vml" xmlns:wp14="http://schemas.microsoft.com/office/word/2010/wordprocessingDrawing" xmlns:wp="http://schemas.openxmlformats.org/drawingml/2006/wordprocessingDrawing" xmlns:w10="urn:schemas-microsoft-com:office:word" xmlns:w="http://schemas.openxmlformats.org/wordprocessingml/2006/main" xmlns:w14="http://schemas.microsoft.com/office/word/2010/wordml" xmlns:w15="http://schemas.microsoft.com/office/word/2012/wordml" xmlns:w16cex="http://schemas.microsoft.com/office/word/2018/wordml/cex" xmlns:w16cid="http://schemas.microsoft.com/office/word/2016/wordml/cid" xmlns:w16="http://schemas.microsoft.com/office/word/2018/wordml" xmlns:w16du="http://schemas.microsoft.com/office/word/2023/wordml/word16du" xmlns:w16sdtdh="http://schemas.microsoft.com/office/word/2020/wordml/sdtdatahash" xmlns:w16sdtfl="http://schemas.microsoft.com/office/word/2024/wordml/sdtformatlock" xmlns:w16se="http://schemas.microsoft.com/office/word/2015/wordml/symex" xmlns:wpg="http://schemas.microsoft.com/office/word/2010/wordprocessingGroup" xmlns:wpi="http://schemas.microsoft.com/office/word/2010/wordprocessingInk" xmlns:wne="http://schemas.microsoft.com/office/word/2006/wordml" xmlns:wps="http://schemas.microsoft.com/office/word/2010/wordprocessingShape" mc:Ignorable="w14 w15 w16se w16cid w16 w16cex w16sdtdh w16sdtfl w16du wp14">
   <w:endnote w:type="separator" w:id="-1">
     <w:p>
       <w:pPr>
@@ -898,7 +1262,7 @@
 </file>
 
 <file path=word/footer1.xml><?xml version="1.0" encoding="utf-8"?>
-<w:ftr xmlns:wpc="http://schemas.microsoft.com/office/word/2010/wordprocessingCanvas" xmlns:cx="http://schemas.microsoft.com/office/drawing/2014/chartex" xmlns:cx1="http://schemas.microsoft.com/office/drawing/2015/9/8/chartex" xmlns:cx2="http://schemas.microsoft.com/office/drawing/2015/10/21/chartex" xmlns:cx3="http://schemas.microsoft.com/office/drawing/2016/5/9/chartex" xmlns:cx4="http://schemas.microsoft.com/office/drawing/2016/5/10/chartex" xmlns:cx5="http://schemas.microsoft.com/office/drawing/2016/5/11/chartex" xmlns:cx6="http://schemas.microsoft.com/office/drawing/2016/5/12/chartex" xmlns:cx7="http://schemas.microsoft.com/office/drawing/2016/5/13/chartex" xmlns:cx8="http://schemas.microsoft.com/office/drawing/2016/5/14/chartex" xmlns:mc="http://schemas.openxmlformats.org/markup-compatibility/2006" xmlns:aink="http://schemas.microsoft.com/office/drawing/2016/ink" xmlns:am3d="http://schemas.microsoft.com/office/drawing/2017/model3d" xmlns:o="urn:schemas-microsoft-com:office:office" xmlns:oel="http://schemas.microsoft.com/office/2019/extlst" xmlns:r="http://schemas.openxmlformats.org/officeDocument/2006/relationships" xmlns:m="http://schemas.openxmlformats.org/officeDocument/2006/math" xmlns:v="urn:schemas-microsoft-com:vml" xmlns:wp14="http://schemas.microsoft.com/office/word/2010/wordprocessingDrawing" xmlns:wp="http://schemas.openxmlformats.org/drawingml/2006/wordprocessingDrawing" xmlns:w10="urn:schemas-microsoft-com:office:word" xmlns:w="http://schemas.openxmlformats.org/wordprocessingml/2006/main" xmlns:w14="http://schemas.microsoft.com/office/word/2010/wordml" xmlns:w15="http://schemas.microsoft.com/office/word/2012/wordml" xmlns:w16cex="http://schemas.microsoft.com/office/word/2018/wordml/cex" xmlns:w16cid="http://schemas.microsoft.com/office/word/2016/wordml/cid" xmlns:w16="http://schemas.microsoft.com/office/word/2018/wordml" xmlns:w16sdtdh="http://schemas.microsoft.com/office/word/2020/wordml/sdtdatahash" xmlns:w16se="http://schemas.microsoft.com/office/word/2015/wordml/symex" xmlns:wpg="http://schemas.microsoft.com/office/word/2010/wordprocessingGroup" xmlns:wpi="http://schemas.microsoft.com/office/word/2010/wordprocessingInk" xmlns:wne="http://schemas.microsoft.com/office/word/2006/wordml" xmlns:wps="http://schemas.microsoft.com/office/word/2010/wordprocessingShape" mc:Ignorable="w14 w15 w16se w16cid w16 w16cex w16sdtdh wp14">
+<w:ftr xmlns:wpc="http://schemas.microsoft.com/office/word/2010/wordprocessingCanvas" xmlns:cx="http://schemas.microsoft.com/office/drawing/2014/chartex" xmlns:cx1="http://schemas.microsoft.com/office/drawing/2015/9/8/chartex" xmlns:cx2="http://schemas.microsoft.com/office/drawing/2015/10/21/chartex" xmlns:cx3="http://schemas.microsoft.com/office/drawing/2016/5/9/chartex" xmlns:cx4="http://schemas.microsoft.com/office/drawing/2016/5/10/chartex" xmlns:cx5="http://schemas.microsoft.com/office/drawing/2016/5/11/chartex" xmlns:cx6="http://schemas.microsoft.com/office/drawing/2016/5/12/chartex" xmlns:cx7="http://schemas.microsoft.com/office/drawing/2016/5/13/chartex" xmlns:cx8="http://schemas.microsoft.com/office/drawing/2016/5/14/chartex" xmlns:mc="http://schemas.openxmlformats.org/markup-compatibility/2006" xmlns:aink="http://schemas.microsoft.com/office/drawing/2016/ink" xmlns:am3d="http://schemas.microsoft.com/office/drawing/2017/model3d" xmlns:o="urn:schemas-microsoft-com:office:office" xmlns:oel="http://schemas.microsoft.com/office/2019/extlst" xmlns:r="http://schemas.openxmlformats.org/officeDocument/2006/relationships" xmlns:m="http://schemas.openxmlformats.org/officeDocument/2006/math" xmlns:v="urn:schemas-microsoft-com:vml" xmlns:wp14="http://schemas.microsoft.com/office/word/2010/wordprocessingDrawing" xmlns:wp="http://schemas.openxmlformats.org/drawingml/2006/wordprocessingDrawing" xmlns:w10="urn:schemas-microsoft-com:office:word" xmlns:w="http://schemas.openxmlformats.org/wordprocessingml/2006/main" xmlns:w14="http://schemas.microsoft.com/office/word/2010/wordml" xmlns:w15="http://schemas.microsoft.com/office/word/2012/wordml" xmlns:w16cex="http://schemas.microsoft.com/office/word/2018/wordml/cex" xmlns:w16cid="http://schemas.microsoft.com/office/word/2016/wordml/cid" xmlns:w16="http://schemas.microsoft.com/office/word/2018/wordml" xmlns:w16du="http://schemas.microsoft.com/office/word/2023/wordml/word16du" xmlns:w16sdtdh="http://schemas.microsoft.com/office/word/2020/wordml/sdtdatahash" xmlns:w16sdtfl="http://schemas.microsoft.com/office/word/2024/wordml/sdtformatlock" xmlns:w16se="http://schemas.microsoft.com/office/word/2015/wordml/symex" xmlns:wpg="http://schemas.microsoft.com/office/word/2010/wordprocessingGroup" xmlns:wpi="http://schemas.microsoft.com/office/word/2010/wordprocessingInk" xmlns:wne="http://schemas.microsoft.com/office/word/2006/wordml" xmlns:wps="http://schemas.microsoft.com/office/word/2010/wordprocessingShape" mc:Ignorable="w14 w15 w16se w16cid w16 w16cex w16sdtdh w16sdtfl w16du wp14">
   <w:p>
     <w:pPr>
       <w:pStyle w:val="Footer"/>
@@ -908,7 +1272,7 @@
 </file>
 
 <file path=word/footer2.xml><?xml version="1.0" encoding="utf-8"?>
-<w:ftr xmlns:wpc="http://schemas.microsoft.com/office/word/2010/wordprocessingCanvas" xmlns:cx="http://schemas.microsoft.com/office/drawing/2014/chartex" xmlns:cx1="http://schemas.microsoft.com/office/drawing/2015/9/8/chartex" xmlns:cx2="http://schemas.microsoft.com/office/drawing/2015/10/21/chartex" xmlns:cx3="http://schemas.microsoft.com/office/drawing/2016/5/9/chartex" xmlns:cx4="http://schemas.microsoft.com/office/drawing/2016/5/10/chartex" xmlns:cx5="http://schemas.microsoft.com/office/drawing/2016/5/11/chartex" xmlns:cx6="http://schemas.microsoft.com/office/drawing/2016/5/12/chartex" xmlns:cx7="http://schemas.microsoft.com/office/drawing/2016/5/13/chartex" xmlns:cx8="http://schemas.microsoft.com/office/drawing/2016/5/14/chartex" xmlns:mc="http://schemas.openxmlformats.org/markup-compatibility/2006" xmlns:aink="http://schemas.microsoft.com/office/drawing/2016/ink" xmlns:am3d="http://schemas.microsoft.com/office/drawing/2017/model3d" xmlns:o="urn:schemas-microsoft-com:office:office" xmlns:oel="http://schemas.microsoft.com/office/2019/extlst" xmlns:r="http://schemas.openxmlformats.org/officeDocument/2006/relationships" xmlns:m="http://schemas.openxmlformats.org/officeDocument/2006/math" xmlns:v="urn:schemas-microsoft-com:vml" xmlns:wp14="http://schemas.microsoft.com/office/word/2010/wordprocessingDrawing" xmlns:wp="http://schemas.openxmlformats.org/drawingml/2006/wordprocessingDrawing" xmlns:w10="urn:schemas-microsoft-com:office:word" xmlns:w="http://schemas.openxmlformats.org/wordprocessingml/2006/main" xmlns:w14="http://schemas.microsoft.com/office/word/2010/wordml" xmlns:w15="http://schemas.microsoft.com/office/word/2012/wordml" xmlns:w16cex="http://schemas.microsoft.com/office/word/2018/wordml/cex" xmlns:w16cid="http://schemas.microsoft.com/office/word/2016/wordml/cid" xmlns:w16="http://schemas.microsoft.com/office/word/2018/wordml" xmlns:w16sdtdh="http://schemas.microsoft.com/office/word/2020/wordml/sdtdatahash" xmlns:w16se="http://schemas.microsoft.com/office/word/2015/wordml/symex" xmlns:wpg="http://schemas.microsoft.com/office/word/2010/wordprocessingGroup" xmlns:wpi="http://schemas.microsoft.com/office/word/2010/wordprocessingInk" xmlns:wne="http://schemas.microsoft.com/office/word/2006/wordml" xmlns:wps="http://schemas.microsoft.com/office/word/2010/wordprocessingShape" mc:Ignorable="w14 w15 w16se w16cid w16 w16cex w16sdtdh wp14">
+<w:ftr xmlns:wpc="http://schemas.microsoft.com/office/word/2010/wordprocessingCanvas" xmlns:cx="http://schemas.microsoft.com/office/drawing/2014/chartex" xmlns:cx1="http://schemas.microsoft.com/office/drawing/2015/9/8/chartex" xmlns:cx2="http://schemas.microsoft.com/office/drawing/2015/10/21/chartex" xmlns:cx3="http://schemas.microsoft.com/office/drawing/2016/5/9/chartex" xmlns:cx4="http://schemas.microsoft.com/office/drawing/2016/5/10/chartex" xmlns:cx5="http://schemas.microsoft.com/office/drawing/2016/5/11/chartex" xmlns:cx6="http://schemas.microsoft.com/office/drawing/2016/5/12/chartex" xmlns:cx7="http://schemas.microsoft.com/office/drawing/2016/5/13/chartex" xmlns:cx8="http://schemas.microsoft.com/office/drawing/2016/5/14/chartex" xmlns:mc="http://schemas.openxmlformats.org/markup-compatibility/2006" xmlns:aink="http://schemas.microsoft.com/office/drawing/2016/ink" xmlns:am3d="http://schemas.microsoft.com/office/drawing/2017/model3d" xmlns:o="urn:schemas-microsoft-com:office:office" xmlns:oel="http://schemas.microsoft.com/office/2019/extlst" xmlns:r="http://schemas.openxmlformats.org/officeDocument/2006/relationships" xmlns:m="http://schemas.openxmlformats.org/officeDocument/2006/math" xmlns:v="urn:schemas-microsoft-com:vml" xmlns:wp14="http://schemas.microsoft.com/office/word/2010/wordprocessingDrawing" xmlns:wp="http://schemas.openxmlformats.org/drawingml/2006/wordprocessingDrawing" xmlns:w10="urn:schemas-microsoft-com:office:word" xmlns:w="http://schemas.openxmlformats.org/wordprocessingml/2006/main" xmlns:w14="http://schemas.microsoft.com/office/word/2010/wordml" xmlns:w15="http://schemas.microsoft.com/office/word/2012/wordml" xmlns:w16cex="http://schemas.microsoft.com/office/word/2018/wordml/cex" xmlns:w16cid="http://schemas.microsoft.com/office/word/2016/wordml/cid" xmlns:w16="http://schemas.microsoft.com/office/word/2018/wordml" xmlns:w16du="http://schemas.microsoft.com/office/word/2023/wordml/word16du" xmlns:w16sdtdh="http://schemas.microsoft.com/office/word/2020/wordml/sdtdatahash" xmlns:w16sdtfl="http://schemas.microsoft.com/office/word/2024/wordml/sdtformatlock" xmlns:w16se="http://schemas.microsoft.com/office/word/2015/wordml/symex" xmlns:wpg="http://schemas.microsoft.com/office/word/2010/wordprocessingGroup" xmlns:wpi="http://schemas.microsoft.com/office/word/2010/wordprocessingInk" xmlns:wne="http://schemas.microsoft.com/office/word/2006/wordml" xmlns:wps="http://schemas.microsoft.com/office/word/2010/wordprocessingShape" mc:Ignorable="w14 w15 w16se w16cid w16 w16cex w16sdtdh w16sdtfl w16du wp14">
   <w:p>
     <w:pPr>
       <w:pStyle w:val="Footer"/>
@@ -918,7 +1282,7 @@
 </file>
 
 <file path=word/footer3.xml><?xml version="1.0" encoding="utf-8"?>
-<w:ftr xmlns:wpc="http://schemas.microsoft.com/office/word/2010/wordprocessingCanvas" xmlns:cx="http://schemas.microsoft.com/office/drawing/2014/chartex" xmlns:cx1="http://schemas.microsoft.com/office/drawing/2015/9/8/chartex" xmlns:cx2="http://schemas.microsoft.com/office/drawing/2015/10/21/chartex" xmlns:cx3="http://schemas.microsoft.com/office/drawing/2016/5/9/chartex" xmlns:cx4="http://schemas.microsoft.com/office/drawing/2016/5/10/chartex" xmlns:cx5="http://schemas.microsoft.com/office/drawing/2016/5/11/chartex" xmlns:cx6="http://schemas.microsoft.com/office/drawing/2016/5/12/chartex" xmlns:cx7="http://schemas.microsoft.com/office/drawing/2016/5/13/chartex" xmlns:cx8="http://schemas.microsoft.com/office/drawing/2016/5/14/chartex" xmlns:mc="http://schemas.openxmlformats.org/markup-compatibility/2006" xmlns:aink="http://schemas.microsoft.com/office/drawing/2016/ink" xmlns:am3d="http://schemas.microsoft.com/office/drawing/2017/model3d" xmlns:o="urn:schemas-microsoft-com:office:office" xmlns:oel="http://schemas.microsoft.com/office/2019/extlst" xmlns:r="http://schemas.openxmlformats.org/officeDocument/2006/relationships" xmlns:m="http://schemas.openxmlformats.org/officeDocument/2006/math" xmlns:v="urn:schemas-microsoft-com:vml" xmlns:wp14="http://schemas.microsoft.com/office/word/2010/wordprocessingDrawing" xmlns:wp="http://schemas.openxmlformats.org/drawingml/2006/wordprocessingDrawing" xmlns:w10="urn:schemas-microsoft-com:office:word" xmlns:w="http://schemas.openxmlformats.org/wordprocessingml/2006/main" xmlns:w14="http://schemas.microsoft.com/office/word/2010/wordml" xmlns:w15="http://schemas.microsoft.com/office/word/2012/wordml" xmlns:w16cex="http://schemas.microsoft.com/office/word/2018/wordml/cex" xmlns:w16cid="http://schemas.microsoft.com/office/word/2016/wordml/cid" xmlns:w16="http://schemas.microsoft.com/office/word/2018/wordml" xmlns:w16sdtdh="http://schemas.microsoft.com/office/word/2020/wordml/sdtdatahash" xmlns:w16se="http://schemas.microsoft.com/office/word/2015/wordml/symex" xmlns:wpg="http://schemas.microsoft.com/office/word/2010/wordprocessingGroup" xmlns:wpi="http://schemas.microsoft.com/office/word/2010/wordprocessingInk" xmlns:wne="http://schemas.microsoft.com/office/word/2006/wordml" xmlns:wps="http://schemas.microsoft.com/office/word/2010/wordprocessingShape" mc:Ignorable="w14 w15 w16se w16cid w16 w16cex w16sdtdh wp14">
+<w:ftr xmlns:wpc="http://schemas.microsoft.com/office/word/2010/wordprocessingCanvas" xmlns:cx="http://schemas.microsoft.com/office/drawing/2014/chartex" xmlns:cx1="http://schemas.microsoft.com/office/drawing/2015/9/8/chartex" xmlns:cx2="http://schemas.microsoft.com/office/drawing/2015/10/21/chartex" xmlns:cx3="http://schemas.microsoft.com/office/drawing/2016/5/9/chartex" xmlns:cx4="http://schemas.microsoft.com/office/drawing/2016/5/10/chartex" xmlns:cx5="http://schemas.microsoft.com/office/drawing/2016/5/11/chartex" xmlns:cx6="http://schemas.microsoft.com/office/drawing/2016/5/12/chartex" xmlns:cx7="http://schemas.microsoft.com/office/drawing/2016/5/13/chartex" xmlns:cx8="http://schemas.microsoft.com/office/drawing/2016/5/14/chartex" xmlns:mc="http://schemas.openxmlformats.org/markup-compatibility/2006" xmlns:aink="http://schemas.microsoft.com/office/drawing/2016/ink" xmlns:am3d="http://schemas.microsoft.com/office/drawing/2017/model3d" xmlns:o="urn:schemas-microsoft-com:office:office" xmlns:oel="http://schemas.microsoft.com/office/2019/extlst" xmlns:r="http://schemas.openxmlformats.org/officeDocument/2006/relationships" xmlns:m="http://schemas.openxmlformats.org/officeDocument/2006/math" xmlns:v="urn:schemas-microsoft-com:vml" xmlns:wp14="http://schemas.microsoft.com/office/word/2010/wordprocessingDrawing" xmlns:wp="http://schemas.openxmlformats.org/drawingml/2006/wordprocessingDrawing" xmlns:w10="urn:schemas-microsoft-com:office:word" xmlns:w="http://schemas.openxmlformats.org/wordprocessingml/2006/main" xmlns:w14="http://schemas.microsoft.com/office/word/2010/wordml" xmlns:w15="http://schemas.microsoft.com/office/word/2012/wordml" xmlns:w16cex="http://schemas.microsoft.com/office/word/2018/wordml/cex" xmlns:w16cid="http://schemas.microsoft.com/office/word/2016/wordml/cid" xmlns:w16="http://schemas.microsoft.com/office/word/2018/wordml" xmlns:w16du="http://schemas.microsoft.com/office/word/2023/wordml/word16du" xmlns:w16sdtdh="http://schemas.microsoft.com/office/word/2020/wordml/sdtdatahash" xmlns:w16sdtfl="http://schemas.microsoft.com/office/word/2024/wordml/sdtformatlock" xmlns:w16se="http://schemas.microsoft.com/office/word/2015/wordml/symex" xmlns:wpg="http://schemas.microsoft.com/office/word/2010/wordprocessingGroup" xmlns:wpi="http://schemas.microsoft.com/office/word/2010/wordprocessingInk" xmlns:wne="http://schemas.microsoft.com/office/word/2006/wordml" xmlns:wps="http://schemas.microsoft.com/office/word/2010/wordprocessingShape" mc:Ignorable="w14 w15 w16se w16cid w16 w16cex w16sdtdh w16sdtfl w16du wp14">
   <w:p>
     <w:pPr>
       <w:pStyle w:val="Footer"/>
@@ -928,7 +1292,7 @@
 </file>
 
 <file path=word/footnotes.xml><?xml version="1.0" encoding="utf-8"?>
-<w:footnotes xmlns:wpc="http://schemas.microsoft.com/office/word/2010/wordprocessingCanvas" xmlns:cx="http://schemas.microsoft.com/office/drawing/2014/chartex" xmlns:cx1="http://schemas.microsoft.com/office/drawing/2015/9/8/chartex" xmlns:cx2="http://schemas.microsoft.com/office/drawing/2015/10/21/chartex" xmlns:cx3="http://schemas.microsoft.com/office/drawing/2016/5/9/chartex" xmlns:cx4="http://schemas.microsoft.com/office/drawing/2016/5/10/chartex" xmlns:cx5="http://schemas.microsoft.com/office/drawing/2016/5/11/chartex" xmlns:cx6="http://schemas.microsoft.com/office/drawing/2016/5/12/chartex" xmlns:cx7="http://schemas.microsoft.com/office/drawing/2016/5/13/chartex" xmlns:cx8="http://schemas.microsoft.com/office/drawing/2016/5/14/chartex" xmlns:mc="http://schemas.openxmlformats.org/markup-compatibility/2006" xmlns:aink="http://schemas.microsoft.com/office/drawing/2016/ink" xmlns:am3d="http://schemas.microsoft.com/office/drawing/2017/model3d" xmlns:o="urn:schemas-microsoft-com:office:office" xmlns:oel="http://schemas.microsoft.com/office/2019/extlst" xmlns:r="http://schemas.openxmlformats.org/officeDocument/2006/relationships" xmlns:m="http://schemas.openxmlformats.org/officeDocument/2006/math" xmlns:v="urn:schemas-microsoft-com:vml" xmlns:wp14="http://schemas.microsoft.com/office/word/2010/wordprocessingDrawing" xmlns:wp="http://schemas.openxmlformats.org/drawingml/2006/wordprocessingDrawing" xmlns:w10="urn:schemas-microsoft-com:office:word" xmlns:w="http://schemas.openxmlformats.org/wordprocessingml/2006/main" xmlns:w14="http://schemas.microsoft.com/office/word/2010/wordml" xmlns:w15="http://schemas.microsoft.com/office/word/2012/wordml" xmlns:w16cex="http://schemas.microsoft.com/office/word/2018/wordml/cex" xmlns:w16cid="http://schemas.microsoft.com/office/word/2016/wordml/cid" xmlns:w16="http://schemas.microsoft.com/office/word/2018/wordml" xmlns:w16sdtdh="http://schemas.microsoft.com/office/word/2020/wordml/sdtdatahash" xmlns:w16se="http://schemas.microsoft.com/office/word/2015/wordml/symex" xmlns:wpg="http://schemas.microsoft.com/office/word/2010/wordprocessingGroup" xmlns:wpi="http://schemas.microsoft.com/office/word/2010/wordprocessingInk" xmlns:wne="http://schemas.microsoft.com/office/word/2006/wordml" xmlns:wps="http://schemas.microsoft.com/office/word/2010/wordprocessingShape" mc:Ignorable="w14 w15 w16se w16cid w16 w16cex w16sdtdh wp14">
+<w:footnotes xmlns:wpc="http://schemas.microsoft.com/office/word/2010/wordprocessingCanvas" xmlns:cx="http://schemas.microsoft.com/office/drawing/2014/chartex" xmlns:cx1="http://schemas.microsoft.com/office/drawing/2015/9/8/chartex" xmlns:cx2="http://schemas.microsoft.com/office/drawing/2015/10/21/chartex" xmlns:cx3="http://schemas.microsoft.com/office/drawing/2016/5/9/chartex" xmlns:cx4="http://schemas.microsoft.com/office/drawing/2016/5/10/chartex" xmlns:cx5="http://schemas.microsoft.com/office/drawing/2016/5/11/chartex" xmlns:cx6="http://schemas.microsoft.com/office/drawing/2016/5/12/chartex" xmlns:cx7="http://schemas.microsoft.com/office/drawing/2016/5/13/chartex" xmlns:cx8="http://schemas.microsoft.com/office/drawing/2016/5/14/chartex" xmlns:mc="http://schemas.openxmlformats.org/markup-compatibility/2006" xmlns:aink="http://schemas.microsoft.com/office/drawing/2016/ink" xmlns:am3d="http://schemas.microsoft.com/office/drawing/2017/model3d" xmlns:o="urn:schemas-microsoft-com:office:office" xmlns:oel="http://schemas.microsoft.com/office/2019/extlst" xmlns:r="http://schemas.openxmlformats.org/officeDocument/2006/relationships" xmlns:m="http://schemas.openxmlformats.org/officeDocument/2006/math" xmlns:v="urn:schemas-microsoft-com:vml" xmlns:wp14="http://schemas.microsoft.com/office/word/2010/wordprocessingDrawing" xmlns:wp="http://schemas.openxmlformats.org/drawingml/2006/wordprocessingDrawing" xmlns:w10="urn:schemas-microsoft-com:office:word" xmlns:w="http://schemas.openxmlformats.org/wordprocessingml/2006/main" xmlns:w14="http://schemas.microsoft.com/office/word/2010/wordml" xmlns:w15="http://schemas.microsoft.com/office/word/2012/wordml" xmlns:w16cex="http://schemas.microsoft.com/office/word/2018/wordml/cex" xmlns:w16cid="http://schemas.microsoft.com/office/word/2016/wordml/cid" xmlns:w16="http://schemas.microsoft.com/office/word/2018/wordml" xmlns:w16du="http://schemas.microsoft.com/office/word/2023/wordml/word16du" xmlns:w16sdtdh="http://schemas.microsoft.com/office/word/2020/wordml/sdtdatahash" xmlns:w16sdtfl="http://schemas.microsoft.com/office/word/2024/wordml/sdtformatlock" xmlns:w16se="http://schemas.microsoft.com/office/word/2015/wordml/symex" xmlns:wpg="http://schemas.microsoft.com/office/word/2010/wordprocessingGroup" xmlns:wpi="http://schemas.microsoft.com/office/word/2010/wordprocessingInk" xmlns:wne="http://schemas.microsoft.com/office/word/2006/wordml" xmlns:wps="http://schemas.microsoft.com/office/word/2010/wordprocessingShape" mc:Ignorable="w14 w15 w16se w16cid w16 w16cex w16sdtdh w16sdtfl w16du wp14">
   <w:footnote w:type="separator" w:id="-1">
     <w:p>
       <w:pPr>
@@ -953,7 +1317,7 @@
 </file>
 
 <file path=word/header1.xml><?xml version="1.0" encoding="utf-8"?>
-<w:hdr xmlns:wpc="http://schemas.microsoft.com/office/word/2010/wordprocessingCanvas" xmlns:cx="http://schemas.microsoft.com/office/drawing/2014/chartex" xmlns:cx1="http://schemas.microsoft.com/office/drawing/2015/9/8/chartex" xmlns:cx2="http://schemas.microsoft.com/office/drawing/2015/10/21/chartex" xmlns:cx3="http://schemas.microsoft.com/office/drawing/2016/5/9/chartex" xmlns:cx4="http://schemas.microsoft.com/office/drawing/2016/5/10/chartex" xmlns:cx5="http://schemas.microsoft.com/office/drawing/2016/5/11/chartex" xmlns:cx6="http://schemas.microsoft.com/office/drawing/2016/5/12/chartex" xmlns:cx7="http://schemas.microsoft.com/office/drawing/2016/5/13/chartex" xmlns:cx8="http://schemas.microsoft.com/office/drawing/2016/5/14/chartex" xmlns:mc="http://schemas.openxmlformats.org/markup-compatibility/2006" xmlns:aink="http://schemas.microsoft.com/office/drawing/2016/ink" xmlns:am3d="http://schemas.microsoft.com/office/drawing/2017/model3d" xmlns:o="urn:schemas-microsoft-com:office:office" xmlns:oel="http://schemas.microsoft.com/office/2019/extlst" xmlns:r="http://schemas.openxmlformats.org/officeDocument/2006/relationships" xmlns:m="http://schemas.openxmlformats.org/officeDocument/2006/math" xmlns:v="urn:schemas-microsoft-com:vml" xmlns:wp14="http://schemas.microsoft.com/office/word/2010/wordprocessingDrawing" xmlns:wp="http://schemas.openxmlformats.org/drawingml/2006/wordprocessingDrawing" xmlns:w10="urn:schemas-microsoft-com:office:word" xmlns:w="http://schemas.openxmlformats.org/wordprocessingml/2006/main" xmlns:w14="http://schemas.microsoft.com/office/word/2010/wordml" xmlns:w15="http://schemas.microsoft.com/office/word/2012/wordml" xmlns:w16cex="http://schemas.microsoft.com/office/word/2018/wordml/cex" xmlns:w16cid="http://schemas.microsoft.com/office/word/2016/wordml/cid" xmlns:w16="http://schemas.microsoft.com/office/word/2018/wordml" xmlns:w16sdtdh="http://schemas.microsoft.com/office/word/2020/wordml/sdtdatahash" xmlns:w16se="http://schemas.microsoft.com/office/word/2015/wordml/symex" xmlns:wpg="http://schemas.microsoft.com/office/word/2010/wordprocessingGroup" xmlns:wpi="http://schemas.microsoft.com/office/word/2010/wordprocessingInk" xmlns:wne="http://schemas.microsoft.com/office/word/2006/wordml" xmlns:wps="http://schemas.microsoft.com/office/word/2010/wordprocessingShape" mc:Ignorable="w14 w15 w16se w16cid w16 w16cex w16sdtdh wp14">
+<w:hdr xmlns:wpc="http://schemas.microsoft.com/office/word/2010/wordprocessingCanvas" xmlns:cx="http://schemas.microsoft.com/office/drawing/2014/chartex" xmlns:cx1="http://schemas.microsoft.com/office/drawing/2015/9/8/chartex" xmlns:cx2="http://schemas.microsoft.com/office/drawing/2015/10/21/chartex" xmlns:cx3="http://schemas.microsoft.com/office/drawing/2016/5/9/chartex" xmlns:cx4="http://schemas.microsoft.com/office/drawing/2016/5/10/chartex" xmlns:cx5="http://schemas.microsoft.com/office/drawing/2016/5/11/chartex" xmlns:cx6="http://schemas.microsoft.com/office/drawing/2016/5/12/chartex" xmlns:cx7="http://schemas.microsoft.com/office/drawing/2016/5/13/chartex" xmlns:cx8="http://schemas.microsoft.com/office/drawing/2016/5/14/chartex" xmlns:mc="http://schemas.openxmlformats.org/markup-compatibility/2006" xmlns:aink="http://schemas.microsoft.com/office/drawing/2016/ink" xmlns:am3d="http://schemas.microsoft.com/office/drawing/2017/model3d" xmlns:o="urn:schemas-microsoft-com:office:office" xmlns:oel="http://schemas.microsoft.com/office/2019/extlst" xmlns:r="http://schemas.openxmlformats.org/officeDocument/2006/relationships" xmlns:m="http://schemas.openxmlformats.org/officeDocument/2006/math" xmlns:v="urn:schemas-microsoft-com:vml" xmlns:wp14="http://schemas.microsoft.com/office/word/2010/wordprocessingDrawing" xmlns:wp="http://schemas.openxmlformats.org/drawingml/2006/wordprocessingDrawing" xmlns:w10="urn:schemas-microsoft-com:office:word" xmlns:w="http://schemas.openxmlformats.org/wordprocessingml/2006/main" xmlns:w14="http://schemas.microsoft.com/office/word/2010/wordml" xmlns:w15="http://schemas.microsoft.com/office/word/2012/wordml" xmlns:w16cex="http://schemas.microsoft.com/office/word/2018/wordml/cex" xmlns:w16cid="http://schemas.microsoft.com/office/word/2016/wordml/cid" xmlns:w16="http://schemas.microsoft.com/office/word/2018/wordml" xmlns:w16du="http://schemas.microsoft.com/office/word/2023/wordml/word16du" xmlns:w16sdtdh="http://schemas.microsoft.com/office/word/2020/wordml/sdtdatahash" xmlns:w16sdtfl="http://schemas.microsoft.com/office/word/2024/wordml/sdtformatlock" xmlns:w16se="http://schemas.microsoft.com/office/word/2015/wordml/symex" xmlns:wpg="http://schemas.microsoft.com/office/word/2010/wordprocessingGroup" xmlns:wpi="http://schemas.microsoft.com/office/word/2010/wordprocessingInk" xmlns:wne="http://schemas.microsoft.com/office/word/2006/wordml" xmlns:wps="http://schemas.microsoft.com/office/word/2010/wordprocessingShape" mc:Ignorable="w14 w15 w16se w16cid w16 w16cex w16sdtdh w16sdtfl w16du wp14">
   <w:p>
     <w:pPr>
       <w:pStyle w:val="Header"/>
@@ -963,7 +1327,7 @@
 </file>
 
 <file path=word/header2.xml><?xml version="1.0" encoding="utf-8"?>
-<w:hdr xmlns:wpc="http://schemas.microsoft.com/office/word/2010/wordprocessingCanvas" xmlns:cx="http://schemas.microsoft.com/office/drawing/2014/chartex" xmlns:cx1="http://schemas.microsoft.com/office/drawing/2015/9/8/chartex" xmlns:cx2="http://schemas.microsoft.com/office/drawing/2015/10/21/chartex" xmlns:cx3="http://schemas.microsoft.com/office/drawing/2016/5/9/chartex" xmlns:cx4="http://schemas.microsoft.com/office/drawing/2016/5/10/chartex" xmlns:cx5="http://schemas.microsoft.com/office/drawing/2016/5/11/chartex" xmlns:cx6="http://schemas.microsoft.com/office/drawing/2016/5/12/chartex" xmlns:cx7="http://schemas.microsoft.com/office/drawing/2016/5/13/chartex" xmlns:cx8="http://schemas.microsoft.com/office/drawing/2016/5/14/chartex" xmlns:mc="http://schemas.openxmlformats.org/markup-compatibility/2006" xmlns:aink="http://schemas.microsoft.com/office/drawing/2016/ink" xmlns:am3d="http://schemas.microsoft.com/office/drawing/2017/model3d" xmlns:o="urn:schemas-microsoft-com:office:office" xmlns:oel="http://schemas.microsoft.com/office/2019/extlst" xmlns:r="http://schemas.openxmlformats.org/officeDocument/2006/relationships" xmlns:m="http://schemas.openxmlformats.org/officeDocument/2006/math" xmlns:v="urn:schemas-microsoft-com:vml" xmlns:wp14="http://schemas.microsoft.com/office/word/2010/wordprocessingDrawing" xmlns:wp="http://schemas.openxmlformats.org/drawingml/2006/wordprocessingDrawing" xmlns:w10="urn:schemas-microsoft-com:office:word" xmlns:w="http://schemas.openxmlformats.org/wordprocessingml/2006/main" xmlns:w14="http://schemas.microsoft.com/office/word/2010/wordml" xmlns:w15="http://schemas.microsoft.com/office/word/2012/wordml" xmlns:w16cex="http://schemas.microsoft.com/office/word/2018/wordml/cex" xmlns:w16cid="http://schemas.microsoft.com/office/word/2016/wordml/cid" xmlns:w16="http://schemas.microsoft.com/office/word/2018/wordml" xmlns:w16sdtdh="http://schemas.microsoft.com/office/word/2020/wordml/sdtdatahash" xmlns:w16se="http://schemas.microsoft.com/office/word/2015/wordml/symex" xmlns:wpg="http://schemas.microsoft.com/office/word/2010/wordprocessingGroup" xmlns:wpi="http://schemas.microsoft.com/office/word/2010/wordprocessingInk" xmlns:wne="http://schemas.microsoft.com/office/word/2006/wordml" xmlns:wps="http://schemas.microsoft.com/office/word/2010/wordprocessingShape" mc:Ignorable="w14 w15 w16se w16cid w16 w16cex w16sdtdh wp14">
+<w:hdr xmlns:wpc="http://schemas.microsoft.com/office/word/2010/wordprocessingCanvas" xmlns:cx="http://schemas.microsoft.com/office/drawing/2014/chartex" xmlns:cx1="http://schemas.microsoft.com/office/drawing/2015/9/8/chartex" xmlns:cx2="http://schemas.microsoft.com/office/drawing/2015/10/21/chartex" xmlns:cx3="http://schemas.microsoft.com/office/drawing/2016/5/9/chartex" xmlns:cx4="http://schemas.microsoft.com/office/drawing/2016/5/10/chartex" xmlns:cx5="http://schemas.microsoft.com/office/drawing/2016/5/11/chartex" xmlns:cx6="http://schemas.microsoft.com/office/drawing/2016/5/12/chartex" xmlns:cx7="http://schemas.microsoft.com/office/drawing/2016/5/13/chartex" xmlns:cx8="http://schemas.microsoft.com/office/drawing/2016/5/14/chartex" xmlns:mc="http://schemas.openxmlformats.org/markup-compatibility/2006" xmlns:aink="http://schemas.microsoft.com/office/drawing/2016/ink" xmlns:am3d="http://schemas.microsoft.com/office/drawing/2017/model3d" xmlns:o="urn:schemas-microsoft-com:office:office" xmlns:oel="http://schemas.microsoft.com/office/2019/extlst" xmlns:r="http://schemas.openxmlformats.org/officeDocument/2006/relationships" xmlns:m="http://schemas.openxmlformats.org/officeDocument/2006/math" xmlns:v="urn:schemas-microsoft-com:vml" xmlns:wp14="http://schemas.microsoft.com/office/word/2010/wordprocessingDrawing" xmlns:wp="http://schemas.openxmlformats.org/drawingml/2006/wordprocessingDrawing" xmlns:w10="urn:schemas-microsoft-com:office:word" xmlns:w="http://schemas.openxmlformats.org/wordprocessingml/2006/main" xmlns:w14="http://schemas.microsoft.com/office/word/2010/wordml" xmlns:w15="http://schemas.microsoft.com/office/word/2012/wordml" xmlns:w16cex="http://schemas.microsoft.com/office/word/2018/wordml/cex" xmlns:w16cid="http://schemas.microsoft.com/office/word/2016/wordml/cid" xmlns:w16="http://schemas.microsoft.com/office/word/2018/wordml" xmlns:w16du="http://schemas.microsoft.com/office/word/2023/wordml/word16du" xmlns:w16sdtdh="http://schemas.microsoft.com/office/word/2020/wordml/sdtdatahash" xmlns:w16sdtfl="http://schemas.microsoft.com/office/word/2024/wordml/sdtformatlock" xmlns:w16se="http://schemas.microsoft.com/office/word/2015/wordml/symex" xmlns:wpg="http://schemas.microsoft.com/office/word/2010/wordprocessingGroup" xmlns:wpi="http://schemas.microsoft.com/office/word/2010/wordprocessingInk" xmlns:wne="http://schemas.microsoft.com/office/word/2006/wordml" xmlns:wps="http://schemas.microsoft.com/office/word/2010/wordprocessingShape" mc:Ignorable="w14 w15 w16se w16cid w16 w16cex w16sdtdh w16sdtfl w16du wp14">
   <w:p>
     <w:pPr>
       <w:pStyle w:val="Header"/>
@@ -974,7 +1338,7 @@
 </file>
 
 <file path=word/header3.xml><?xml version="1.0" encoding="utf-8"?>
-<w:hdr xmlns:wpc="http://schemas.microsoft.com/office/word/2010/wordprocessingCanvas" xmlns:cx="http://schemas.microsoft.com/office/drawing/2014/chartex" xmlns:cx1="http://schemas.microsoft.com/office/drawing/2015/9/8/chartex" xmlns:cx2="http://schemas.microsoft.com/office/drawing/2015/10/21/chartex" xmlns:cx3="http://schemas.microsoft.com/office/drawing/2016/5/9/chartex" xmlns:cx4="http://schemas.microsoft.com/office/drawing/2016/5/10/chartex" xmlns:cx5="http://schemas.microsoft.com/office/drawing/2016/5/11/chartex" xmlns:cx6="http://schemas.microsoft.com/office/drawing/2016/5/12/chartex" xmlns:cx7="http://schemas.microsoft.com/office/drawing/2016/5/13/chartex" xmlns:cx8="http://schemas.microsoft.com/office/drawing/2016/5/14/chartex" xmlns:mc="http://schemas.openxmlformats.org/markup-compatibility/2006" xmlns:aink="http://schemas.microsoft.com/office/drawing/2016/ink" xmlns:am3d="http://schemas.microsoft.com/office/drawing/2017/model3d" xmlns:o="urn:schemas-microsoft-com:office:office" xmlns:oel="http://schemas.microsoft.com/office/2019/extlst" xmlns:r="http://schemas.openxmlformats.org/officeDocument/2006/relationships" xmlns:m="http://schemas.openxmlformats.org/officeDocument/2006/math" xmlns:v="urn:schemas-microsoft-com:vml" xmlns:wp14="http://schemas.microsoft.com/office/word/2010/wordprocessingDrawing" xmlns:wp="http://schemas.openxmlformats.org/drawingml/2006/wordprocessingDrawing" xmlns:w10="urn:schemas-microsoft-com:office:word" xmlns:w="http://schemas.openxmlformats.org/wordprocessingml/2006/main" xmlns:w14="http://schemas.microsoft.com/office/word/2010/wordml" xmlns:w15="http://schemas.microsoft.com/office/word/2012/wordml" xmlns:w16cex="http://schemas.microsoft.com/office/word/2018/wordml/cex" xmlns:w16cid="http://schemas.microsoft.com/office/word/2016/wordml/cid" xmlns:w16="http://schemas.microsoft.com/office/word/2018/wordml" xmlns:w16sdtdh="http://schemas.microsoft.com/office/word/2020/wordml/sdtdatahash" xmlns:w16se="http://schemas.microsoft.com/office/word/2015/wordml/symex" xmlns:wpg="http://schemas.microsoft.com/office/word/2010/wordprocessingGroup" xmlns:wpi="http://schemas.microsoft.com/office/word/2010/wordprocessingInk" xmlns:wne="http://schemas.microsoft.com/office/word/2006/wordml" xmlns:wps="http://schemas.microsoft.com/office/word/2010/wordprocessingShape" mc:Ignorable="w14 w15 w16se w16cid w16 w16cex w16sdtdh wp14">
+<w:hdr xmlns:wpc="http://schemas.microsoft.com/office/word/2010/wordprocessingCanvas" xmlns:cx="http://schemas.microsoft.com/office/drawing/2014/chartex" xmlns:cx1="http://schemas.microsoft.com/office/drawing/2015/9/8/chartex" xmlns:cx2="http://schemas.microsoft.com/office/drawing/2015/10/21/chartex" xmlns:cx3="http://schemas.microsoft.com/office/drawing/2016/5/9/chartex" xmlns:cx4="http://schemas.microsoft.com/office/drawing/2016/5/10/chartex" xmlns:cx5="http://schemas.microsoft.com/office/drawing/2016/5/11/chartex" xmlns:cx6="http://schemas.microsoft.com/office/drawing/2016/5/12/chartex" xmlns:cx7="http://schemas.microsoft.com/office/drawing/2016/5/13/chartex" xmlns:cx8="http://schemas.microsoft.com/office/drawing/2016/5/14/chartex" xmlns:mc="http://schemas.openxmlformats.org/markup-compatibility/2006" xmlns:aink="http://schemas.microsoft.com/office/drawing/2016/ink" xmlns:am3d="http://schemas.microsoft.com/office/drawing/2017/model3d" xmlns:o="urn:schemas-microsoft-com:office:office" xmlns:oel="http://schemas.microsoft.com/office/2019/extlst" xmlns:r="http://schemas.openxmlformats.org/officeDocument/2006/relationships" xmlns:m="http://schemas.openxmlformats.org/officeDocument/2006/math" xmlns:v="urn:schemas-microsoft-com:vml" xmlns:wp14="http://schemas.microsoft.com/office/word/2010/wordprocessingDrawing" xmlns:wp="http://schemas.openxmlformats.org/drawingml/2006/wordprocessingDrawing" xmlns:w10="urn:schemas-microsoft-com:office:word" xmlns:w="http://schemas.openxmlformats.org/wordprocessingml/2006/main" xmlns:w14="http://schemas.microsoft.com/office/word/2010/wordml" xmlns:w15="http://schemas.microsoft.com/office/word/2012/wordml" xmlns:w16cex="http://schemas.microsoft.com/office/word/2018/wordml/cex" xmlns:w16cid="http://schemas.microsoft.com/office/word/2016/wordml/cid" xmlns:w16="http://schemas.microsoft.com/office/word/2018/wordml" xmlns:w16du="http://schemas.microsoft.com/office/word/2023/wordml/word16du" xmlns:w16sdtdh="http://schemas.microsoft.com/office/word/2020/wordml/sdtdatahash" xmlns:w16sdtfl="http://schemas.microsoft.com/office/word/2024/wordml/sdtformatlock" xmlns:w16se="http://schemas.microsoft.com/office/word/2015/wordml/symex" xmlns:wpg="http://schemas.microsoft.com/office/word/2010/wordprocessingGroup" xmlns:wpi="http://schemas.microsoft.com/office/word/2010/wordprocessingInk" xmlns:wne="http://schemas.microsoft.com/office/word/2006/wordml" xmlns:wps="http://schemas.microsoft.com/office/word/2010/wordprocessingShape" mc:Ignorable="w14 w15 w16se w16cid w16 w16cex w16sdtdh w16sdtfl w16du wp14">
   <w:p>
     <w:pPr>
       <w:pStyle w:val="Header"/>
@@ -983,7 +1347,7 @@
     <w:r>
       <w:tab/>
       <w:tab/>
-      <w:t>2026-06-17</w:t>
+      <w:t>2026-06-18</w:t>
       <w:br/>
       <w:br/>
     </w:r>
@@ -996,7 +1360,7 @@
 </file>
 
 <file path=word/numbering.xml><?xml version="1.0" encoding="utf-8"?>
-<w:numbering xmlns:wpc="http://schemas.microsoft.com/office/word/2010/wordprocessingCanvas" xmlns:cx="http://schemas.microsoft.com/office/drawing/2014/chartex" xmlns:cx1="http://schemas.microsoft.com/office/drawing/2015/9/8/chartex" xmlns:cx2="http://schemas.microsoft.com/office/drawing/2015/10/21/chartex" xmlns:cx3="http://schemas.microsoft.com/office/drawing/2016/5/9/chartex" xmlns:cx4="http://schemas.microsoft.com/office/drawing/2016/5/10/chartex" xmlns:cx5="http://schemas.microsoft.com/office/drawing/2016/5/11/chartex" xmlns:cx6="http://schemas.microsoft.com/office/drawing/2016/5/12/chartex" xmlns:cx7="http://schemas.microsoft.com/office/drawing/2016/5/13/chartex" xmlns:cx8="http://schemas.microsoft.com/office/drawing/2016/5/14/chartex" xmlns:mc="http://schemas.openxmlformats.org/markup-compatibility/2006" xmlns:aink="http://schemas.microsoft.com/office/drawing/2016/ink" xmlns:am3d="http://schemas.microsoft.com/office/drawing/2017/model3d" xmlns:o="urn:schemas-microsoft-com:office:office" xmlns:oel="http://schemas.microsoft.com/office/2019/extlst" xmlns:r="http://schemas.openxmlformats.org/officeDocument/2006/relationships" xmlns:m="http://schemas.openxmlformats.org/officeDocument/2006/math" xmlns:v="urn:schemas-microsoft-com:vml" xmlns:wp14="http://schemas.microsoft.com/office/word/2010/wordprocessingDrawing" xmlns:wp="http://schemas.openxmlformats.org/drawingml/2006/wordprocessingDrawing" xmlns:w10="urn:schemas-microsoft-com:office:word" xmlns:w="http://schemas.openxmlformats.org/wordprocessingml/2006/main" xmlns:w14="http://schemas.microsoft.com/office/word/2010/wordml" xmlns:w15="http://schemas.microsoft.com/office/word/2012/wordml" xmlns:w16cex="http://schemas.microsoft.com/office/word/2018/wordml/cex" xmlns:w16cid="http://schemas.microsoft.com/office/word/2016/wordml/cid" xmlns:w16="http://schemas.microsoft.com/office/word/2018/wordml" xmlns:w16sdtdh="http://schemas.microsoft.com/office/word/2020/wordml/sdtdatahash" xmlns:w16se="http://schemas.microsoft.com/office/word/2015/wordml/symex" xmlns:wpg="http://schemas.microsoft.com/office/word/2010/wordprocessingGroup" xmlns:wpi="http://schemas.microsoft.com/office/word/2010/wordprocessingInk" xmlns:wne="http://schemas.microsoft.com/office/word/2006/wordml" xmlns:wps="http://schemas.microsoft.com/office/word/2010/wordprocessingShape" mc:Ignorable="w14 w15 w16se w16cid w16 w16cex w16sdtdh wp14">
+<w:numbering xmlns:wpc="http://schemas.microsoft.com/office/word/2010/wordprocessingCanvas" xmlns:cx="http://schemas.microsoft.com/office/drawing/2014/chartex" xmlns:cx1="http://schemas.microsoft.com/office/drawing/2015/9/8/chartex" xmlns:cx2="http://schemas.microsoft.com/office/drawing/2015/10/21/chartex" xmlns:cx3="http://schemas.microsoft.com/office/drawing/2016/5/9/chartex" xmlns:cx4="http://schemas.microsoft.com/office/drawing/2016/5/10/chartex" xmlns:cx5="http://schemas.microsoft.com/office/drawing/2016/5/11/chartex" xmlns:cx6="http://schemas.microsoft.com/office/drawing/2016/5/12/chartex" xmlns:cx7="http://schemas.microsoft.com/office/drawing/2016/5/13/chartex" xmlns:cx8="http://schemas.microsoft.com/office/drawing/2016/5/14/chartex" xmlns:mc="http://schemas.openxmlformats.org/markup-compatibility/2006" xmlns:aink="http://schemas.microsoft.com/office/drawing/2016/ink" xmlns:am3d="http://schemas.microsoft.com/office/drawing/2017/model3d" xmlns:o="urn:schemas-microsoft-com:office:office" xmlns:oel="http://schemas.microsoft.com/office/2019/extlst" xmlns:r="http://schemas.openxmlformats.org/officeDocument/2006/relationships" xmlns:m="http://schemas.openxmlformats.org/officeDocument/2006/math" xmlns:v="urn:schemas-microsoft-com:vml" xmlns:wp14="http://schemas.microsoft.com/office/word/2010/wordprocessingDrawing" xmlns:wp="http://schemas.openxmlformats.org/drawingml/2006/wordprocessingDrawing" xmlns:w10="urn:schemas-microsoft-com:office:word" xmlns:w="http://schemas.openxmlformats.org/wordprocessingml/2006/main" xmlns:w14="http://schemas.microsoft.com/office/word/2010/wordml" xmlns:w15="http://schemas.microsoft.com/office/word/2012/wordml" xmlns:w16cex="http://schemas.microsoft.com/office/word/2018/wordml/cex" xmlns:w16cid="http://schemas.microsoft.com/office/word/2016/wordml/cid" xmlns:w16="http://schemas.microsoft.com/office/word/2018/wordml" xmlns:w16du="http://schemas.microsoft.com/office/word/2023/wordml/word16du" xmlns:w16sdtdh="http://schemas.microsoft.com/office/word/2020/wordml/sdtdatahash" xmlns:w16sdtfl="http://schemas.microsoft.com/office/word/2024/wordml/sdtformatlock" xmlns:w16se="http://schemas.microsoft.com/office/word/2015/wordml/symex" xmlns:wpg="http://schemas.microsoft.com/office/word/2010/wordprocessingGroup" xmlns:wpi="http://schemas.microsoft.com/office/word/2010/wordprocessingInk" xmlns:wne="http://schemas.microsoft.com/office/word/2006/wordml" xmlns:wps="http://schemas.microsoft.com/office/word/2010/wordprocessingShape" mc:Ignorable="w14 w15 w16se w16cid w16 w16cex w16sdtdh w16sdtfl w16du wp14">
   <w:abstractNum w:abstractNumId="0" w15:restartNumberingAfterBreak="0">
     <w:nsid w:val="FFFFFF7C"/>
     <w:multiLevelType w:val="singleLevel"/>
@@ -1199,7 +1563,7 @@
 </file>
 
 <file path=word/styles.xml><?xml version="1.0" encoding="utf-8"?>
-<w:styles xmlns:mc="http://schemas.openxmlformats.org/markup-compatibility/2006" xmlns:r="http://schemas.openxmlformats.org/officeDocument/2006/relationships" xmlns:w="http://schemas.openxmlformats.org/wordprocessingml/2006/main" xmlns:w14="http://schemas.microsoft.com/office/word/2010/wordml" xmlns:w15="http://schemas.microsoft.com/office/word/2012/wordml" xmlns:w16cex="http://schemas.microsoft.com/office/word/2018/wordml/cex" xmlns:w16cid="http://schemas.microsoft.com/office/word/2016/wordml/cid" xmlns:w16="http://schemas.microsoft.com/office/word/2018/wordml" xmlns:w16sdtdh="http://schemas.microsoft.com/office/word/2020/wordml/sdtdatahash" xmlns:w16se="http://schemas.microsoft.com/office/word/2015/wordml/symex" mc:Ignorable="w14 w15 w16se w16cid w16 w16cex w16sdtdh">
+<w:styles xmlns:mc="http://schemas.openxmlformats.org/markup-compatibility/2006" xmlns:r="http://schemas.openxmlformats.org/officeDocument/2006/relationships" xmlns:w="http://schemas.openxmlformats.org/wordprocessingml/2006/main" xmlns:w14="http://schemas.microsoft.com/office/word/2010/wordml" xmlns:w15="http://schemas.microsoft.com/office/word/2012/wordml" xmlns:w16cex="http://schemas.microsoft.com/office/word/2018/wordml/cex" xmlns:w16cid="http://schemas.microsoft.com/office/word/2016/wordml/cid" xmlns:w16="http://schemas.microsoft.com/office/word/2018/wordml" xmlns:w16du="http://schemas.microsoft.com/office/word/2023/wordml/word16du" xmlns:w16sdtdh="http://schemas.microsoft.com/office/word/2020/wordml/sdtdatahash" xmlns:w16sdtfl="http://schemas.microsoft.com/office/word/2024/wordml/sdtformatlock" xmlns:w16se="http://schemas.microsoft.com/office/word/2015/wordml/symex" mc:Ignorable="w14 w15 w16se w16cid w16 w16cex w16sdtdh w16sdtfl w16du">
   <w:docDefaults>
     <w:rPrDefault>
       <w:rPr>
@@ -1957,7 +2321,7 @@
     <w:link w:val="TitleChar"/>
     <w:uiPriority w:val="10"/>
     <w:qFormat/>
-    <w:rsid w:val="007106C8"/>
+    <w:rsid w:val="00E854FA"/>
     <w:pPr>
       <w:spacing w:after="300" w:line="240" w:lineRule="auto"/>
       <w:contextualSpacing/>
@@ -1967,7 +2331,7 @@
       <w:rFonts w:eastAsiaTheme="majorEastAsia" w:cstheme="majorBidi"/>
       <w:spacing w:val="5"/>
       <w:kern w:val="28"/>
-      <w:sz w:val="52"/>
+      <w:sz w:val="40"/>
       <w:szCs w:val="52"/>
       <w:lang w:val="sv-SE" w:eastAsia="en-US" w:bidi="ar-SA"/>
     </w:rPr>
@@ -1977,12 +2341,12 @@
     <w:basedOn w:val="DefaultParagraphFont"/>
     <w:link w:val="Title"/>
     <w:uiPriority w:val="10"/>
-    <w:rsid w:val="007106C8"/>
+    <w:rsid w:val="00E854FA"/>
     <w:rPr>
       <w:rFonts w:ascii="Times New Roman" w:eastAsiaTheme="majorEastAsia" w:hAnsi="Times New Roman" w:cstheme="majorBidi"/>
       <w:spacing w:val="5"/>
       <w:kern w:val="28"/>
-      <w:sz w:val="52"/>
+      <w:sz w:val="40"/>
       <w:szCs w:val="52"/>
       <w:lang w:val="sv-SE" w:eastAsia="en-US" w:bidi="ar-SA"/>
     </w:rPr>

--- a/tillsyn/A 6809-2026 tillsynsbegäran.docx
+++ b/tillsyn/A 6809-2026 tillsynsbegäran.docx
@@ -1347,7 +1347,7 @@
     <w:r>
       <w:tab/>
       <w:tab/>
-      <w:t>2026-06-18</w:t>
+      <w:t>2026-06-19</w:t>
       <w:br/>
       <w:br/>
     </w:r>

--- a/tillsyn/A 6809-2026 tillsynsbegäran.docx
+++ b/tillsyn/A 6809-2026 tillsynsbegäran.docx
@@ -1347,7 +1347,7 @@
     <w:r>
       <w:tab/>
       <w:tab/>
-      <w:t>2026-06-19</w:t>
+      <w:t>2026-06-20</w:t>
       <w:br/>
       <w:br/>
     </w:r>

--- a/tillsyn/A 6809-2026 tillsynsbegäran.docx
+++ b/tillsyn/A 6809-2026 tillsynsbegäran.docx
@@ -12,10 +12,7 @@
     </w:p>
     <w:p>
       <w:r>
-        <w:t>Detta dokument behandlar höga naturvärden i avverkningsanmälan A 6809-2026 i Härjedalens kommun som inkom 2026-02-04 och omfattar 67,2 ha.</w:t>
-      </w:r>
-      <w:r>
-        <w:t xml:space="preserve"> I Figur 1 visas fyndplatser för naturvårdsarter i området, som finns registrerade på Artportalen.</w:t>
+        <w:t>Denna tillsynsbegäran behandlar höga naturvärden i avverkningsanmälan A 6809-2026 i Härjedalens kommun som inkom 2026-02-04 och omfattar 67,2 ha.</w:t>
       </w:r>
     </w:p>
     <w:p>
@@ -25,7 +22,7 @@
       <w:r>
         <w:drawing>
           <wp:inline xmlns:a="http://schemas.openxmlformats.org/drawingml/2006/main" xmlns:pic="http://schemas.openxmlformats.org/drawingml/2006/picture">
-            <wp:extent cx="5335938" cy="5688000"/>
+            <wp:extent cx="5369710" cy="5724000"/>
             <wp:docPr id="1" name="Picture 1"/>
             <wp:cNvGraphicFramePr>
               <a:graphicFrameLocks noChangeAspect="1"/>
@@ -46,7 +43,7 @@
                   <pic:spPr>
                     <a:xfrm>
                       <a:off x="0" y="0"/>
-                      <a:ext cx="5335938" cy="5688000"/>
+                      <a:ext cx="5369710" cy="5724000"/>
                     </a:xfrm>
                     <a:prstGeom prst="rect"/>
                   </pic:spPr>
@@ -63,27 +60,12 @@
         <w:spacing w:after="240"/>
       </w:pPr>
       <w:r>
-        <w:t>Figur 1. Fyndplatser för naturvårdsarter i och inom 4 meter från avverkningsanmälan (röd linje). Inom parentes anges rödlistekategorier, S för signalarter, Tför typiska arter och fridlysningsparagrafer i artskyddsförordningen.Markörer utan svart kant är placerade på fyndplatsen. Markörer med svart kant är placerade vid sidan av fyndplatsen och har ett svart streck som visar fyndplatsens exakta position. Kartans mittpunktskoordinat är N 6874574, E 473554 i SWEREF 99 TM.</w:t>
+        <w:t>Figur 1. Fyndplatser för naturvårdsarter i och inom 4 meter från avverkningsanmälan. Markörer utan svart kant är placerade på fyndplatsen. Markörer med svart kant är placerade vid sidan av fyndplatsen har ett svart streck som visar fyndplatsens exakta position. Kartans mittpunktskoordinat är N 6874574, E 473554 i SWEREF 99 TM.</w:t>
       </w:r>
     </w:p>
     <w:p>
       <w:r>
-        <w:t>Vi begär härmed att Skogsstyrelsen fattar beslut enligt miljöbalken som säkerställer att skogens höga naturvärden bevaras samt att EU-lagstiftning efterlevs och att artskyddsbrott förhindras.</w:t>
-      </w:r>
-    </w:p>
-    <w:p>
-      <w:r>
-        <w:t>Vi begär vidare att Skogsstyrelsen säkerställer att inga skador eller försämringar av naturtypens bevarandestatus i området tillåts ske. Se Rådets direktiv 92/43/EEG samt ickeförsämringskravet i EU:s naturrestaureringsförordning (EU 2024/1991).</w:t>
-      </w:r>
-    </w:p>
-    <w:p>
-      <w:r>
-        <w:t>Vi önskar även ta del av de ställningstaganden och beslut som myndigheten meddelar till följd av aktuell avverkningsanmälan och föreningens inlaga (se 34 § förvaltningslagen).</w:t>
-      </w:r>
-    </w:p>
-    <w:p>
-      <w:r>
-        <w:t>Nedan beskrivs fynd av naturvårdsarter och fridlysta arter som gjorts i det avverkningsanmälda området. I BILAGA 1 finns artfakta om fridlysta och rödlistade arter.</w:t>
+        <w:t>I och inom 4 meter från avverkningsanmälan finns fynd av 21 naturvårdsarter, varav 18 är rödlistade, 1 är fridlyst, 13 är typiska (T) och 3 är signalarter (S): garnlav (VU, T), skrovlig taggsvamp (VU), blanksvart spiklav (NT), blå taggsvamp (NT, T), blågrå svartspik (NT), dropptaggsvamp (NT, T), dvärgbägarlav (NT, T), knottrig blåslav (NT, T), lunglav (NT, T), mörk kolflarnlav (NT), orange taggsvamp (NT, T), rosenticka (NT, T), skarp dropptaggsvamp (NT), talltita (NT, §4), ullticka (NT, T), vedflamlav (NT), vedskivlav (NT, T), violettgrå tagellav (NT, T), bårdlav (S, T), rödgul trumpetsvamp (S) och stuplav (S, T). Se Figur 1.</w:t>
       </w:r>
     </w:p>
     <w:p>
@@ -91,35 +73,569 @@
         <w:pStyle w:val="Heading1"/>
       </w:pPr>
       <w:r>
-        <w:t>Naturvårdsarter</w:t>
+        <w:t>Tillsynsbegäran</w:t>
       </w:r>
     </w:p>
     <w:p>
       <w:r>
-        <w:t>I och inom 4 meter från avverkningsanmälan har följande 21 naturvårdsarter hittats: garnlav (VU, T), skrovlig taggsvamp (VU), blanksvart spiklav (NT), blå taggsvamp (NT, T), blågrå svartspik (NT), dropptaggsvamp (NT, T), dvärgbägarlav (NT, T), knottrig blåslav (NT, T), lunglav (NT, T), mörk kolflarnlav (NT), orange taggsvamp (NT, T), rosenticka (NT, T), skarp dropptaggsvamp (NT), talltita (NT, §4), ullticka (NT, T), vedflamlav (NT), vedskivlav (NT, T), violettgrå tagellav (NT, T), bårdlav (S, T), rödgul trumpetsvamp (S) och stuplav (S, T). Av dessa är 18 rödlistade. För rödlistade arter har rödlistekategorin angivits inom parentes. Arter som är signalarter enligt Skogsstyrelsen har markerats med (S). Typiska arter inom Natura 2000 som är kopplade till skogsekosystem har markerats med (T). För fridlysta arter anges även paragrafen i Artskyddsförordningen som arten är fridlyst enligt.</w:t>
+        <w:t>Vi begär härmed att Skogsstyrelsen fattar beslut enligt miljöbalken som säkerställer att skogens höga naturvärden bevaras samt att EU-lagstiftning efterlevs och att artskyddsbrott förhindras.</w:t>
       </w:r>
     </w:p>
     <w:p>
       <w:r>
-        <w:t>De påträffade naturvårdsarterna är ett tydligt kvitto på att det rör sig om en skog med höga naturvärden.</w:t>
+        <w:t>Vi begär vidare att Skogsstyrelsen säkerställer att inga skador eller försämringar av naturtypens bevarandestatus i området tillåts ske. Se Rådets direktiv 92/43/EEG samt ickeförsämringskravet i EU:s naturrestaureringsförordning (EU 2024/1991).</w:t>
+      </w:r>
+    </w:p>
+    <w:p>
+      <w:r>
+        <w:t>Vi önskar även ta del av de ställningstaganden och beslut som myndigheten meddelar till följd av aktuell avverkningsanmälan och föreningens inlaga (se 34 § förvaltningslagen).</w:t>
       </w:r>
     </w:p>
     <w:p>
       <w:pPr>
-        <w:pStyle w:val="Heading2"/>
+        <w:pStyle w:val="Heading1"/>
       </w:pPr>
       <w:r>
-        <w:t>Fridlysta arter</w:t>
+        <w:t>Naturvårdsarter och fridlysta arter</w:t>
       </w:r>
     </w:p>
     <w:p>
       <w:r>
-        <w:t>Följande fridlysta arter har sina livsmiljöer och växtplatser i den avverkningsanmälda skogen: talltita (NT, §4).</w:t>
+        <w:t>Nedan följer beskrivningar av de naturvårdsarter och fridlysta arter som har sina livsmiljöer och växtplatser i den avverkningsanmälda skogen. Se även ytterligare artfakta i BILAGA 1. De påträffade naturvårdsarterna är ett tydligt kvitto på att det rör sig om en skog med höga naturvärden.</w:t>
       </w:r>
     </w:p>
     <w:p>
       <w:r>
-        <w:t xml:space="preserve">Observera att medlemsländerna är skyldiga att agera i enlighet med EU:s fågeldirektiv där det uttryckligen står att direktivet gäller för fåglar samt för deras ägg, bon och </w:t>
+        <w:rPr>
+          <w:b/>
+        </w:rPr>
+        <w:t>Garnlav (VU)</w:t>
+      </w:r>
+      <w:r>
+        <w:t xml:space="preserve"> är en utpräglad barrskogsart som ibland kan drapera träden i norrländska grannaturskogar med hög luftfuktighet. Den förekommer även i talldominerade bestånd där den, förutom i trädens grenverk, påträffas hängande över ojämnheter i tallbarken. Arten har minskat starkt i södra och mellersta Sverige och den minskar även i sitt nordliga utbredningsområde. Minskningstakten uppgår till 30 (20–50) % inom 50 år och överstiger gränsvärdet för Sårbar (VU). Orsaken till tillbakagången beror främst på slutavverkningar av naturskogsartade skogar. Bestånd med riklig förekomst bör regelmässigt sparas, vilket även gynnar flera andra sällsynta och rödlistade arter. Garnlav är värdväxt för den mycket sällsynta och akut hotade fjärilen barrskogslavfly (CR) som hör hemma i boreala barrskogar med riklig förekomst av värdväxten. Tidigare kunde arten konstateras årligen på flera platser vid Dala-Floda i Dalarna innan lokalerna kalavverkades. Senaste fyndet i landet av barrskogslavfly är från år 2000 då den påträffades vid Högberget i Sollefteå kommun. Garnlav är typisk art för </w:t>
+      </w:r>
+      <w:r>
+        <w:rPr>
+          <w:i/>
+        </w:rPr>
+        <w:t xml:space="preserve">9010 Taiga </w:t>
+      </w:r>
+      <w:r>
+        <w:t>och</w:t>
+      </w:r>
+      <w:r>
+        <w:rPr>
+          <w:i/>
+        </w:rPr>
+        <w:t xml:space="preserve"> 9070 Trädklädd betesmark</w:t>
+      </w:r>
+      <w:r>
+        <w:t xml:space="preserve"> (SLU Artdatabanken, 2026).</w:t>
+      </w:r>
+    </w:p>
+    <w:p>
+      <w:r>
+        <w:rPr>
+          <w:b/>
+        </w:rPr>
+        <w:t xml:space="preserve">Skrovlig taggsvamp (VU) </w:t>
+      </w:r>
+      <w:r>
+        <w:t>bildar mykorrhiza med tall i äldre tallskog, framför allt på tallhed. Den växer huvudsakligen i äldre barrskog som hotas av slutavverkning. Genom att äldre barrskogar och naturskogar blir allt sällsyntare, missgynnas arten av skogsbruk. Arten ingår i ett åtgärdsprogram för hotade arter (ÅGP) och en långsiktig tillgång till svampens värdträd behöver säkras genom att växtplatserna undantas från avverkning. Skrovlig taggsvamp är globalt rödlistad som nära hotad (NT) vilket innebär att Sverige har ett internationellt ansvar för arten (IUCN, 2025; SLU Artdatabanken, 2026; Nitare, 2006).</w:t>
+      </w:r>
+    </w:p>
+    <w:p>
+      <w:r>
+        <w:rPr>
+          <w:b/>
+        </w:rPr>
+        <w:t>Blanksvart spiklav (NT)</w:t>
+      </w:r>
+      <w:r>
+        <w:t xml:space="preserve"> förekommer på torr, hård, gammal kärnved men även på äldre ytved av tall i naturskogsartade bestånd med begränsad brandpåverkan och ostörd hydrologi. Skogsbruksåtgärder på eller i närheten av lokaler med blanksvart spiklav utgör ett hot. Naturskogsartade öppna tall- och barrblandskogar med blanksvart spiklav indikerar höga biologiska värden och bör bevaras (SLU Artdatabanken, 2024).</w:t>
+      </w:r>
+    </w:p>
+    <w:p>
+      <w:r>
+        <w:rPr>
+          <w:b/>
+        </w:rPr>
+        <w:t xml:space="preserve">Blå taggsvamp (NT) </w:t>
+      </w:r>
+      <w:r>
+        <w:t xml:space="preserve">är en karaktärsart i såväl örtrika kalkbarrskogar som i torra sandtallskogar där det föreligger gammal skog med långvarig trädkontinuitet. Är sällsynt och mycket kravfull i södra och mellersta Sverige. Den hotas främst av skogsavverkning och tycks försvinna efter slutavverkning, markberedning och plantering. I kalkgranskogar verkar arten vara mycket känslig. Granskogar med arten bör formellt skydddas. Blå taggsvamp (NT) är typisk art för </w:t>
+      </w:r>
+      <w:r>
+        <w:rPr>
+          <w:i/>
+        </w:rPr>
+        <w:t>9010 Taiga</w:t>
+      </w:r>
+      <w:r>
+        <w:t xml:space="preserve"> (SLU Artdatabanken, 2024; Nitare &amp; Skogsstyrelsen, 2019).</w:t>
+      </w:r>
+    </w:p>
+    <w:p>
+      <w:r>
+        <w:rPr>
+          <w:b/>
+        </w:rPr>
+        <w:t>Blågrå svartspik (NT)</w:t>
+      </w:r>
+      <w:r>
+        <w:t xml:space="preserve"> växer på torr, hård ved av gamla, solbelysta torrakor, högstubbar av tall och grova döda grenar på levande tallar i öppna bestånd av naturskogskaraktär. Nästan alltid rör det sig om tjärrika torrträd och högstubbar (töreved, keloträd) som kan vara en bra bit över hundra år, i vissa fall sannolikt hundratals år gamla. Skogsbruk är idag det allvarligaste hotet. Ett långsiktigt hot är att nybildningen av gamla torrakor och högstubbar är en långsam process vilken ofta är beroende av skogsbrand. Nytt substrat bildas numera sannolikt nästan inte alls då antalet naturliga skogsbränder har minskat drastiskt på grund av effektivare brandbekämpning. Döda träd som lämnas efter avverkning är inte lämpliga för arten, eftersom dessa träd inte varit utsatta för skogsbrand och bildat tjärrik ved. Skogsbruksåtgärder på eller i närheten av växtplatserna bör undvikas. Naturskogsartade skogar med förekomst av arten indikerar höga biologiska värden och bör bevaras. Blågrå svartspik har en mycket begränsad utbredning utanför de nordiska länderna varför dessa länder har ett speciellt ansvar för arten (SLU Artdatabanken, 2024).</w:t>
+      </w:r>
+    </w:p>
+    <w:p>
+      <w:r>
+        <w:rPr>
+          <w:b/>
+        </w:rPr>
+        <w:t>Dropptaggsvamp (NT)</w:t>
+      </w:r>
+      <w:r>
+        <w:t xml:space="preserve"> bildar mykorrhiza med tall, främst i barrskog med trädkontinuitet, i magra, torra och ljusöppna lavtallskogar och i barrblandskogar med friskmossor och lingon i fältskiktet. Den totala populationen i landet har minskat och bedöms fortsätta minska till följd av slutavverkningar av tallskog. Det är högst oklart om arten långsiktigt kan etablera och reproducera sig i skogsbestånd som brukas med trakthyggesmetoder, markberedning, gödsling eller föryngring med förädlat plantmaterial. Uppfyller kriterierna för att bli rödlistad på grund av ny kunskap som visar att en större andel av populationen än tidigare bedömt är knuten till kontinuitetsbarrskog. Minskningstakten för den svenska populationen bedöms vara nära gränsvärdet för Sårbar (VU). Dropptaggsvamp är typisk art för </w:t>
+      </w:r>
+      <w:r>
+        <w:rPr>
+          <w:i/>
+        </w:rPr>
+        <w:t xml:space="preserve">9010 Taiga </w:t>
+      </w:r>
+      <w:r>
+        <w:t>(SLU Artdatabanken, 2026).</w:t>
+      </w:r>
+    </w:p>
+    <w:p>
+      <w:r>
+        <w:rPr>
+          <w:b/>
+        </w:rPr>
+        <w:t>Dvärgbägarlav (NT)</w:t>
+      </w:r>
+      <w:r>
+        <w:t xml:space="preserve"> förekommer över hela Sverige på gammal hård ved, huvudsakligen på tall men i södra Sverige även på ek. Veden utgörs framförallt av grova stubbar, lågor och grenar. Substratet har blivit sällsyntare och nybildning av substrat sker bara i begränsad omfattning. Arten hotas av att grova lågor blir allt sällsyntare i dagens kulturskogar samt att nybildningen av lämpliga substrat går mycket långsamt. En riklig tillgång på gamla tall- eller eklågor måste säkerställas på artens lokaler. Dvärgbägarlav är typisk art för </w:t>
+      </w:r>
+      <w:r>
+        <w:rPr>
+          <w:i/>
+        </w:rPr>
+        <w:t>9010 Taiga</w:t>
+      </w:r>
+      <w:r>
+        <w:t xml:space="preserve"> (SLU Artdatabanken, 2024; Nitare &amp; Skogsstyrelsen, 2019).</w:t>
+      </w:r>
+    </w:p>
+    <w:p>
+      <w:r>
+        <w:rPr>
+          <w:b/>
+        </w:rPr>
+        <w:t>Knottrig blåslav (NT)</w:t>
+      </w:r>
+      <w:r>
+        <w:t xml:space="preserve"> har sin huvudutbredning i gamla granskogar i det övre barrskogsbältet mot fjällen. Den signalerar alltid höga naturvärden och växer i skogar med lång kontinuitet, mest i opåverkade naturskogsbestånd. Arten överlever inte en slutavverkning (inklusive hänsyn) och den finns idag enbart i kontinuitetsskog. Lavens fortsatta förekomst bör säkerställas genom att lokaler med äldre barrskog skyddas. Knottrig blåslav är typisk art för </w:t>
+      </w:r>
+      <w:r>
+        <w:rPr>
+          <w:i/>
+        </w:rPr>
+        <w:t xml:space="preserve">9010 Taiga </w:t>
+      </w:r>
+      <w:r>
+        <w:t>och</w:t>
+      </w:r>
+      <w:r>
+        <w:rPr>
+          <w:i/>
+        </w:rPr>
+        <w:t xml:space="preserve"> 9040 Fjällbjörkskog</w:t>
+      </w:r>
+    </w:p>
+    <w:p>
+      <w:r>
+        <w:t>(SLU Artdatabanken, 2024; Nitare &amp; Skogsstyrelsen, 2019).</w:t>
+      </w:r>
+    </w:p>
+    <w:p>
+      <w:r>
+        <w:rPr>
+          <w:b/>
+        </w:rPr>
+        <w:t>Lunglav (NT)</w:t>
+      </w:r>
+      <w:r>
+        <w:t xml:space="preserve"> är en av vårt lands främsta signalarter som överallt indikerar gamla lövträd, skogsbestånd med höga naturvärden och ekosystem med långskoglig kontinuitet. Lokalt kan förekomsten vara mycket riklig men den hittas nästan enbart i gamla och ej slutavverkade skogar. Artens samtliga förekomster bör uppmärksammas från naturvårdssynpunkt, då många lokaler även hyser andra ovanliga och rödlistade arter. Rikliga förekomster bör skyddas med biotopskydd, frivilliga avsättningar eller reservat. På lunglav kan de sällsynta lavparasiterna lunglavshårprick (CR), </w:t>
+      </w:r>
+      <w:r>
+        <w:rPr>
+          <w:i/>
+        </w:rPr>
+        <w:t>Abrothallus diederichii</w:t>
+      </w:r>
+      <w:r>
+        <w:t xml:space="preserve"> (VU), </w:t>
+      </w:r>
+      <w:r>
+        <w:rPr>
+          <w:i/>
+        </w:rPr>
+        <w:t>Abrothallus lobariae</w:t>
+      </w:r>
+      <w:r>
+        <w:t xml:space="preserve"> (VU), </w:t>
+      </w:r>
+      <w:r>
+        <w:rPr>
+          <w:i/>
+        </w:rPr>
+        <w:t>Calycina lobariae</w:t>
+      </w:r>
+      <w:r>
+        <w:t xml:space="preserve"> (VU), lunglavsknapp (VU) och skrovelmössing (VU) påträffas. Lunglav är typisk art för </w:t>
+      </w:r>
+      <w:r>
+        <w:rPr>
+          <w:i/>
+        </w:rPr>
+        <w:t>9010 Taiga, 9020 Nordlig ädellövskog, 9110 Näringsfattig bokskog, 9130 Näringsrik bokskog, 9160 Näringsrik ekskog, 9180 Ädellövskog i branter, 9190 Näringsfattig ekskog, 9070 Trädklädd betesmark, 9040 Fjällbjörkskog</w:t>
+      </w:r>
+      <w:r>
+        <w:t xml:space="preserve"> och</w:t>
+      </w:r>
+      <w:r>
+        <w:rPr>
+          <w:i/>
+        </w:rPr>
+        <w:t xml:space="preserve"> 6530 Lövängar</w:t>
+      </w:r>
+      <w:r>
+        <w:t xml:space="preserve"> (SLU Artdatabanken, 2026; Nitare &amp; Skogsstyrelsen, 2019).</w:t>
+      </w:r>
+    </w:p>
+    <w:p>
+      <w:r>
+        <w:rPr>
+          <w:b/>
+        </w:rPr>
+        <w:t>Mörk kolflarnlav (NT)</w:t>
+      </w:r>
+      <w:r>
+        <w:t xml:space="preserve"> är brandberoende och växer nästan uteslutande på kolad hård kärnved av tall. Arten förekommer främst i glesa, öppna tall- och blandbarrskogar av naturskogskaraktär och etableringen verkar ske sent efter brand, kanske först efter 100–300 år. Mörk kolflarnlav indikerar skog med höga naturvärden och vanligast är att den påträffas på rester av nedbrunna torrakor och högstubbar och lågstubbar som är så grova att hela innandömet är urbränt. Tall- och blandbarrskogar av naturskogskaraktär med spår av återkommande bränder hyser höga biologiska värden och bör skyddas (SLU Artdatabanken, 2024).</w:t>
+      </w:r>
+    </w:p>
+    <w:p>
+      <w:r>
+        <w:rPr>
+          <w:b/>
+        </w:rPr>
+        <w:t xml:space="preserve">Orange taggsvamp (NT) </w:t>
+      </w:r>
+      <w:r>
+        <w:t xml:space="preserve">bildar mykorrhiza med både gran och tall och den förekommer främst i äldre barrskogar med kontinuitetsskogskaraktär. Mest frekvent är den i äldre mossrik granskog, men då bara i skogar inom granens naturliga utbredningsområde och i bestånd med långvarig grankontinuitet. Den totala populationen i landet bedöms ha minskat kraftigt och fortsatt kommer att minska då arten är knuten till en produktiv skogsmiljö som successivt avverkas. Arten hotas främst av skogsavverkning och tycks försvinna efter slutavverkning, markberedning och plantering och det är inte känt att arten har återkommit i anlagd skog på tidigare kalmark. Orange taggsvamp är typisk art för </w:t>
+      </w:r>
+      <w:r>
+        <w:rPr>
+          <w:i/>
+        </w:rPr>
+        <w:t>9010 Taiga</w:t>
+      </w:r>
+      <w:r>
+        <w:t xml:space="preserve"> (SLU Artdatabanken, 2024).</w:t>
+      </w:r>
+    </w:p>
+    <w:p>
+      <w:r>
+        <w:rPr>
+          <w:b/>
+        </w:rPr>
+        <w:t>Rosenticka (NT)</w:t>
+      </w:r>
+      <w:r>
+        <w:t xml:space="preserve">, rödlistad som nära hotad, ingår i en karaktäristisk association av vedsvampar som växer på gamla, grova granlågor i urskogsartade barrskogar. Den är placerad i toppen av Skogsstyrelsens värdepyramid för bedömning av skog med höga naturvärden och indikerar ett granskogsekosystem med långvarig kontinuitet av grova lågor. Artens beroende av grova granlågor innebär att alla skogsskötselåtgärder på eller i omedelbar närhet av lokalerna utgör ett hot på lång sikt. Det är angeläget att populationerna inte ytterligare glesas ut och ett tillräckligt antal områden där arten nu finns måste sparas för framtiden. Rosenticka är typisk art för </w:t>
+      </w:r>
+      <w:r>
+        <w:rPr>
+          <w:i/>
+        </w:rPr>
+        <w:t xml:space="preserve">9010 Taiga </w:t>
+      </w:r>
+      <w:r>
+        <w:t xml:space="preserve">och </w:t>
+      </w:r>
+      <w:r>
+        <w:rPr>
+          <w:i/>
+        </w:rPr>
+        <w:t>9050 Näringsrik granskog</w:t>
+      </w:r>
+      <w:r>
+        <w:t xml:space="preserve"> (Nitare &amp; Skogsstyrelsen, 2019; SLU Artdatabanken, 2024).</w:t>
+      </w:r>
+    </w:p>
+    <w:p>
+      <w:r>
+        <w:rPr>
+          <w:b/>
+        </w:rPr>
+        <w:t xml:space="preserve">Skarp dropptaggsvamp (NT) </w:t>
+      </w:r>
+      <w:r>
+        <w:t>bildar mykorrhiza med både gran och tall, främst i barrskogar med trädkontinuitet. Arten uppträder dels i näringsrik kalkbarrskog och dels i sur lavtallskog. Kalkbarrskogarna är ofta grandominerade, olikåldriga och skiktade på frisk mark med ett örtrikt vegetationsskikt. Lavtallskogarna är i regel magra, torra, ljusöppna och ofta brandpräglade. Den totala populationen i landet har minskat och bedöms fortsätta minska till följd av avverkning av äldre barrskogar. Arten har begränsad förmåga att återetablera sig efter slutavverkning eller andra storskaliga skogsbruksåtgärder. Det saknas indikationer på att arten långsiktigt kan etablera eller reproducera sig i skogsbestånd som brukas med metoder som trakthyggesbruk, markberedning, gödsling eller föryngring med förädlat plantmaterial. Minskningstakten för den svenska populationen bedöms vara nära gränsvärdet för Sårbar (VU) (SLU Artdatabanken, 2026).</w:t>
+      </w:r>
+    </w:p>
+    <w:p>
+      <w:r>
+        <w:rPr>
+          <w:b/>
+        </w:rPr>
+        <w:t>Talltita (NT, §4)</w:t>
+      </w:r>
+      <w:r>
+        <w:t>, rödlistad som nära hotad och prioriterad art i Skogsvårdslagen, har häckningsrevir i anmälan. Arten har minskat kraftigt de senaste 30 åren och minskningstakten innevarande 10-årsperiod beräknas till 20 (10–30) %. Talltitan är synnerligen trogen sitt cirka 15 hektar stora revir och är beroende av flerskiktade olikåldriga skogar för att kunna föda upp sina ungar. Talltitan försvinner om dess livsmiljö kalavverkas (Eggers &amp; Low, 2014; Ekman, 1979; Griesser et al, 2007; Klein, 2020; Siffczyk et al, 2003; SLU Artdatabanken, 2021).</w:t>
+      </w:r>
+    </w:p>
+    <w:p>
+      <w:r>
+        <w:rPr>
+          <w:b/>
+        </w:rPr>
+        <w:t>Ullticka (NT)</w:t>
+      </w:r>
+      <w:r>
+        <w:t xml:space="preserve"> är knuten till restbestånd av barrnaturskog och förekommer med ett tydligt optimum i orörda eller måttligt påverkade gamla granskogar där det föreligger viss kontinuitet av grov död ved. Ullticka är en bra signalart inom hela sitt utbredningsområde och i södra Sverige är den sällsynt och en god signalart för skyddsvärda granskogsmiljöer. Den hotas av avverkning och fragmentering av naturskog och äldre granskog med lång trädkontinuitet. På ullticka kan ibland ulltickeporing (VU) påträffas - det är en sällsynt ticka som nyligen delats upp i de tre olika arterna ulltickeporing </w:t>
+      </w:r>
+      <w:r>
+        <w:rPr>
+          <w:i/>
+        </w:rPr>
+        <w:t xml:space="preserve">Skeletocutis brevispora </w:t>
+      </w:r>
+      <w:r>
+        <w:t>(VU)</w:t>
+      </w:r>
+      <w:r>
+        <w:rPr>
+          <w:i/>
+        </w:rPr>
+        <w:t>, Skeletocutis delicata</w:t>
+      </w:r>
+      <w:r>
+        <w:t xml:space="preserve"> (VU)</w:t>
+      </w:r>
+      <w:r>
+        <w:rPr>
+          <w:i/>
+        </w:rPr>
+        <w:t xml:space="preserve"> och Skeletocutis exilis</w:t>
+      </w:r>
+      <w:r>
+        <w:t xml:space="preserve"> (NT). Ullticka är typisk art för </w:t>
+      </w:r>
+      <w:r>
+        <w:rPr>
+          <w:i/>
+        </w:rPr>
+        <w:t xml:space="preserve">9010 Taiga, 9050 Näringsrik granskog </w:t>
+      </w:r>
+      <w:r>
+        <w:t xml:space="preserve">och </w:t>
+      </w:r>
+      <w:r>
+        <w:rPr>
+          <w:i/>
+        </w:rPr>
+        <w:t>9030 Landhöjningsskog</w:t>
+      </w:r>
+      <w:r>
+        <w:t xml:space="preserve"> (SLU Artdatabanken, 2026; Nitare &amp; Skogsstyrelsen, 2019; Miettinen &amp; Niemelä, 2018).</w:t>
+      </w:r>
+    </w:p>
+    <w:p>
+      <w:r>
+        <w:rPr>
+          <w:b/>
+        </w:rPr>
+        <w:t>Vedflamlav (NT)</w:t>
+      </w:r>
+      <w:r>
+        <w:t xml:space="preserve"> växer på gammal hård och torr, exponerad kärnved av tall, främst på högstubbar i ljusöppna lägen, t.ex. vid och på myrar, sjökanter, i glesa hällmarkskogar och i brandpräglade tallnaturskogar. Substratet nyskapas i begränsad omfattning och arten är en utmärkt indikator på höga naturvärden i denna skogstyp. Tall- och barrblandskogar med naturskogskaraktär och spår av bränder har ofta höga biologiska värden och bör skyddas. På vedflamlavens bål kan den sällsynta spiklaven/parasiten </w:t>
+      </w:r>
+      <w:r>
+        <w:rPr>
+          <w:i/>
+        </w:rPr>
+        <w:t>Calicium ramboldiicola</w:t>
+      </w:r>
+      <w:r>
+        <w:t xml:space="preserve"> (VU) påträffas (SLU Artdatabanken, 2026).</w:t>
+      </w:r>
+    </w:p>
+    <w:p>
+      <w:r>
+        <w:rPr>
+          <w:b/>
+        </w:rPr>
+        <w:t>Vedskivlav (NT)</w:t>
+      </w:r>
+      <w:r>
+        <w:t xml:space="preserve"> växer på gammal, torr, exponerad, hård kärnved av framförallt tall i naturskogsartade bestånd. Avverkning av tallskog av naturskogskaraktär med spår av återkommande bränder är ett hot. Mängden lämplig ved att växa på för vedskivlav minskar, dels på grund av naturlig nedbrytning men framförallt på grund av att de förstörs i samband med slutavverkningar, gallringar och markberedning. Tall- och blandbarrskogar av naturskogskaraktär med spår av återkommande bränder bör skyddas. Vedskivlav är typisk art för </w:t>
+      </w:r>
+      <w:r>
+        <w:rPr>
+          <w:i/>
+        </w:rPr>
+        <w:t>9010 Taiga</w:t>
+      </w:r>
+      <w:r>
+        <w:t xml:space="preserve"> (SLU Artdatabanken, 2024).</w:t>
+      </w:r>
+    </w:p>
+    <w:p>
+      <w:r>
+        <w:rPr>
+          <w:b/>
+        </w:rPr>
+        <w:t>Violettgrå tagellav (NT)</w:t>
+      </w:r>
+      <w:r>
+        <w:t xml:space="preserve"> växer nästan uteslutande i gamla olikåldriga barrnaturskogar med lång skoglig kontinuitet och är en utmärkt signal på skog med höga naturvärden. Slutavverkning av tidigare aldrig slutavverkad skog (kontinuitetsskog) är det största hotet. Biotopen nyskapas i begränsad omfattning och barrskog äldre än 160 år, där den violettgrå tagellaven huvudsakligen påträffas har minskat med 50% de senaste 50 åren. Lågproduktiv skogsmark där laven förekommer bör undantas från skogsbruk och rika förekomster i äldre granskog bör skyddas. Arten är känslig för uttorkning och det är väsentligt att tillräckligt stora bestånd avsätts. Violettgrå tagellav är typisk art för </w:t>
+      </w:r>
+      <w:r>
+        <w:rPr>
+          <w:i/>
+        </w:rPr>
+        <w:t>9010 Taiga</w:t>
+      </w:r>
+      <w:r>
+        <w:t xml:space="preserve"> (SLU Artdatabanken, 2024; Nitare &amp; Skogsstyrelsen, 2019).</w:t>
+      </w:r>
+    </w:p>
+    <w:p>
+      <w:r>
+        <w:rPr>
+          <w:b/>
+        </w:rPr>
+        <w:t>Bårdlav</w:t>
+      </w:r>
+      <w:r>
+        <w:t xml:space="preserve"> signalerar miljöer med höga naturvärden och på lokalerna finns vanligtvis många andra ovanliga och rödlistade arter. Den visar även på platser med hög och jämn luftfuktighet. På bårdlav och andra njurlavar (Nephroma) kan de sällsynta parasiterna </w:t>
+      </w:r>
+      <w:r>
+        <w:rPr>
+          <w:i/>
+        </w:rPr>
+        <w:t xml:space="preserve">Protounguicularia nephromatis </w:t>
+      </w:r>
+      <w:r>
+        <w:t xml:space="preserve">(VU) och </w:t>
+      </w:r>
+      <w:r>
+        <w:rPr>
+          <w:i/>
+        </w:rPr>
+        <w:t xml:space="preserve">Tremella nephromatis </w:t>
+      </w:r>
+      <w:r>
+        <w:t xml:space="preserve">(DD) påträffas. Bårdlav är typisk art för </w:t>
+      </w:r>
+      <w:r>
+        <w:rPr>
+          <w:i/>
+        </w:rPr>
+        <w:t xml:space="preserve">9010 Taiga, 9020 Nordlig ädellövskog, 9070 Trädklädd betesmark, 9110 Näringsfattig bokskog, 9160 Näringsrik ekskog, 9180 Ädellövskog i branter </w:t>
+      </w:r>
+      <w:r>
+        <w:t>och</w:t>
+      </w:r>
+      <w:r>
+        <w:rPr>
+          <w:i/>
+        </w:rPr>
+        <w:t xml:space="preserve"> 9190 Näringsfattig ekskog</w:t>
+      </w:r>
+      <w:r>
+        <w:t xml:space="preserve"> (SLU Artdatabanken, 2026; Nitare &amp; Skogsstyrelsen, 2019).</w:t>
+      </w:r>
+    </w:p>
+    <w:p>
+      <w:r>
+        <w:rPr>
+          <w:b/>
+        </w:rPr>
+        <w:t xml:space="preserve">Rödgul trumpetsvamp </w:t>
+      </w:r>
+      <w:r>
+        <w:t>signalerar kalkrika barrsumpskogar eller avgränsade små mineralrika ytor i barrskogslandskapet, vilka normalt har höga naturvärden. I urbergsbygder är den en bra signalart på känsliga skogsbiotoper (Nitare &amp; Skogsstyrelsen, 2019).</w:t>
+      </w:r>
+    </w:p>
+    <w:p>
+      <w:r>
+        <w:rPr>
+          <w:b/>
+        </w:rPr>
+        <w:t>Stuplav</w:t>
+      </w:r>
+      <w:r>
+        <w:t xml:space="preserve"> är en mycket bra signalart i hela sitt utbredningsområde och förekommer nästan enbart i skogsmiljöer med höga naturvärden. Den indikerar långvarig förekomst av gamla lövträd och miljöer med konstant hög luftfuktighet. I skogar med suboceaniskt klimat finns det en mycket sällsynt parasit, njurlavsknapp </w:t>
+      </w:r>
+      <w:r>
+        <w:rPr>
+          <w:i/>
+        </w:rPr>
+        <w:t>Pletocarpon nephromeum</w:t>
+      </w:r>
+      <w:r>
+        <w:t xml:space="preserve"> (EN), som växer på stuplav. Ytterligare tre sällsynta lavparasiter, </w:t>
+      </w:r>
+      <w:r>
+        <w:rPr>
+          <w:i/>
+        </w:rPr>
+        <w:t>Protounguicularia nephromatis</w:t>
+      </w:r>
+      <w:r>
+        <w:t xml:space="preserve"> (VU), </w:t>
+      </w:r>
+      <w:r>
+        <w:rPr>
+          <w:i/>
+        </w:rPr>
+        <w:t>Refractohilum galligenum</w:t>
+      </w:r>
+      <w:r>
+        <w:t xml:space="preserve"> (NT) och </w:t>
+      </w:r>
+      <w:r>
+        <w:rPr>
+          <w:i/>
+        </w:rPr>
+        <w:t>Roselliniella nephromatis</w:t>
+      </w:r>
+      <w:r>
+        <w:t xml:space="preserve"> (DD), kan också påträffas på stuplav. Stuplav är typisk art för </w:t>
+      </w:r>
+      <w:r>
+        <w:rPr>
+          <w:i/>
+        </w:rPr>
+        <w:t>9010 Taiga</w:t>
+      </w:r>
+      <w:r>
+        <w:t xml:space="preserve"> (SLU Artdatabanken, 2026; Nitare &amp; Skogsstyrelsen, 2019).</w:t>
+      </w:r>
+    </w:p>
+    <w:p>
+      <w:pPr>
+        <w:pStyle w:val="Heading1"/>
+      </w:pPr>
+      <w:r>
+        <w:t>EU:s fågeldirektiv</w:t>
+      </w:r>
+    </w:p>
+    <w:p>
+      <w:r>
+        <w:t xml:space="preserve">Europeiska unionens medlemsländer är skyldiga att agera i enlighet med EU:s fågeldirektiv där det uttryckligen står att direktivet gäller för fåglar samt för deras ägg, bon och </w:t>
       </w:r>
       <w:r>
         <w:rPr>
@@ -129,540 +645,6 @@
       </w:r>
       <w:r>
         <w:t>(artikel 1). Vidare att de åtgärder som vidtas inte får leda till en försämring av den nuvarande situationen beträffande bevarandet av de fågelarter som avses i artikel 1 (artikel 13). Fågeldirektivet är styrande för tillsynsansvariga myndigheters ärendehantering, ställningstaganden och beslutsfattande.</w:t>
-      </w:r>
-    </w:p>
-    <w:p>
-      <w:r>
-        <w:rPr>
-          <w:b/>
-        </w:rPr>
-        <w:t>Talltita (NT, §4)</w:t>
-      </w:r>
-      <w:r>
-        <w:t>, rödlistad som nära hotad och prioriterad art i Skogsvårdslagen, har häckningsrevir i anmälan. Arten har minskat kraftigt de senaste 30 åren och minskningstakten innevarande 10-årsperiod beräknas till 20 (10–30) %. Talltitan är synnerligen trogen sitt cirka 15 hektar stora revir och är beroende av flerskiktade olikåldriga skogar för att kunna föda upp sina ungar. Talltitan försvinner om dess livsmiljö kalavverkas (Eggers &amp; Low, 2014; Ekman, 1979; Griesser et al, 2007; Klein, 2020; Siffczyk et al, 2003; SLU Artdatabanken, 2021).</w:t>
-      </w:r>
-    </w:p>
-    <w:p>
-      <w:r>
-        <w:t>I BILAGA 1 finns mer detaljerad information om ekologi samt krav på livsmiljö hos fridlysta arter.</w:t>
-      </w:r>
-    </w:p>
-    <w:p>
-      <w:pPr>
-        <w:pStyle w:val="Heading2"/>
-      </w:pPr>
-      <w:r>
-        <w:t>Övriga naturvårdsarter</w:t>
-      </w:r>
-    </w:p>
-    <w:p>
-      <w:r>
-        <w:rPr>
-          <w:b/>
-        </w:rPr>
-        <w:t>Blanksvart spiklav (NT)</w:t>
-      </w:r>
-      <w:r>
-        <w:t xml:space="preserve"> förekommer på torr, hård, gammal kärnved men även på äldre ytved av tall i naturskogsartade bestånd med begränsad brandpåverkan och ostörd hydrologi. Skogsbruksåtgärder på eller i närheten av lokaler med blanksvart spiklav utgör ett hot. Naturskogsartade öppna tall- och barrblandskogar med blanksvart spiklav indikerar höga biologiska värden och bör bevaras (SLU Artdatabanken, 2024).</w:t>
-      </w:r>
-    </w:p>
-    <w:p>
-      <w:r>
-        <w:rPr>
-          <w:b/>
-        </w:rPr>
-        <w:t>Blågrå svartspik (NT)</w:t>
-      </w:r>
-      <w:r>
-        <w:t xml:space="preserve"> växer på torr, hård ved av gamla, solbelysta torrakor, högstubbar av tall och grova döda grenar på levande tallar i öppna bestånd av naturskogskaraktär. Nästan alltid rör det sig om tjärrika torrträd och högstubbar (töreved, keloträd) som kan vara en bra bit över hundra år, i vissa fall sannolikt hundratals år gamla. Skogsbruk är idag det allvarligaste hotet. Ett långsiktigt hot är att nybildningen av gamla torrakor och högstubbar är en långsam process vilken ofta är beroende av skogsbrand. Nytt substrat bildas numera sannolikt nästan inte alls då antalet naturliga skogsbränder har minskat drastiskt på grund av effektivare brandbekämpning. Döda träd som lämnas efter avverkning är inte lämpliga för arten, eftersom dessa träd inte varit utsatta för skogsbrand och bildat tjärrik ved. Skogsbruksåtgärder på eller i närheten av växtplatserna bör undvikas. Naturskogsartade skogar med förekomst av arten indikerar höga biologiska värden och bör bevaras. Blågrå svartspik har en mycket begränsad utbredning utanför de nordiska länderna varför dessa länder har ett speciellt ansvar för arten (SLU Artdatabanken, 2024).</w:t>
-      </w:r>
-    </w:p>
-    <w:p>
-      <w:r>
-        <w:rPr>
-          <w:b/>
-        </w:rPr>
-        <w:t xml:space="preserve">Blå taggsvamp (NT) </w:t>
-      </w:r>
-      <w:r>
-        <w:t xml:space="preserve">är en karaktärsart i såväl örtrika kalkbarrskogar som i torra sandtallskogar där det föreligger gammal skog med långvarig trädkontinuitet. Är sällsynt och mycket kravfull i södra och mellersta Sverige. Den hotas främst av skogsavverkning och tycks försvinna efter slutavverkning, markberedning och plantering. I kalkgranskogar verkar arten vara mycket känslig. Granskogar med arten bör formellt skydddas. Blå taggsvamp (NT) är typisk art för </w:t>
-      </w:r>
-      <w:r>
-        <w:rPr>
-          <w:i/>
-        </w:rPr>
-        <w:t>9010 Taiga</w:t>
-      </w:r>
-      <w:r>
-        <w:t xml:space="preserve"> (SLU Artdatabanken, 2024; Nitare &amp; Skogsstyrelsen, 2019).</w:t>
-      </w:r>
-    </w:p>
-    <w:p>
-      <w:r>
-        <w:rPr>
-          <w:b/>
-        </w:rPr>
-        <w:t>Bårdlav</w:t>
-      </w:r>
-      <w:r>
-        <w:t xml:space="preserve"> signalerar miljöer med höga naturvärden och på lokalerna finns vanligtvis många andra ovanliga och rödlistade arter. Den visar även på platser med hög och jämn luftfuktighet. På bårdlav och andra njurlavar (Nephroma) kan de sällsynta parasiterna </w:t>
-      </w:r>
-      <w:r>
-        <w:rPr>
-          <w:i/>
-        </w:rPr>
-        <w:t xml:space="preserve">Protounguicularia nephromatis </w:t>
-      </w:r>
-      <w:r>
-        <w:t xml:space="preserve">(VU) och </w:t>
-      </w:r>
-      <w:r>
-        <w:rPr>
-          <w:i/>
-        </w:rPr>
-        <w:t xml:space="preserve">Tremella nephromatis </w:t>
-      </w:r>
-      <w:r>
-        <w:t xml:space="preserve">(DD) påträffas. Bårdlav är typisk art för </w:t>
-      </w:r>
-      <w:r>
-        <w:rPr>
-          <w:i/>
-        </w:rPr>
-        <w:t xml:space="preserve">9010 Taiga, 9020 Nordlig ädellövskog, 9070 Trädklädd betesmark, 9110 Näringsfattig bokskog, 9160 Näringsrik ekskog, 9180 Ädellövskog i branter </w:t>
-      </w:r>
-      <w:r>
-        <w:t>och</w:t>
-      </w:r>
-      <w:r>
-        <w:rPr>
-          <w:i/>
-        </w:rPr>
-        <w:t xml:space="preserve"> 9190 Näringsfattig ekskog</w:t>
-      </w:r>
-      <w:r>
-        <w:t xml:space="preserve"> (SLU Artdatabanken, 2026; Nitare &amp; Skogsstyrelsen, 2019).</w:t>
-      </w:r>
-    </w:p>
-    <w:p>
-      <w:r>
-        <w:rPr>
-          <w:b/>
-        </w:rPr>
-        <w:t>Dropptaggsvamp (NT)</w:t>
-      </w:r>
-      <w:r>
-        <w:t xml:space="preserve"> bildar mykorrhiza med tall, främst i barrskog med trädkontinuitet, i magra, torra och ljusöppna lavtallskogar och i barrblandskogar med friskmossor och lingon i fältskiktet. Den totala populationen i landet har minskat och bedöms fortsätta minska till följd av slutavverkningar av tallskog. Det är högst oklart om arten långsiktigt kan etablera och reproducera sig i skogsbestånd som brukas med trakthyggesmetoder, markberedning, gödsling eller föryngring med förädlat plantmaterial. Uppfyller kriterierna för att bli rödlistad på grund av ny kunskap som visar att en större andel av populationen än tidigare bedömt är knuten till kontinuitetsbarrskog. Minskningstakten för den svenska populationen bedöms vara nära gränsvärdet för Sårbar (VU). Dropptaggsvamp är typisk art för </w:t>
-      </w:r>
-      <w:r>
-        <w:rPr>
-          <w:i/>
-        </w:rPr>
-        <w:t xml:space="preserve">9010 Taiga </w:t>
-      </w:r>
-      <w:r>
-        <w:t>(SLU Artdatabanken, 2026).</w:t>
-      </w:r>
-    </w:p>
-    <w:p>
-      <w:r>
-        <w:rPr>
-          <w:b/>
-        </w:rPr>
-        <w:t>Dvärgbägarlav (NT)</w:t>
-      </w:r>
-      <w:r>
-        <w:t xml:space="preserve"> förekommer över hela Sverige på gammal hård ved, huvudsakligen på tall men i södra Sverige även på ek. Veden utgörs framförallt av grova stubbar, lågor och grenar. Substratet har blivit sällsyntare och nybildning av substrat sker bara i begränsad omfattning. Arten hotas av att grova lågor blir allt sällsyntare i dagens kulturskogar samt att nybildningen av lämpliga substrat går mycket långsamt. En riklig tillgång på gamla tall- eller eklågor måste säkerställas på artens lokaler. Dvärgbägarlav är typisk art för </w:t>
-      </w:r>
-      <w:r>
-        <w:rPr>
-          <w:i/>
-        </w:rPr>
-        <w:t>9010 Taiga</w:t>
-      </w:r>
-      <w:r>
-        <w:t xml:space="preserve"> (SLU Artdatabanken, 2024; Nitare &amp; Skogsstyrelsen, 2019).</w:t>
-      </w:r>
-    </w:p>
-    <w:p>
-      <w:r>
-        <w:rPr>
-          <w:b/>
-        </w:rPr>
-        <w:t>Garnlav (VU)</w:t>
-      </w:r>
-      <w:r>
-        <w:t xml:space="preserve"> är en utpräglad barrskogsart som ibland kan drapera träden i norrländska grannaturskogar med hög luftfuktighet. Den förekommer även i talldominerade bestånd där den, förutom i trädens grenverk, påträffas hängande över ojämnheter i tallbarken. Arten har minskat starkt i södra och mellersta Sverige och den minskar även i sitt nordliga utbredningsområde. Minskningstakten uppgår till 30 (20–50) % inom 50 år och överstiger gränsvärdet för Sårbar (VU). Orsaken till tillbakagången beror främst på slutavverkningar av naturskogsartade skogar. Bestånd med riklig förekomst bör regelmässigt sparas, vilket även gynnar flera andra sällsynta och rödlistade arter. Garnlav är värdväxt för den mycket sällsynta och akut hotade fjärilen barrskogslavfly (CR) som hör hemma i boreala barrskogar med riklig förekomst av värdväxten. Tidigare kunde arten konstateras årligen på flera platser vid Dala-Floda i Dalarna innan lokalerna kalavverkades. Senaste fyndet i landet av barrskogslavfly är från år 2000 då den påträffades vid Högberget i Sollefteå kommun. Garnlav är typisk art för </w:t>
-      </w:r>
-      <w:r>
-        <w:rPr>
-          <w:i/>
-        </w:rPr>
-        <w:t xml:space="preserve">9010 Taiga </w:t>
-      </w:r>
-      <w:r>
-        <w:t>och</w:t>
-      </w:r>
-      <w:r>
-        <w:rPr>
-          <w:i/>
-        </w:rPr>
-        <w:t xml:space="preserve"> 9070 Trädklädd betesmark</w:t>
-      </w:r>
-      <w:r>
-        <w:t xml:space="preserve"> (SLU Artdatabanken, 2026).</w:t>
-      </w:r>
-    </w:p>
-    <w:p>
-      <w:r>
-        <w:rPr>
-          <w:b/>
-        </w:rPr>
-        <w:t>Knottrig blåslav (NT)</w:t>
-      </w:r>
-      <w:r>
-        <w:t xml:space="preserve"> har sin huvudutbredning i gamla granskogar i det övre barrskogsbältet mot fjällen. Den signalerar alltid höga naturvärden och växer i skogar med lång kontinuitet, mest i opåverkade naturskogsbestånd. Arten överlever inte en slutavverkning (inklusive hänsyn) och den finns idag enbart i kontinuitetsskog. Lavens fortsatta förekomst bör säkerställas genom att lokaler med äldre barrskog skyddas. Knottrig blåslav är typisk art för </w:t>
-      </w:r>
-      <w:r>
-        <w:rPr>
-          <w:i/>
-        </w:rPr>
-        <w:t xml:space="preserve">9010 Taiga </w:t>
-      </w:r>
-      <w:r>
-        <w:t>och</w:t>
-      </w:r>
-      <w:r>
-        <w:rPr>
-          <w:i/>
-        </w:rPr>
-        <w:t xml:space="preserve"> 9040 Fjällbjörkskog</w:t>
-      </w:r>
-    </w:p>
-    <w:p>
-      <w:r>
-        <w:t>(SLU Artdatabanken, 2024; Nitare &amp; Skogsstyrelsen, 2019).</w:t>
-      </w:r>
-    </w:p>
-    <w:p>
-      <w:r>
-        <w:rPr>
-          <w:b/>
-        </w:rPr>
-        <w:t>Lunglav (NT)</w:t>
-      </w:r>
-      <w:r>
-        <w:t xml:space="preserve"> är en av vårt lands främsta signalarter som överallt indikerar gamla lövträd, skogsbestånd med höga naturvärden och ekosystem med långskoglig kontinuitet. Lokalt kan förekomsten vara mycket riklig men den hittas nästan enbart i gamla och ej slutavverkade skogar. Artens samtliga förekomster bör uppmärksammas från naturvårdssynpunkt, då många lokaler även hyser andra ovanliga och rödlistade arter. Rikliga förekomster bör skyddas med biotopskydd, frivilliga avsättningar eller reservat. På lunglav kan de sällsynta lavparasiterna lunglavshårprick (CR), </w:t>
-      </w:r>
-      <w:r>
-        <w:rPr>
-          <w:i/>
-        </w:rPr>
-        <w:t>Abrothallus diederichii</w:t>
-      </w:r>
-      <w:r>
-        <w:t xml:space="preserve"> (VU), </w:t>
-      </w:r>
-      <w:r>
-        <w:rPr>
-          <w:i/>
-        </w:rPr>
-        <w:t>Abrothallus lobariae</w:t>
-      </w:r>
-      <w:r>
-        <w:t xml:space="preserve"> (VU), </w:t>
-      </w:r>
-      <w:r>
-        <w:rPr>
-          <w:i/>
-        </w:rPr>
-        <w:t>Calycina lobariae</w:t>
-      </w:r>
-      <w:r>
-        <w:t xml:space="preserve"> (VU), lunglavsknapp (VU) och skrovelmössing (VU) påträffas. Lunglav är typisk art för </w:t>
-      </w:r>
-      <w:r>
-        <w:rPr>
-          <w:i/>
-        </w:rPr>
-        <w:t>9010 Taiga, 9020 Nordlig ädellövskog, 9110 Näringsfattig bokskog, 9130 Näringsrik bokskog, 9160 Näringsrik ekskog, 9180 Ädellövskog i branter, 9190 Näringsfattig ekskog, 9070 Trädklädd betesmark, 9040 Fjällbjörkskog</w:t>
-      </w:r>
-      <w:r>
-        <w:t xml:space="preserve"> och</w:t>
-      </w:r>
-      <w:r>
-        <w:rPr>
-          <w:i/>
-        </w:rPr>
-        <w:t xml:space="preserve"> 6530 Lövängar</w:t>
-      </w:r>
-      <w:r>
-        <w:t xml:space="preserve"> (SLU Artdatabanken, 2026; Nitare &amp; Skogsstyrelsen, 2019).</w:t>
-      </w:r>
-    </w:p>
-    <w:p>
-      <w:r>
-        <w:rPr>
-          <w:b/>
-        </w:rPr>
-        <w:t>Mörk kolflarnlav (NT)</w:t>
-      </w:r>
-      <w:r>
-        <w:t xml:space="preserve"> är brandberoende och växer nästan uteslutande på kolad hård kärnved av tall. Arten förekommer främst i glesa, öppna tall- och blandbarrskogar av naturskogskaraktär och etableringen verkar ske sent efter brand, kanske först efter 100–300 år. Mörk kolflarnlav indikerar skog med höga naturvärden och vanligast är att den påträffas på rester av nedbrunna torrakor och högstubbar och lågstubbar som är så grova att hela innandömet är urbränt. Tall- och blandbarrskogar av naturskogskaraktär med spår av återkommande bränder hyser höga biologiska värden och bör skyddas (SLU Artdatabanken, 2024).</w:t>
-      </w:r>
-    </w:p>
-    <w:p>
-      <w:r>
-        <w:rPr>
-          <w:b/>
-        </w:rPr>
-        <w:t xml:space="preserve">Orange taggsvamp (NT) </w:t>
-      </w:r>
-      <w:r>
-        <w:t xml:space="preserve">bildar mykorrhiza med både gran och tall och den förekommer främst i äldre barrskogar med kontinuitetsskogskaraktär. Mest frekvent är den i äldre mossrik granskog, men då bara i skogar inom granens naturliga utbredningsområde och i bestånd med långvarig grankontinuitet. Den totala populationen i landet bedöms ha minskat kraftigt och fortsatt kommer att minska då arten är knuten till en produktiv skogsmiljö som successivt avverkas. Arten hotas främst av skogsavverkning och tycks försvinna efter slutavverkning, markberedning och plantering och det är inte känt att arten har återkommit i anlagd skog på tidigare kalmark. Orange taggsvamp är typisk art för </w:t>
-      </w:r>
-      <w:r>
-        <w:rPr>
-          <w:i/>
-        </w:rPr>
-        <w:t>9010 Taiga</w:t>
-      </w:r>
-      <w:r>
-        <w:t xml:space="preserve"> (SLU Artdatabanken, 2024).</w:t>
-      </w:r>
-    </w:p>
-    <w:p>
-      <w:r>
-        <w:rPr>
-          <w:b/>
-        </w:rPr>
-        <w:t>Rosenticka (NT)</w:t>
-      </w:r>
-      <w:r>
-        <w:t xml:space="preserve">, rödlistad som nära hotad, ingår i en karaktäristisk association av vedsvampar som växer på gamla, grova granlågor i urskogsartade barrskogar. Den är placerad i toppen av Skogsstyrelsens värdepyramid för bedömning av skog med höga naturvärden och indikerar ett granskogsekosystem med långvarig kontinuitet av grova lågor. Artens beroende av grova granlågor innebär att alla skogsskötselåtgärder på eller i omedelbar närhet av lokalerna utgör ett hot på lång sikt. Det är angeläget att populationerna inte ytterligare glesas ut och ett tillräckligt antal områden där arten nu finns måste sparas för framtiden. Rosenticka är typisk art för </w:t>
-      </w:r>
-      <w:r>
-        <w:rPr>
-          <w:i/>
-        </w:rPr>
-        <w:t xml:space="preserve">9010 Taiga </w:t>
-      </w:r>
-      <w:r>
-        <w:t xml:space="preserve">och </w:t>
-      </w:r>
-      <w:r>
-        <w:rPr>
-          <w:i/>
-        </w:rPr>
-        <w:t>9050 Näringsrik granskog</w:t>
-      </w:r>
-      <w:r>
-        <w:t xml:space="preserve"> (Nitare &amp; Skogsstyrelsen, 2019; SLU Artdatabanken, 2024).</w:t>
-      </w:r>
-    </w:p>
-    <w:p>
-      <w:r>
-        <w:rPr>
-          <w:b/>
-        </w:rPr>
-        <w:t xml:space="preserve">Rödgul trumpetsvamp </w:t>
-      </w:r>
-      <w:r>
-        <w:t>signalerar kalkrika barrsumpskogar eller avgränsade små mineralrika ytor i barrskogslandskapet, vilka normalt har höga naturvärden. I urbergsbygder är den en bra signalart på känsliga skogsbiotoper (Nitare &amp; Skogsstyrelsen, 2019).</w:t>
-      </w:r>
-    </w:p>
-    <w:p>
-      <w:r>
-        <w:rPr>
-          <w:b/>
-        </w:rPr>
-        <w:t xml:space="preserve">Skarp dropptaggsvamp (NT) </w:t>
-      </w:r>
-      <w:r>
-        <w:t>bildar mykorrhiza med både gran och tall, främst i barrskogar med trädkontinuitet. Arten uppträder dels i näringsrik kalkbarrskog och dels i sur lavtallskog. Kalkbarrskogarna är ofta grandominerade, olikåldriga och skiktade på frisk mark med ett örtrikt vegetationsskikt. Lavtallskogarna är i regel magra, torra, ljusöppna och ofta brandpräglade. Den totala populationen i landet har minskat och bedöms fortsätta minska till följd av avverkning av äldre barrskogar. Arten har begränsad förmåga att återetablera sig efter slutavverkning eller andra storskaliga skogsbruksåtgärder. Det saknas indikationer på att arten långsiktigt kan etablera eller reproducera sig i skogsbestånd som brukas med metoder som trakthyggesbruk, markberedning, gödsling eller föryngring med förädlat plantmaterial. Minskningstakten för den svenska populationen bedöms vara nära gränsvärdet för Sårbar (VU) (SLU Artdatabanken, 2026).</w:t>
-      </w:r>
-    </w:p>
-    <w:p>
-      <w:r>
-        <w:rPr>
-          <w:b/>
-        </w:rPr>
-        <w:t xml:space="preserve">Skrovlig taggsvamp (VU) </w:t>
-      </w:r>
-      <w:r>
-        <w:t>bildar mykorrhiza med tall i äldre tallskog, framför allt på tallhed. Den växer huvudsakligen i äldre barrskog som hotas av slutavverkning. Genom att äldre barrskogar och naturskogar blir allt sällsyntare, missgynnas arten av skogsbruk. Arten ingår i ett åtgärdsprogram för hotade arter (ÅGP) och en långsiktig tillgång till svampens värdträd behöver säkras genom att växtplatserna undantas från avverkning. Skrovlig taggsvamp är globalt rödlistad som nära hotad (NT) vilket innebär att Sverige har ett internationellt ansvar för arten (IUCN, 2025; SLU Artdatabanken, 2026; Nitare, 2006).</w:t>
-      </w:r>
-    </w:p>
-    <w:p>
-      <w:r>
-        <w:rPr>
-          <w:b/>
-        </w:rPr>
-        <w:t>Stuplav</w:t>
-      </w:r>
-      <w:r>
-        <w:t xml:space="preserve"> är en mycket bra signalart i hela sitt utbredningsområde och förekommer nästan enbart i skogsmiljöer med höga naturvärden. Den indikerar långvarig förekomst av gamla lövträd och miljöer med konstant hög luftfuktighet. I skogar med suboceaniskt klimat finns det en mycket sällsynt parasit, njurlavsknapp </w:t>
-      </w:r>
-      <w:r>
-        <w:rPr>
-          <w:i/>
-        </w:rPr>
-        <w:t>Pletocarpon nephromeum</w:t>
-      </w:r>
-      <w:r>
-        <w:t xml:space="preserve"> (EN), som växer på stuplav. Ytterligare tre sällsynta lavparasiter, </w:t>
-      </w:r>
-      <w:r>
-        <w:rPr>
-          <w:i/>
-        </w:rPr>
-        <w:t>Protounguicularia nephromatis</w:t>
-      </w:r>
-      <w:r>
-        <w:t xml:space="preserve"> (VU), </w:t>
-      </w:r>
-      <w:r>
-        <w:rPr>
-          <w:i/>
-        </w:rPr>
-        <w:t>Refractohilum galligenum</w:t>
-      </w:r>
-      <w:r>
-        <w:t xml:space="preserve"> (NT) och </w:t>
-      </w:r>
-      <w:r>
-        <w:rPr>
-          <w:i/>
-        </w:rPr>
-        <w:t>Roselliniella nephromatis</w:t>
-      </w:r>
-      <w:r>
-        <w:t xml:space="preserve"> (DD), kan också påträffas på stuplav. Stuplav är typisk art för </w:t>
-      </w:r>
-      <w:r>
-        <w:rPr>
-          <w:i/>
-        </w:rPr>
-        <w:t>9010 Taiga</w:t>
-      </w:r>
-      <w:r>
-        <w:t xml:space="preserve"> (SLU Artdatabanken, 2026; Nitare &amp; Skogsstyrelsen, 2019).</w:t>
-      </w:r>
-    </w:p>
-    <w:p>
-      <w:r>
-        <w:rPr>
-          <w:b/>
-        </w:rPr>
-        <w:t>Ullticka (NT)</w:t>
-      </w:r>
-      <w:r>
-        <w:t xml:space="preserve"> är knuten till restbestånd av barrnaturskog och förekommer med ett tydligt optimum i orörda eller måttligt påverkade gamla granskogar där det föreligger viss kontinuitet av grov död ved. Ullticka är en bra signalart inom hela sitt utbredningsområde och i södra Sverige är den sällsynt och en god signalart för skyddsvärda granskogsmiljöer. Den hotas av avverkning och fragmentering av naturskog och äldre granskog med lång trädkontinuitet. På ullticka kan ibland ulltickeporing (VU) påträffas - det är en sällsynt ticka som nyligen delats upp i de tre olika arterna ulltickeporing </w:t>
-      </w:r>
-      <w:r>
-        <w:rPr>
-          <w:i/>
-        </w:rPr>
-        <w:t xml:space="preserve">Skeletocutis brevispora </w:t>
-      </w:r>
-      <w:r>
-        <w:t>(VU)</w:t>
-      </w:r>
-      <w:r>
-        <w:rPr>
-          <w:i/>
-        </w:rPr>
-        <w:t>, Skeletocutis delicata</w:t>
-      </w:r>
-      <w:r>
-        <w:t xml:space="preserve"> (VU)</w:t>
-      </w:r>
-      <w:r>
-        <w:rPr>
-          <w:i/>
-        </w:rPr>
-        <w:t xml:space="preserve"> och Skeletocutis exilis</w:t>
-      </w:r>
-      <w:r>
-        <w:t xml:space="preserve"> (NT). Ullticka är typisk art för </w:t>
-      </w:r>
-      <w:r>
-        <w:rPr>
-          <w:i/>
-        </w:rPr>
-        <w:t xml:space="preserve">9010 Taiga, 9050 Näringsrik granskog </w:t>
-      </w:r>
-      <w:r>
-        <w:t xml:space="preserve">och </w:t>
-      </w:r>
-      <w:r>
-        <w:rPr>
-          <w:i/>
-        </w:rPr>
-        <w:t>9030 Landhöjningsskog</w:t>
-      </w:r>
-      <w:r>
-        <w:t xml:space="preserve"> (SLU Artdatabanken, 2026; Nitare &amp; Skogsstyrelsen, 2019; Miettinen &amp; Niemelä, 2018).</w:t>
-      </w:r>
-    </w:p>
-    <w:p>
-      <w:r>
-        <w:rPr>
-          <w:b/>
-        </w:rPr>
-        <w:t>Vedflamlav (NT)</w:t>
-      </w:r>
-      <w:r>
-        <w:t xml:space="preserve"> växer på gammal hård och torr, exponerad kärnved av tall, främst på högstubbar i ljusöppna lägen, t.ex. vid och på myrar, sjökanter, i glesa hällmarkskogar och i brandpräglade tallnaturskogar. Substratet nyskapas i begränsad omfattning och arten är en utmärkt indikator på höga naturvärden i denna skogstyp. Tall- och barrblandskogar med naturskogskaraktär och spår av bränder har ofta höga biologiska värden och bör skyddas. På vedflamlavens bål kan den sällsynta spiklaven/parasiten </w:t>
-      </w:r>
-      <w:r>
-        <w:rPr>
-          <w:i/>
-        </w:rPr>
-        <w:t>Calicium ramboldiicola</w:t>
-      </w:r>
-      <w:r>
-        <w:t xml:space="preserve"> (VU) påträffas (SLU Artdatabanken, 2026).</w:t>
-      </w:r>
-    </w:p>
-    <w:p>
-      <w:r>
-        <w:rPr>
-          <w:b/>
-        </w:rPr>
-        <w:t>Vedskivlav (NT)</w:t>
-      </w:r>
-      <w:r>
-        <w:t xml:space="preserve"> växer på gammal, torr, exponerad, hård kärnved av framförallt tall i naturskogsartade bestånd. Avverkning av tallskog av naturskogskaraktär med spår av återkommande bränder är ett hot. Mängden lämplig ved att växa på för vedskivlav minskar, dels på grund av naturlig nedbrytning men framförallt på grund av att de förstörs i samband med slutavverkningar, gallringar och markberedning. Tall- och blandbarrskogar av naturskogskaraktär med spår av återkommande bränder bör skyddas. Vedskivlav är typisk art för </w:t>
-      </w:r>
-      <w:r>
-        <w:rPr>
-          <w:i/>
-        </w:rPr>
-        <w:t>9010 Taiga</w:t>
-      </w:r>
-      <w:r>
-        <w:t xml:space="preserve"> (SLU Artdatabanken, 2024).</w:t>
-      </w:r>
-    </w:p>
-    <w:p>
-      <w:r>
-        <w:rPr>
-          <w:b/>
-        </w:rPr>
-        <w:t>Violettgrå tagellav (NT)</w:t>
-      </w:r>
-      <w:r>
-        <w:t xml:space="preserve"> växer nästan uteslutande i gamla olikåldriga barrnaturskogar med lång skoglig kontinuitet och är en utmärkt signal på skog med höga naturvärden. Slutavverkning av tidigare aldrig slutavverkad skog (kontinuitetsskog) är det största hotet. Biotopen nyskapas i begränsad omfattning och barrskog äldre än 160 år, där den violettgrå tagellaven huvudsakligen påträffas har minskat med 50% de senaste 50 åren. Lågproduktiv skogsmark där laven förekommer bör undantas från skogsbruk och rika förekomster i äldre granskog bör skyddas. Arten är känslig för uttorkning och det är väsentligt att tillräckligt stora bestånd avsätts. Violettgrå tagellav är typisk art för </w:t>
-      </w:r>
-      <w:r>
-        <w:rPr>
-          <w:i/>
-        </w:rPr>
-        <w:t>9010 Taiga</w:t>
-      </w:r>
-      <w:r>
-        <w:t xml:space="preserve"> (SLU Artdatabanken, 2024; Nitare &amp; Skogsstyrelsen, 2019).</w:t>
       </w:r>
     </w:p>
     <w:p>
@@ -1347,7 +1329,7 @@
     <w:r>
       <w:tab/>
       <w:tab/>
-      <w:t>2026-06-20</w:t>
+      <w:t>2026-06-21</w:t>
       <w:br/>
       <w:br/>
     </w:r>

--- a/tillsyn/A 6809-2026 tillsynsbegäran.docx
+++ b/tillsyn/A 6809-2026 tillsynsbegäran.docx
@@ -1329,7 +1329,7 @@
     <w:r>
       <w:tab/>
       <w:tab/>
-      <w:t>2026-06-21</w:t>
+      <w:t>2026-06-22</w:t>
       <w:br/>
       <w:br/>
     </w:r>
